--- a/DA21_Plan_Investissement_Analyse.docx
+++ b/DA21_Plan_Investissement_Analyse.docx
@@ -23,9 +23,9 @@
         <w:rPr>
           <w:b/>
           <w:color w:val="C8A440"/>
-          <w:sz w:val="32"/>
+          <w:sz w:val="30"/>
         </w:rPr>
-        <w:t>PLAN D'INVESTISSEMENT DÉTAILLÉ</w:t>
+        <w:t>PLAN D'INVESTISSEMENT DÉTAILLÉ &amp; CAHIER DES TRAVAUX</w:t>
       </w:r>
     </w:p>
     <w:p>
@@ -35,28 +35,15 @@
       <w:r>
         <w:rPr>
           <w:color w:val="555555"/>
-          <w:sz w:val="22"/>
+          <w:sz w:val="21"/>
         </w:rPr>
-        <w:t>Programme GO SIYAHA – Volet soutien à l'investissement (Istitmar) — Édition 2026</w:t>
-      </w:r>
-    </w:p>
-    <w:p>
-      <w:pPr>
-        <w:jc w:val="center"/>
-      </w:pPr>
-      <w:r>
-        <w:rPr>
-          <w:i/>
-          <w:color w:val="555555"/>
-          <w:sz w:val="20"/>
-        </w:rPr>
-        <w:t>Document d'analyse — ICE 003934997000054</w:t>
+        <w:t>Programme GO SIYAHA – Istitmar 2026  |  ICE 003934997000054</w:t>
       </w:r>
     </w:p>
     <w:p/>
     <w:p>
       <w:pPr>
-        <w:spacing w:after="120" w:before="200"/>
+        <w:spacing w:before="240" w:after="120"/>
       </w:pPr>
       <w:r>
         <w:rPr>
@@ -64,44 +51,7 @@
           <w:color w:val="1B3A28"/>
           <w:sz w:val="30"/>
         </w:rPr>
-        <w:t>1. Présentation synthétique du projet</w:t>
-      </w:r>
-    </w:p>
-    <w:p>
-      <w:pPr>
-        <w:spacing w:after="80"/>
-      </w:pPr>
-      <w:r>
-        <w:rPr>
-          <w:b w:val="0"/>
-          <w:sz w:val="21"/>
-        </w:rPr>
-        <w:t>Complexe d'animation touristique intégré sur 1 hectare, implanté dans une oliveraie adulte à 25 minutes de Marrakech, combinant trois offres d'animation : balades e-bike / Fatbike, paintball (jour et nocturne UV) et ateliers de cuisine marocaine. Une tente caïdale climatisée sert d'espace de restauration des ateliers ; une piscine constitue une prestation complémentaire de détente (financée hors programme primé).</w:t>
-      </w:r>
-    </w:p>
-    <w:p>
-      <w:pPr>
-        <w:spacing w:after="80"/>
-      </w:pPr>
-      <w:r>
-        <w:rPr>
-          <w:b w:val="0"/>
-          <w:sz w:val="21"/>
-        </w:rPr>
-        <w:t>Démarrage de l'exploitation prévu en juin 2027 : l'année 2026 et le premier semestre 2027 sont consacrés à la construction et à l'équipement. Chiffre d'affaires inscrit intégralement en « Animation ».</w:t>
-      </w:r>
-    </w:p>
-    <w:p>
-      <w:pPr>
-        <w:spacing w:after="120" w:before="200"/>
-      </w:pPr>
-      <w:r>
-        <w:rPr>
-          <w:b/>
-          <w:color w:val="1B3A28"/>
-          <w:sz w:val="30"/>
-        </w:rPr>
-        <w:t>2. Programme d'investissement primable (assiette de la prime)</w:t>
+        <w:t>1. Programme d'investissement primable (assiette de la prime)</w:t>
       </w:r>
     </w:p>
     <w:tbl>
@@ -120,7 +70,7 @@
       <w:tr>
         <w:tc>
           <w:tcPr>
-            <w:tcW w:type="dxa" w:w="5386"/>
+            <w:tcW w:type="dxa" w:w="5443"/>
             <w:shd w:fill="1B3A28"/>
           </w:tcPr>
           <w:p>
@@ -137,7 +87,7 @@
         </w:tc>
         <w:tc>
           <w:tcPr>
-            <w:tcW w:type="dxa" w:w="1474"/>
+            <w:tcW w:type="dxa" w:w="1361"/>
             <w:shd w:fill="1B3A28"/>
           </w:tcPr>
           <w:p>
@@ -154,24 +104,7 @@
         </w:tc>
         <w:tc>
           <w:tcPr>
-            <w:tcW w:type="dxa" w:w="1247"/>
-            <w:shd w:fill="1B3A28"/>
-          </w:tcPr>
-          <w:p>
-            <w:r/>
-            <w:r>
-              <w:rPr>
-                <w:b/>
-                <w:color w:val="FFFFFF"/>
-                <w:sz w:val="19"/>
-              </w:rPr>
-              <w:t>TVA 20%</w:t>
-            </w:r>
-          </w:p>
-        </w:tc>
-        <w:tc>
-          <w:tcPr>
-            <w:tcW w:type="dxa" w:w="1474"/>
+            <w:tcW w:type="dxa" w:w="1361"/>
             <w:shd w:fill="1B3A28"/>
           </w:tcPr>
           <w:p>
@@ -186,11 +119,28 @@
             </w:r>
           </w:p>
         </w:tc>
+        <w:tc>
+          <w:tcPr>
+            <w:tcW w:type="dxa" w:w="1020"/>
+            <w:shd w:fill="1B3A28"/>
+          </w:tcPr>
+          <w:p>
+            <w:r/>
+            <w:r>
+              <w:rPr>
+                <w:b/>
+                <w:color w:val="FFFFFF"/>
+                <w:sz w:val="19"/>
+              </w:rPr>
+              <w:t>% projet</w:t>
+            </w:r>
+          </w:p>
+        </w:tc>
       </w:tr>
       <w:tr>
         <w:tc>
           <w:tcPr>
-            <w:tcW w:type="dxa" w:w="5386"/>
+            <w:tcW w:type="dxa" w:w="5443"/>
           </w:tcPr>
           <w:p>
             <w:r/>
@@ -205,7 +155,7 @@
         </w:tc>
         <w:tc>
           <w:tcPr>
-            <w:tcW w:type="dxa" w:w="1474"/>
+            <w:tcW w:type="dxa" w:w="1361"/>
           </w:tcPr>
           <w:p>
             <w:pPr>
@@ -217,13 +167,13 @@
                 <w:b/>
                 <w:sz w:val="19"/>
               </w:rPr>
-              <w:t>145 833</w:t>
+              <w:t>91 667</w:t>
             </w:r>
           </w:p>
         </w:tc>
         <w:tc>
           <w:tcPr>
-            <w:tcW w:type="dxa" w:w="1247"/>
+            <w:tcW w:type="dxa" w:w="1361"/>
           </w:tcPr>
           <w:p>
             <w:pPr>
@@ -235,13 +185,13 @@
                 <w:b/>
                 <w:sz w:val="19"/>
               </w:rPr>
-              <w:t>29 167</w:t>
+              <w:t>110 000</w:t>
             </w:r>
           </w:p>
         </w:tc>
         <w:tc>
           <w:tcPr>
-            <w:tcW w:type="dxa" w:w="1474"/>
+            <w:tcW w:type="dxa" w:w="1020"/>
           </w:tcPr>
           <w:p>
             <w:pPr>
@@ -253,7 +203,7 @@
                 <w:b/>
                 <w:sz w:val="19"/>
               </w:rPr>
-              <w:t>175 000</w:t>
+              <w:t>10,1 %</w:t>
             </w:r>
           </w:p>
         </w:tc>
@@ -261,7 +211,7 @@
       <w:tr>
         <w:tc>
           <w:tcPr>
-            <w:tcW w:type="dxa" w:w="5386"/>
+            <w:tcW w:type="dxa" w:w="5443"/>
           </w:tcPr>
           <w:p>
             <w:r/>
@@ -275,7 +225,7 @@
         </w:tc>
         <w:tc>
           <w:tcPr>
-            <w:tcW w:type="dxa" w:w="1474"/>
+            <w:tcW w:type="dxa" w:w="1361"/>
           </w:tcPr>
           <w:p>
             <w:pPr>
@@ -292,24 +242,7 @@
         </w:tc>
         <w:tc>
           <w:tcPr>
-            <w:tcW w:type="dxa" w:w="1247"/>
-          </w:tcPr>
-          <w:p>
-            <w:pPr>
-              <w:jc w:val="right"/>
-            </w:pPr>
-            <w:r/>
-            <w:r>
-              <w:rPr>
-                <w:sz w:val="19"/>
-              </w:rPr>
-              <w:t>18 333</w:t>
-            </w:r>
-          </w:p>
-        </w:tc>
-        <w:tc>
-          <w:tcPr>
-            <w:tcW w:type="dxa" w:w="1474"/>
+            <w:tcW w:type="dxa" w:w="1361"/>
           </w:tcPr>
           <w:p>
             <w:pPr>
@@ -324,25 +257,9 @@
             </w:r>
           </w:p>
         </w:tc>
-      </w:tr>
-      <w:tr>
         <w:tc>
           <w:tcPr>
-            <w:tcW w:type="dxa" w:w="5386"/>
-          </w:tcPr>
-          <w:p>
-            <w:r/>
-            <w:r>
-              <w:rPr>
-                <w:sz w:val="19"/>
-              </w:rPr>
-              <w:t xml:space="preserve">  · Puits — forage + génie civil (hors pompe)</w:t>
-            </w:r>
-          </w:p>
-        </w:tc>
-        <w:tc>
-          <w:tcPr>
-            <w:tcW w:type="dxa" w:w="1474"/>
+            <w:tcW w:type="dxa" w:w="1020"/>
           </w:tcPr>
           <w:p>
             <w:pPr>
@@ -353,41 +270,6 @@
               <w:rPr>
                 <w:sz w:val="19"/>
               </w:rPr>
-              <w:t>54 167</w:t>
-            </w:r>
-          </w:p>
-        </w:tc>
-        <w:tc>
-          <w:tcPr>
-            <w:tcW w:type="dxa" w:w="1247"/>
-          </w:tcPr>
-          <w:p>
-            <w:pPr>
-              <w:jc w:val="right"/>
-            </w:pPr>
-            <w:r/>
-            <w:r>
-              <w:rPr>
-                <w:sz w:val="19"/>
-              </w:rPr>
-              <w:t>10 833</w:t>
-            </w:r>
-          </w:p>
-        </w:tc>
-        <w:tc>
-          <w:tcPr>
-            <w:tcW w:type="dxa" w:w="1474"/>
-          </w:tcPr>
-          <w:p>
-            <w:pPr>
-              <w:jc w:val="right"/>
-            </w:pPr>
-            <w:r/>
-            <w:r>
-              <w:rPr>
-                <w:sz w:val="19"/>
-              </w:rPr>
-              <w:t>65 000</w:t>
             </w:r>
           </w:p>
         </w:tc>
@@ -395,7 +277,7 @@
       <w:tr>
         <w:tc>
           <w:tcPr>
-            <w:tcW w:type="dxa" w:w="5386"/>
+            <w:tcW w:type="dxa" w:w="5443"/>
           </w:tcPr>
           <w:p>
             <w:r/>
@@ -404,13 +286,13 @@
                 <w:b/>
                 <w:sz w:val="19"/>
               </w:rPr>
-              <w:t>AMÉNAGEMENT &amp; AGENCEMENT</w:t>
+              <w:t>AMÉNAGEMENT &amp; AGENCEMENT (y compris infrastructure)</w:t>
             </w:r>
           </w:p>
         </w:tc>
         <w:tc>
           <w:tcPr>
-            <w:tcW w:type="dxa" w:w="1474"/>
+            <w:tcW w:type="dxa" w:w="1361"/>
           </w:tcPr>
           <w:p>
             <w:pPr>
@@ -422,13 +304,13 @@
                 <w:b/>
                 <w:sz w:val="19"/>
               </w:rPr>
-              <w:t>258 333</w:t>
+              <w:t>341 667</w:t>
             </w:r>
           </w:p>
         </w:tc>
         <w:tc>
           <w:tcPr>
-            <w:tcW w:type="dxa" w:w="1247"/>
+            <w:tcW w:type="dxa" w:w="1361"/>
           </w:tcPr>
           <w:p>
             <w:pPr>
@@ -440,13 +322,13 @@
                 <w:b/>
                 <w:sz w:val="19"/>
               </w:rPr>
-              <w:t>51 667</w:t>
+              <w:t>410 000</w:t>
             </w:r>
           </w:p>
         </w:tc>
         <w:tc>
           <w:tcPr>
-            <w:tcW w:type="dxa" w:w="1474"/>
+            <w:tcW w:type="dxa" w:w="1020"/>
           </w:tcPr>
           <w:p>
             <w:pPr>
@@ -458,7 +340,7 @@
                 <w:b/>
                 <w:sz w:val="19"/>
               </w:rPr>
-              <w:t>310 000</w:t>
+              <w:t>37,6 %</w:t>
             </w:r>
           </w:p>
         </w:tc>
@@ -466,7 +348,7 @@
       <w:tr>
         <w:tc>
           <w:tcPr>
-            <w:tcW w:type="dxa" w:w="5386"/>
+            <w:tcW w:type="dxa" w:w="5443"/>
           </w:tcPr>
           <w:p>
             <w:r/>
@@ -474,13 +356,79 @@
               <w:rPr>
                 <w:sz w:val="19"/>
               </w:rPr>
-              <w:t xml:space="preserve">  · Tentes caïdales + climatisation + mobilier + sonorisation DJ</w:t>
+              <w:t xml:space="preserve">  · Forage puits + infrastructure hydraulique (clé en main)</w:t>
             </w:r>
           </w:p>
         </w:tc>
         <w:tc>
           <w:tcPr>
-            <w:tcW w:type="dxa" w:w="1474"/>
+            <w:tcW w:type="dxa" w:w="1361"/>
+          </w:tcPr>
+          <w:p>
+            <w:pPr>
+              <w:jc w:val="right"/>
+            </w:pPr>
+            <w:r/>
+            <w:r>
+              <w:rPr>
+                <w:sz w:val="19"/>
+              </w:rPr>
+              <w:t>83 333</w:t>
+            </w:r>
+          </w:p>
+        </w:tc>
+        <w:tc>
+          <w:tcPr>
+            <w:tcW w:type="dxa" w:w="1361"/>
+          </w:tcPr>
+          <w:p>
+            <w:pPr>
+              <w:jc w:val="right"/>
+            </w:pPr>
+            <w:r/>
+            <w:r>
+              <w:rPr>
+                <w:sz w:val="19"/>
+              </w:rPr>
+              <w:t>100 000</w:t>
+            </w:r>
+          </w:p>
+        </w:tc>
+        <w:tc>
+          <w:tcPr>
+            <w:tcW w:type="dxa" w:w="1020"/>
+          </w:tcPr>
+          <w:p>
+            <w:pPr>
+              <w:jc w:val="right"/>
+            </w:pPr>
+            <w:r/>
+            <w:r>
+              <w:rPr>
+                <w:sz w:val="19"/>
+              </w:rPr>
+            </w:r>
+          </w:p>
+        </w:tc>
+      </w:tr>
+      <w:tr>
+        <w:tc>
+          <w:tcPr>
+            <w:tcW w:type="dxa" w:w="5443"/>
+          </w:tcPr>
+          <w:p>
+            <w:r/>
+            <w:r>
+              <w:rPr>
+                <w:sz w:val="19"/>
+              </w:rPr>
+              <w:t xml:space="preserve">  · Tente caïdale + climatisation + mobilier + sonorisation DJ</w:t>
+            </w:r>
+          </w:p>
+        </w:tc>
+        <w:tc>
+          <w:tcPr>
+            <w:tcW w:type="dxa" w:w="1361"/>
           </w:tcPr>
           <w:p>
             <w:pPr>
@@ -497,24 +445,7 @@
         </w:tc>
         <w:tc>
           <w:tcPr>
-            <w:tcW w:type="dxa" w:w="1247"/>
-          </w:tcPr>
-          <w:p>
-            <w:pPr>
-              <w:jc w:val="right"/>
-            </w:pPr>
-            <w:r/>
-            <w:r>
-              <w:rPr>
-                <w:sz w:val="19"/>
-              </w:rPr>
-              <w:t>28 333</w:t>
-            </w:r>
-          </w:p>
-        </w:tc>
-        <w:tc>
-          <w:tcPr>
-            <w:tcW w:type="dxa" w:w="1474"/>
+            <w:tcW w:type="dxa" w:w="1361"/>
           </w:tcPr>
           <w:p>
             <w:pPr>
@@ -529,11 +460,27 @@
             </w:r>
           </w:p>
         </w:tc>
+        <w:tc>
+          <w:tcPr>
+            <w:tcW w:type="dxa" w:w="1020"/>
+          </w:tcPr>
+          <w:p>
+            <w:pPr>
+              <w:jc w:val="right"/>
+            </w:pPr>
+            <w:r/>
+            <w:r>
+              <w:rPr>
+                <w:sz w:val="19"/>
+              </w:rPr>
+            </w:r>
+          </w:p>
+        </w:tc>
       </w:tr>
       <w:tr>
         <w:tc>
           <w:tcPr>
-            <w:tcW w:type="dxa" w:w="5386"/>
+            <w:tcW w:type="dxa" w:w="5443"/>
           </w:tcPr>
           <w:p>
             <w:r/>
@@ -547,7 +494,7 @@
         </w:tc>
         <w:tc>
           <w:tcPr>
-            <w:tcW w:type="dxa" w:w="1474"/>
+            <w:tcW w:type="dxa" w:w="1361"/>
           </w:tcPr>
           <w:p>
             <w:pPr>
@@ -564,24 +511,7 @@
         </w:tc>
         <w:tc>
           <w:tcPr>
-            <w:tcW w:type="dxa" w:w="1247"/>
-          </w:tcPr>
-          <w:p>
-            <w:pPr>
-              <w:jc w:val="right"/>
-            </w:pPr>
-            <w:r/>
-            <w:r>
-              <w:rPr>
-                <w:sz w:val="19"/>
-              </w:rPr>
-              <w:t>5 000</w:t>
-            </w:r>
-          </w:p>
-        </w:tc>
-        <w:tc>
-          <w:tcPr>
-            <w:tcW w:type="dxa" w:w="1474"/>
+            <w:tcW w:type="dxa" w:w="1361"/>
           </w:tcPr>
           <w:p>
             <w:pPr>
@@ -596,11 +526,27 @@
             </w:r>
           </w:p>
         </w:tc>
+        <w:tc>
+          <w:tcPr>
+            <w:tcW w:type="dxa" w:w="1020"/>
+          </w:tcPr>
+          <w:p>
+            <w:pPr>
+              <w:jc w:val="right"/>
+            </w:pPr>
+            <w:r/>
+            <w:r>
+              <w:rPr>
+                <w:sz w:val="19"/>
+              </w:rPr>
+            </w:r>
+          </w:p>
+        </w:tc>
       </w:tr>
       <w:tr>
         <w:tc>
           <w:tcPr>
-            <w:tcW w:type="dxa" w:w="5386"/>
+            <w:tcW w:type="dxa" w:w="5443"/>
           </w:tcPr>
           <w:p>
             <w:r/>
@@ -614,7 +560,7 @@
         </w:tc>
         <w:tc>
           <w:tcPr>
-            <w:tcW w:type="dxa" w:w="1474"/>
+            <w:tcW w:type="dxa" w:w="1361"/>
           </w:tcPr>
           <w:p>
             <w:pPr>
@@ -631,24 +577,7 @@
         </w:tc>
         <w:tc>
           <w:tcPr>
-            <w:tcW w:type="dxa" w:w="1247"/>
-          </w:tcPr>
-          <w:p>
-            <w:pPr>
-              <w:jc w:val="right"/>
-            </w:pPr>
-            <w:r/>
-            <w:r>
-              <w:rPr>
-                <w:sz w:val="19"/>
-              </w:rPr>
-              <w:t>10 000</w:t>
-            </w:r>
-          </w:p>
-        </w:tc>
-        <w:tc>
-          <w:tcPr>
-            <w:tcW w:type="dxa" w:w="1474"/>
+            <w:tcW w:type="dxa" w:w="1361"/>
           </w:tcPr>
           <w:p>
             <w:pPr>
@@ -663,11 +592,27 @@
             </w:r>
           </w:p>
         </w:tc>
+        <w:tc>
+          <w:tcPr>
+            <w:tcW w:type="dxa" w:w="1020"/>
+          </w:tcPr>
+          <w:p>
+            <w:pPr>
+              <w:jc w:val="right"/>
+            </w:pPr>
+            <w:r/>
+            <w:r>
+              <w:rPr>
+                <w:sz w:val="19"/>
+              </w:rPr>
+            </w:r>
+          </w:p>
+        </w:tc>
       </w:tr>
       <w:tr>
         <w:tc>
           <w:tcPr>
-            <w:tcW w:type="dxa" w:w="5386"/>
+            <w:tcW w:type="dxa" w:w="5443"/>
           </w:tcPr>
           <w:p>
             <w:r/>
@@ -681,7 +626,7 @@
         </w:tc>
         <w:tc>
           <w:tcPr>
-            <w:tcW w:type="dxa" w:w="1474"/>
+            <w:tcW w:type="dxa" w:w="1361"/>
           </w:tcPr>
           <w:p>
             <w:pPr>
@@ -698,24 +643,7 @@
         </w:tc>
         <w:tc>
           <w:tcPr>
-            <w:tcW w:type="dxa" w:w="1247"/>
-          </w:tcPr>
-          <w:p>
-            <w:pPr>
-              <w:jc w:val="right"/>
-            </w:pPr>
-            <w:r/>
-            <w:r>
-              <w:rPr>
-                <w:sz w:val="19"/>
-              </w:rPr>
-              <w:t>8 333</w:t>
-            </w:r>
-          </w:p>
-        </w:tc>
-        <w:tc>
-          <w:tcPr>
-            <w:tcW w:type="dxa" w:w="1474"/>
+            <w:tcW w:type="dxa" w:w="1361"/>
           </w:tcPr>
           <w:p>
             <w:pPr>
@@ -730,11 +658,27 @@
             </w:r>
           </w:p>
         </w:tc>
+        <w:tc>
+          <w:tcPr>
+            <w:tcW w:type="dxa" w:w="1020"/>
+          </w:tcPr>
+          <w:p>
+            <w:pPr>
+              <w:jc w:val="right"/>
+            </w:pPr>
+            <w:r/>
+            <w:r>
+              <w:rPr>
+                <w:sz w:val="19"/>
+              </w:rPr>
+            </w:r>
+          </w:p>
+        </w:tc>
       </w:tr>
       <w:tr>
         <w:tc>
           <w:tcPr>
-            <w:tcW w:type="dxa" w:w="5386"/>
+            <w:tcW w:type="dxa" w:w="5443"/>
           </w:tcPr>
           <w:p>
             <w:r/>
@@ -749,7 +693,7 @@
         </w:tc>
         <w:tc>
           <w:tcPr>
-            <w:tcW w:type="dxa" w:w="1474"/>
+            <w:tcW w:type="dxa" w:w="1361"/>
           </w:tcPr>
           <w:p>
             <w:pPr>
@@ -761,13 +705,13 @@
                 <w:b/>
                 <w:sz w:val="19"/>
               </w:rPr>
-              <w:t>365 000</w:t>
+              <w:t>335 833</w:t>
             </w:r>
           </w:p>
         </w:tc>
         <w:tc>
           <w:tcPr>
-            <w:tcW w:type="dxa" w:w="1247"/>
+            <w:tcW w:type="dxa" w:w="1361"/>
           </w:tcPr>
           <w:p>
             <w:pPr>
@@ -779,13 +723,13 @@
                 <w:b/>
                 <w:sz w:val="19"/>
               </w:rPr>
-              <w:t>73 000</w:t>
+              <w:t>403 000</w:t>
             </w:r>
           </w:p>
         </w:tc>
         <w:tc>
           <w:tcPr>
-            <w:tcW w:type="dxa" w:w="1474"/>
+            <w:tcW w:type="dxa" w:w="1020"/>
           </w:tcPr>
           <w:p>
             <w:pPr>
@@ -797,7 +741,7 @@
                 <w:b/>
                 <w:sz w:val="19"/>
               </w:rPr>
-              <w:t>438 000</w:t>
+              <w:t>36,9 %</w:t>
             </w:r>
           </w:p>
         </w:tc>
@@ -805,7 +749,7 @@
       <w:tr>
         <w:tc>
           <w:tcPr>
-            <w:tcW w:type="dxa" w:w="5386"/>
+            <w:tcW w:type="dxa" w:w="5443"/>
           </w:tcPr>
           <w:p>
             <w:r/>
@@ -819,7 +763,7 @@
         </w:tc>
         <w:tc>
           <w:tcPr>
-            <w:tcW w:type="dxa" w:w="1474"/>
+            <w:tcW w:type="dxa" w:w="1361"/>
           </w:tcPr>
           <w:p>
             <w:pPr>
@@ -836,24 +780,7 @@
         </w:tc>
         <w:tc>
           <w:tcPr>
-            <w:tcW w:type="dxa" w:w="1247"/>
-          </w:tcPr>
-          <w:p>
-            <w:pPr>
-              <w:jc w:val="right"/>
-            </w:pPr>
-            <w:r/>
-            <w:r>
-              <w:rPr>
-                <w:sz w:val="19"/>
-              </w:rPr>
-              <w:t>23 333</w:t>
-            </w:r>
-          </w:p>
-        </w:tc>
-        <w:tc>
-          <w:tcPr>
-            <w:tcW w:type="dxa" w:w="1474"/>
+            <w:tcW w:type="dxa" w:w="1361"/>
           </w:tcPr>
           <w:p>
             <w:pPr>
@@ -868,11 +795,27 @@
             </w:r>
           </w:p>
         </w:tc>
+        <w:tc>
+          <w:tcPr>
+            <w:tcW w:type="dxa" w:w="1020"/>
+          </w:tcPr>
+          <w:p>
+            <w:pPr>
+              <w:jc w:val="right"/>
+            </w:pPr>
+            <w:r/>
+            <w:r>
+              <w:rPr>
+                <w:sz w:val="19"/>
+              </w:rPr>
+            </w:r>
+          </w:p>
+        </w:tc>
       </w:tr>
       <w:tr>
         <w:tc>
           <w:tcPr>
-            <w:tcW w:type="dxa" w:w="5386"/>
+            <w:tcW w:type="dxa" w:w="5443"/>
           </w:tcPr>
           <w:p>
             <w:r/>
@@ -886,7 +829,7 @@
         </w:tc>
         <w:tc>
           <w:tcPr>
-            <w:tcW w:type="dxa" w:w="1474"/>
+            <w:tcW w:type="dxa" w:w="1361"/>
           </w:tcPr>
           <w:p>
             <w:pPr>
@@ -903,24 +846,7 @@
         </w:tc>
         <w:tc>
           <w:tcPr>
-            <w:tcW w:type="dxa" w:w="1247"/>
-          </w:tcPr>
-          <w:p>
-            <w:pPr>
-              <w:jc w:val="right"/>
-            </w:pPr>
-            <w:r/>
-            <w:r>
-              <w:rPr>
-                <w:sz w:val="19"/>
-              </w:rPr>
-              <w:t>21 667</w:t>
-            </w:r>
-          </w:p>
-        </w:tc>
-        <w:tc>
-          <w:tcPr>
-            <w:tcW w:type="dxa" w:w="1474"/>
+            <w:tcW w:type="dxa" w:w="1361"/>
           </w:tcPr>
           <w:p>
             <w:pPr>
@@ -935,11 +861,27 @@
             </w:r>
           </w:p>
         </w:tc>
+        <w:tc>
+          <w:tcPr>
+            <w:tcW w:type="dxa" w:w="1020"/>
+          </w:tcPr>
+          <w:p>
+            <w:pPr>
+              <w:jc w:val="right"/>
+            </w:pPr>
+            <w:r/>
+            <w:r>
+              <w:rPr>
+                <w:sz w:val="19"/>
+              </w:rPr>
+            </w:r>
+          </w:p>
+        </w:tc>
       </w:tr>
       <w:tr>
         <w:tc>
           <w:tcPr>
-            <w:tcW w:type="dxa" w:w="5386"/>
+            <w:tcW w:type="dxa" w:w="5443"/>
           </w:tcPr>
           <w:p>
             <w:r/>
@@ -953,7 +895,7 @@
         </w:tc>
         <w:tc>
           <w:tcPr>
-            <w:tcW w:type="dxa" w:w="1474"/>
+            <w:tcW w:type="dxa" w:w="1361"/>
           </w:tcPr>
           <w:p>
             <w:pPr>
@@ -970,24 +912,7 @@
         </w:tc>
         <w:tc>
           <w:tcPr>
-            <w:tcW w:type="dxa" w:w="1247"/>
-          </w:tcPr>
-          <w:p>
-            <w:pPr>
-              <w:jc w:val="right"/>
-            </w:pPr>
-            <w:r/>
-            <w:r>
-              <w:rPr>
-                <w:sz w:val="19"/>
-              </w:rPr>
-              <w:t>3 000</w:t>
-            </w:r>
-          </w:p>
-        </w:tc>
-        <w:tc>
-          <w:tcPr>
-            <w:tcW w:type="dxa" w:w="1474"/>
+            <w:tcW w:type="dxa" w:w="1361"/>
           </w:tcPr>
           <w:p>
             <w:pPr>
@@ -1002,11 +927,27 @@
             </w:r>
           </w:p>
         </w:tc>
+        <w:tc>
+          <w:tcPr>
+            <w:tcW w:type="dxa" w:w="1020"/>
+          </w:tcPr>
+          <w:p>
+            <w:pPr>
+              <w:jc w:val="right"/>
+            </w:pPr>
+            <w:r/>
+            <w:r>
+              <w:rPr>
+                <w:sz w:val="19"/>
+              </w:rPr>
+            </w:r>
+          </w:p>
+        </w:tc>
       </w:tr>
       <w:tr>
         <w:tc>
           <w:tcPr>
-            <w:tcW w:type="dxa" w:w="5386"/>
+            <w:tcW w:type="dxa" w:w="5443"/>
           </w:tcPr>
           <w:p>
             <w:r/>
@@ -1020,7 +961,7 @@
         </w:tc>
         <w:tc>
           <w:tcPr>
-            <w:tcW w:type="dxa" w:w="1474"/>
+            <w:tcW w:type="dxa" w:w="1361"/>
           </w:tcPr>
           <w:p>
             <w:pPr>
@@ -1037,24 +978,7 @@
         </w:tc>
         <w:tc>
           <w:tcPr>
-            <w:tcW w:type="dxa" w:w="1247"/>
-          </w:tcPr>
-          <w:p>
-            <w:pPr>
-              <w:jc w:val="right"/>
-            </w:pPr>
-            <w:r/>
-            <w:r>
-              <w:rPr>
-                <w:sz w:val="19"/>
-              </w:rPr>
-              <w:t>7 500</w:t>
-            </w:r>
-          </w:p>
-        </w:tc>
-        <w:tc>
-          <w:tcPr>
-            <w:tcW w:type="dxa" w:w="1474"/>
+            <w:tcW w:type="dxa" w:w="1361"/>
           </w:tcPr>
           <w:p>
             <w:pPr>
@@ -1069,11 +993,27 @@
             </w:r>
           </w:p>
         </w:tc>
+        <w:tc>
+          <w:tcPr>
+            <w:tcW w:type="dxa" w:w="1020"/>
+          </w:tcPr>
+          <w:p>
+            <w:pPr>
+              <w:jc w:val="right"/>
+            </w:pPr>
+            <w:r/>
+            <w:r>
+              <w:rPr>
+                <w:sz w:val="19"/>
+              </w:rPr>
+            </w:r>
+          </w:p>
+        </w:tc>
       </w:tr>
       <w:tr>
         <w:tc>
           <w:tcPr>
-            <w:tcW w:type="dxa" w:w="5386"/>
+            <w:tcW w:type="dxa" w:w="5443"/>
           </w:tcPr>
           <w:p>
             <w:r/>
@@ -1081,13 +1021,13 @@
               <w:rPr>
                 <w:sz w:val="19"/>
               </w:rPr>
-              <w:t xml:space="preserve">  · Installation solaire</w:t>
+              <w:t xml:space="preserve">  · Installation solaire + pompe</w:t>
             </w:r>
           </w:p>
         </w:tc>
         <w:tc>
           <w:tcPr>
-            <w:tcW w:type="dxa" w:w="1474"/>
+            <w:tcW w:type="dxa" w:w="1361"/>
           </w:tcPr>
           <w:p>
             <w:pPr>
@@ -1104,24 +1044,7 @@
         </w:tc>
         <w:tc>
           <w:tcPr>
-            <w:tcW w:type="dxa" w:w="1247"/>
-          </w:tcPr>
-          <w:p>
-            <w:pPr>
-              <w:jc w:val="right"/>
-            </w:pPr>
-            <w:r/>
-            <w:r>
-              <w:rPr>
-                <w:sz w:val="19"/>
-              </w:rPr>
-              <w:t>11 667</w:t>
-            </w:r>
-          </w:p>
-        </w:tc>
-        <w:tc>
-          <w:tcPr>
-            <w:tcW w:type="dxa" w:w="1474"/>
+            <w:tcW w:type="dxa" w:w="1361"/>
           </w:tcPr>
           <w:p>
             <w:pPr>
@@ -1136,25 +1059,9 @@
             </w:r>
           </w:p>
         </w:tc>
-      </w:tr>
-      <w:tr>
         <w:tc>
           <w:tcPr>
-            <w:tcW w:type="dxa" w:w="5386"/>
-          </w:tcPr>
-          <w:p>
-            <w:r/>
-            <w:r>
-              <w:rPr>
-                <w:sz w:val="19"/>
-              </w:rPr>
-              <w:t xml:space="preserve">  · Pompe + équipement hydraulique (ex-puits)</w:t>
-            </w:r>
-          </w:p>
-        </w:tc>
-        <w:tc>
-          <w:tcPr>
-            <w:tcW w:type="dxa" w:w="1474"/>
+            <w:tcW w:type="dxa" w:w="1020"/>
           </w:tcPr>
           <w:p>
             <w:pPr>
@@ -1165,41 +1072,6 @@
               <w:rPr>
                 <w:sz w:val="19"/>
               </w:rPr>
-              <w:t>29 167</w:t>
-            </w:r>
-          </w:p>
-        </w:tc>
-        <w:tc>
-          <w:tcPr>
-            <w:tcW w:type="dxa" w:w="1247"/>
-          </w:tcPr>
-          <w:p>
-            <w:pPr>
-              <w:jc w:val="right"/>
-            </w:pPr>
-            <w:r/>
-            <w:r>
-              <w:rPr>
-                <w:sz w:val="19"/>
-              </w:rPr>
-              <w:t>5 833</w:t>
-            </w:r>
-          </w:p>
-        </w:tc>
-        <w:tc>
-          <w:tcPr>
-            <w:tcW w:type="dxa" w:w="1474"/>
-          </w:tcPr>
-          <w:p>
-            <w:pPr>
-              <w:jc w:val="right"/>
-            </w:pPr>
-            <w:r/>
-            <w:r>
-              <w:rPr>
-                <w:sz w:val="19"/>
-              </w:rPr>
-              <w:t>35 000</w:t>
             </w:r>
           </w:p>
         </w:tc>
@@ -1207,7 +1079,7 @@
       <w:tr>
         <w:tc>
           <w:tcPr>
-            <w:tcW w:type="dxa" w:w="5386"/>
+            <w:tcW w:type="dxa" w:w="5443"/>
           </w:tcPr>
           <w:p>
             <w:r/>
@@ -1222,7 +1094,7 @@
         </w:tc>
         <w:tc>
           <w:tcPr>
-            <w:tcW w:type="dxa" w:w="1474"/>
+            <w:tcW w:type="dxa" w:w="1361"/>
           </w:tcPr>
           <w:p>
             <w:pPr>
@@ -1240,25 +1112,7 @@
         </w:tc>
         <w:tc>
           <w:tcPr>
-            <w:tcW w:type="dxa" w:w="1247"/>
-          </w:tcPr>
-          <w:p>
-            <w:pPr>
-              <w:jc w:val="right"/>
-            </w:pPr>
-            <w:r/>
-            <w:r>
-              <w:rPr>
-                <w:b/>
-                <w:sz w:val="19"/>
-              </w:rPr>
-              <w:t>6 333</w:t>
-            </w:r>
-          </w:p>
-        </w:tc>
-        <w:tc>
-          <w:tcPr>
-            <w:tcW w:type="dxa" w:w="1474"/>
+            <w:tcW w:type="dxa" w:w="1361"/>
           </w:tcPr>
           <w:p>
             <w:pPr>
@@ -1274,25 +1128,9 @@
             </w:r>
           </w:p>
         </w:tc>
-      </w:tr>
-      <w:tr>
         <w:tc>
           <w:tcPr>
-            <w:tcW w:type="dxa" w:w="5386"/>
-          </w:tcPr>
-          <w:p>
-            <w:r/>
-            <w:r>
-              <w:rPr>
-                <w:sz w:val="19"/>
-              </w:rPr>
-              <w:t xml:space="preserve">  · Constitution, études, BP, autorisations</w:t>
-            </w:r>
-          </w:p>
-        </w:tc>
-        <w:tc>
-          <w:tcPr>
-            <w:tcW w:type="dxa" w:w="1474"/>
+            <w:tcW w:type="dxa" w:w="1020"/>
           </w:tcPr>
           <w:p>
             <w:pPr>
@@ -1301,43 +1139,10 @@
             <w:r/>
             <w:r>
               <w:rPr>
+                <w:b/>
                 <w:sz w:val="19"/>
               </w:rPr>
-              <w:t>31 667</w:t>
-            </w:r>
-          </w:p>
-        </w:tc>
-        <w:tc>
-          <w:tcPr>
-            <w:tcW w:type="dxa" w:w="1247"/>
-          </w:tcPr>
-          <w:p>
-            <w:pPr>
-              <w:jc w:val="right"/>
-            </w:pPr>
-            <w:r/>
-            <w:r>
-              <w:rPr>
-                <w:sz w:val="19"/>
-              </w:rPr>
-              <w:t>6 333</w:t>
-            </w:r>
-          </w:p>
-        </w:tc>
-        <w:tc>
-          <w:tcPr>
-            <w:tcW w:type="dxa" w:w="1474"/>
-          </w:tcPr>
-          <w:p>
-            <w:pPr>
-              <w:jc w:val="right"/>
-            </w:pPr>
-            <w:r/>
-            <w:r>
-              <w:rPr>
-                <w:sz w:val="19"/>
-              </w:rPr>
-              <w:t>38 000</w:t>
+              <w:t>3,5 %</w:t>
             </w:r>
           </w:p>
         </w:tc>
@@ -1345,7 +1150,7 @@
       <w:tr>
         <w:tc>
           <w:tcPr>
-            <w:tcW w:type="dxa" w:w="5386"/>
+            <w:tcW w:type="dxa" w:w="5443"/>
           </w:tcPr>
           <w:p>
             <w:r/>
@@ -1360,7 +1165,7 @@
         </w:tc>
         <w:tc>
           <w:tcPr>
-            <w:tcW w:type="dxa" w:w="1474"/>
+            <w:tcW w:type="dxa" w:w="1361"/>
           </w:tcPr>
           <w:p>
             <w:pPr>
@@ -1378,25 +1183,7 @@
         </w:tc>
         <w:tc>
           <w:tcPr>
-            <w:tcW w:type="dxa" w:w="1247"/>
-          </w:tcPr>
-          <w:p>
-            <w:pPr>
-              <w:jc w:val="right"/>
-            </w:pPr>
-            <w:r/>
-            <w:r>
-              <w:rPr>
-                <w:b/>
-                <w:sz w:val="19"/>
-              </w:rPr>
-              <w:t>1 667</w:t>
-            </w:r>
-          </w:p>
-        </w:tc>
-        <w:tc>
-          <w:tcPr>
-            <w:tcW w:type="dxa" w:w="1474"/>
+            <w:tcW w:type="dxa" w:w="1361"/>
           </w:tcPr>
           <w:p>
             <w:pPr>
@@ -1412,25 +1199,9 @@
             </w:r>
           </w:p>
         </w:tc>
-      </w:tr>
-      <w:tr>
         <w:tc>
           <w:tcPr>
-            <w:tcW w:type="dxa" w:w="5386"/>
-          </w:tcPr>
-          <w:p>
-            <w:r/>
-            <w:r>
-              <w:rPr>
-                <w:sz w:val="19"/>
-              </w:rPr>
-              <w:t xml:space="preserve">  · Divers et imprévus (adossés au programme)</w:t>
-            </w:r>
-          </w:p>
-        </w:tc>
-        <w:tc>
-          <w:tcPr>
-            <w:tcW w:type="dxa" w:w="1474"/>
+            <w:tcW w:type="dxa" w:w="1020"/>
           </w:tcPr>
           <w:p>
             <w:pPr>
@@ -1439,43 +1210,10 @@
             <w:r/>
             <w:r>
               <w:rPr>
+                <w:b/>
                 <w:sz w:val="19"/>
               </w:rPr>
-              <w:t>8 333</w:t>
-            </w:r>
-          </w:p>
-        </w:tc>
-        <w:tc>
-          <w:tcPr>
-            <w:tcW w:type="dxa" w:w="1247"/>
-          </w:tcPr>
-          <w:p>
-            <w:pPr>
-              <w:jc w:val="right"/>
-            </w:pPr>
-            <w:r/>
-            <w:r>
-              <w:rPr>
-                <w:sz w:val="19"/>
-              </w:rPr>
-              <w:t>1 667</w:t>
-            </w:r>
-          </w:p>
-        </w:tc>
-        <w:tc>
-          <w:tcPr>
-            <w:tcW w:type="dxa" w:w="1474"/>
-          </w:tcPr>
-          <w:p>
-            <w:pPr>
-              <w:jc w:val="right"/>
-            </w:pPr>
-            <w:r/>
-            <w:r>
-              <w:rPr>
-                <w:sz w:val="19"/>
-              </w:rPr>
-              <w:t>10 000</w:t>
+              <w:t>0,9 %</w:t>
             </w:r>
           </w:p>
         </w:tc>
@@ -1483,7 +1221,7 @@
       <w:tr>
         <w:tc>
           <w:tcPr>
-            <w:tcW w:type="dxa" w:w="5386"/>
+            <w:tcW w:type="dxa" w:w="5443"/>
           </w:tcPr>
           <w:p>
             <w:r/>
@@ -1498,7 +1236,7 @@
         </w:tc>
         <w:tc>
           <w:tcPr>
-            <w:tcW w:type="dxa" w:w="1474"/>
+            <w:tcW w:type="dxa" w:w="1361"/>
           </w:tcPr>
           <w:p>
             <w:pPr>
@@ -1516,25 +1254,7 @@
         </w:tc>
         <w:tc>
           <w:tcPr>
-            <w:tcW w:type="dxa" w:w="1247"/>
-          </w:tcPr>
-          <w:p>
-            <w:pPr>
-              <w:jc w:val="right"/>
-            </w:pPr>
-            <w:r/>
-            <w:r>
-              <w:rPr>
-                <w:b/>
-                <w:sz w:val="19"/>
-              </w:rPr>
-              <w:t>161 833</w:t>
-            </w:r>
-          </w:p>
-        </w:tc>
-        <w:tc>
-          <w:tcPr>
-            <w:tcW w:type="dxa" w:w="1474"/>
+            <w:tcW w:type="dxa" w:w="1361"/>
           </w:tcPr>
           <w:p>
             <w:pPr>
@@ -1547,6 +1267,24 @@
                 <w:sz w:val="19"/>
               </w:rPr>
               <w:t>971 000</w:t>
+            </w:r>
+          </w:p>
+        </w:tc>
+        <w:tc>
+          <w:tcPr>
+            <w:tcW w:type="dxa" w:w="1020"/>
+          </w:tcPr>
+          <w:p>
+            <w:pPr>
+              <w:jc w:val="right"/>
+            </w:pPr>
+            <w:r/>
+            <w:r>
+              <w:rPr>
+                <w:b/>
+                <w:sz w:val="19"/>
+              </w:rPr>
+              <w:t>89,0 %</w:t>
             </w:r>
           </w:p>
         </w:tc>
@@ -1567,7 +1305,7 @@
     </w:p>
     <w:p>
       <w:pPr>
-        <w:spacing w:after="120" w:before="200"/>
+        <w:spacing w:before="240" w:after="120"/>
       </w:pPr>
       <w:r>
         <w:rPr>
@@ -1575,7 +1313,7 @@
           <w:color w:val="1B3A28"/>
           <w:sz w:val="30"/>
         </w:rPr>
-        <w:t>3. Postes hors primable (autofinancés)</w:t>
+        <w:t>2. Postes hors primable (autofinancés)</w:t>
       </w:r>
     </w:p>
     <w:tbl>
@@ -1586,15 +1324,14 @@
         <w:tblLook w:firstColumn="1" w:firstRow="1" w:lastColumn="0" w:lastRow="0" w:noHBand="0" w:noVBand="1" w:val="04A0"/>
       </w:tblPr>
       <w:tblGrid>
-        <w:gridCol w:w="2160"/>
-        <w:gridCol w:w="2160"/>
-        <w:gridCol w:w="2160"/>
-        <w:gridCol w:w="2160"/>
+        <w:gridCol w:w="2880"/>
+        <w:gridCol w:w="2880"/>
+        <w:gridCol w:w="2880"/>
       </w:tblGrid>
       <w:tr>
         <w:tc>
           <w:tcPr>
-            <w:tcW w:type="dxa" w:w="5386"/>
+            <w:tcW w:type="dxa" w:w="5669"/>
             <w:shd w:fill="1B3A28"/>
           </w:tcPr>
           <w:p>
@@ -1611,7 +1348,7 @@
         </w:tc>
         <w:tc>
           <w:tcPr>
-            <w:tcW w:type="dxa" w:w="1474"/>
+            <w:tcW w:type="dxa" w:w="1701"/>
             <w:shd w:fill="1B3A28"/>
           </w:tcPr>
           <w:p>
@@ -1622,13 +1359,13 @@
                 <w:color w:val="FFFFFF"/>
                 <w:sz w:val="19"/>
               </w:rPr>
-              <w:t>HT (DH)</w:t>
+              <w:t>HT</w:t>
             </w:r>
           </w:p>
         </w:tc>
         <w:tc>
           <w:tcPr>
-            <w:tcW w:type="dxa" w:w="1247"/>
+            <w:tcW w:type="dxa" w:w="1701"/>
             <w:shd w:fill="1B3A28"/>
           </w:tcPr>
           <w:p>
@@ -1639,24 +1376,7 @@
                 <w:color w:val="FFFFFF"/>
                 <w:sz w:val="19"/>
               </w:rPr>
-              <w:t>TVA 20%</w:t>
-            </w:r>
-          </w:p>
-        </w:tc>
-        <w:tc>
-          <w:tcPr>
-            <w:tcW w:type="dxa" w:w="1474"/>
-            <w:shd w:fill="1B3A28"/>
-          </w:tcPr>
-          <w:p>
-            <w:r/>
-            <w:r>
-              <w:rPr>
-                <w:b/>
-                <w:color w:val="FFFFFF"/>
-                <w:sz w:val="19"/>
-              </w:rPr>
-              <w:t>TTC (DH)</w:t>
+              <w:t>TTC</w:t>
             </w:r>
           </w:p>
         </w:tc>
@@ -1664,7 +1384,7 @@
       <w:tr>
         <w:tc>
           <w:tcPr>
-            <w:tcW w:type="dxa" w:w="5386"/>
+            <w:tcW w:type="dxa" w:w="5669"/>
           </w:tcPr>
           <w:p>
             <w:r/>
@@ -1672,13 +1392,13 @@
               <w:rPr>
                 <w:sz w:val="19"/>
               </w:rPr>
-              <w:t>Piscine (prestation complémentaire de détente)</w:t>
+              <w:t>Piscine (prestation complémentaire)</w:t>
             </w:r>
           </w:p>
         </w:tc>
         <w:tc>
           <w:tcPr>
-            <w:tcW w:type="dxa" w:w="1474"/>
+            <w:tcW w:type="dxa" w:w="1701"/>
           </w:tcPr>
           <w:p>
             <w:pPr>
@@ -1695,24 +1415,7 @@
         </w:tc>
         <w:tc>
           <w:tcPr>
-            <w:tcW w:type="dxa" w:w="1247"/>
-          </w:tcPr>
-          <w:p>
-            <w:pPr>
-              <w:jc w:val="right"/>
-            </w:pPr>
-            <w:r/>
-            <w:r>
-              <w:rPr>
-                <w:sz w:val="19"/>
-              </w:rPr>
-              <w:t>16 667</w:t>
-            </w:r>
-          </w:p>
-        </w:tc>
-        <w:tc>
-          <w:tcPr>
-            <w:tcW w:type="dxa" w:w="1474"/>
+            <w:tcW w:type="dxa" w:w="1701"/>
           </w:tcPr>
           <w:p>
             <w:pPr>
@@ -1731,7 +1434,7 @@
       <w:tr>
         <w:tc>
           <w:tcPr>
-            <w:tcW w:type="dxa" w:w="5386"/>
+            <w:tcW w:type="dxa" w:w="5669"/>
           </w:tcPr>
           <w:p>
             <w:r/>
@@ -1739,13 +1442,13 @@
               <w:rPr>
                 <w:sz w:val="19"/>
               </w:rPr>
-              <w:t>BFR / fonds de roulement de démarrage</w:t>
+              <w:t>BFR / fonds de roulement</w:t>
             </w:r>
           </w:p>
         </w:tc>
         <w:tc>
           <w:tcPr>
-            <w:tcW w:type="dxa" w:w="1474"/>
+            <w:tcW w:type="dxa" w:w="1701"/>
           </w:tcPr>
           <w:p>
             <w:pPr>
@@ -1762,24 +1465,7 @@
         </w:tc>
         <w:tc>
           <w:tcPr>
-            <w:tcW w:type="dxa" w:w="1247"/>
-          </w:tcPr>
-          <w:p>
-            <w:pPr>
-              <w:jc w:val="right"/>
-            </w:pPr>
-            <w:r/>
-            <w:r>
-              <w:rPr>
-                <w:sz w:val="19"/>
-              </w:rPr>
-              <w:t>—</w:t>
-            </w:r>
-          </w:p>
-        </w:tc>
-        <w:tc>
-          <w:tcPr>
-            <w:tcW w:type="dxa" w:w="1474"/>
+            <w:tcW w:type="dxa" w:w="1701"/>
           </w:tcPr>
           <w:p>
             <w:pPr>
@@ -1798,7 +1484,7 @@
       <w:tr>
         <w:tc>
           <w:tcPr>
-            <w:tcW w:type="dxa" w:w="5386"/>
+            <w:tcW w:type="dxa" w:w="5669"/>
           </w:tcPr>
           <w:p>
             <w:r/>
@@ -1813,7 +1499,7 @@
         </w:tc>
         <w:tc>
           <w:tcPr>
-            <w:tcW w:type="dxa" w:w="1474"/>
+            <w:tcW w:type="dxa" w:w="1701"/>
           </w:tcPr>
           <w:p>
             <w:pPr>
@@ -1830,24 +1516,7 @@
         </w:tc>
         <w:tc>
           <w:tcPr>
-            <w:tcW w:type="dxa" w:w="1247"/>
-          </w:tcPr>
-          <w:p>
-            <w:pPr>
-              <w:jc w:val="right"/>
-            </w:pPr>
-            <w:r/>
-            <w:r>
-              <w:rPr>
-                <w:b/>
-                <w:sz w:val="19"/>
-              </w:rPr>
-            </w:r>
-          </w:p>
-        </w:tc>
-        <w:tc>
-          <w:tcPr>
-            <w:tcW w:type="dxa" w:w="1474"/>
+            <w:tcW w:type="dxa" w:w="1701"/>
           </w:tcPr>
           <w:p>
             <w:pPr>
@@ -1867,20 +1536,7 @@
     </w:tbl>
     <w:p>
       <w:pPr>
-        <w:spacing w:after="80"/>
-      </w:pPr>
-      <w:r>
-        <w:rPr>
-          <w:b w:val="0"/>
-          <w:color w:val="555555"/>
-          <w:sz w:val="19"/>
-        </w:rPr>
-        <w:t>La piscine est expressément exclue de l'assiette primable (projet non ciblé au sens du règlement). Elle reste un argument commercial et est financée sur fonds propres.</w:t>
-      </w:r>
-    </w:p>
-    <w:p>
-      <w:pPr>
-        <w:spacing w:after="120" w:before="200"/>
+        <w:spacing w:before="240" w:after="120"/>
       </w:pPr>
       <w:r>
         <w:rPr>
@@ -1888,7 +1544,7 @@
           <w:color w:val="1B3A28"/>
           <w:sz w:val="30"/>
         </w:rPr>
-        <w:t>4. Prime probable par rubrique et contrôle des plafonds</w:t>
+        <w:t>3. Prime par rubrique &amp; contrôle des plafonds</w:t>
       </w:r>
     </w:p>
     <w:tbl>
@@ -1926,7 +1582,7 @@
         </w:tc>
         <w:tc>
           <w:tcPr>
-            <w:tcW w:type="dxa" w:w="1304"/>
+            <w:tcW w:type="dxa" w:w="1247"/>
             <w:shd w:fill="1B3A28"/>
           </w:tcPr>
           <w:p>
@@ -1943,7 +1599,7 @@
         </w:tc>
         <w:tc>
           <w:tcPr>
-            <w:tcW w:type="dxa" w:w="1701"/>
+            <w:tcW w:type="dxa" w:w="1587"/>
             <w:shd w:fill="1B3A28"/>
           </w:tcPr>
           <w:p>
@@ -1960,7 +1616,7 @@
         </w:tc>
         <w:tc>
           <w:tcPr>
-            <w:tcW w:type="dxa" w:w="1020"/>
+            <w:tcW w:type="dxa" w:w="907"/>
             <w:shd w:fill="1B3A28"/>
           </w:tcPr>
           <w:p>
@@ -1977,7 +1633,7 @@
         </w:tc>
         <w:tc>
           <w:tcPr>
-            <w:tcW w:type="dxa" w:w="1247"/>
+            <w:tcW w:type="dxa" w:w="1134"/>
             <w:shd w:fill="1B3A28"/>
           </w:tcPr>
           <w:p>
@@ -1988,7 +1644,7 @@
                 <w:color w:val="FFFFFF"/>
                 <w:sz w:val="19"/>
               </w:rPr>
-              <w:t>Prime (35%)</w:t>
+              <w:t>Prime 35%</w:t>
             </w:r>
           </w:p>
         </w:tc>
@@ -2027,7 +1683,7 @@
         </w:tc>
         <w:tc>
           <w:tcPr>
-            <w:tcW w:type="dxa" w:w="1304"/>
+            <w:tcW w:type="dxa" w:w="1247"/>
           </w:tcPr>
           <w:p>
             <w:pPr>
@@ -2044,7 +1700,7 @@
         </w:tc>
         <w:tc>
           <w:tcPr>
-            <w:tcW w:type="dxa" w:w="1701"/>
+            <w:tcW w:type="dxa" w:w="1587"/>
           </w:tcPr>
           <w:p>
             <w:pPr>
@@ -2055,13 +1711,13 @@
               <w:rPr>
                 <w:sz w:val="19"/>
               </w:rPr>
-              <w:t>≤ 5 % (avec divers)</w:t>
+              <w:t>≤5% (+divers)</w:t>
             </w:r>
           </w:p>
         </w:tc>
         <w:tc>
           <w:tcPr>
-            <w:tcW w:type="dxa" w:w="1020"/>
+            <w:tcW w:type="dxa" w:w="907"/>
           </w:tcPr>
           <w:p>
             <w:pPr>
@@ -2072,13 +1728,13 @@
               <w:rPr>
                 <w:sz w:val="19"/>
               </w:rPr>
-              <w:t>4,4 % combiné</w:t>
+              <w:t>4,4%</w:t>
             </w:r>
           </w:p>
         </w:tc>
         <w:tc>
           <w:tcPr>
-            <w:tcW w:type="dxa" w:w="1247"/>
+            <w:tcW w:type="dxa" w:w="1134"/>
           </w:tcPr>
           <w:p>
             <w:pPr>
@@ -2128,7 +1784,7 @@
         </w:tc>
         <w:tc>
           <w:tcPr>
-            <w:tcW w:type="dxa" w:w="1304"/>
+            <w:tcW w:type="dxa" w:w="1247"/>
           </w:tcPr>
           <w:p>
             <w:pPr>
@@ -2139,7 +1795,58 @@
               <w:rPr>
                 <w:sz w:val="19"/>
               </w:rPr>
-              <w:t>175 000</w:t>
+              <w:t>110 000</w:t>
+            </w:r>
+          </w:p>
+        </w:tc>
+        <w:tc>
+          <w:tcPr>
+            <w:tcW w:type="dxa" w:w="1587"/>
+          </w:tcPr>
+          <w:p>
+            <w:pPr>
+              <w:jc w:val="right"/>
+            </w:pPr>
+            <w:r/>
+            <w:r>
+              <w:rPr>
+                <w:sz w:val="19"/>
+              </w:rPr>
+              <w:t>≤20% projet</w:t>
+            </w:r>
+          </w:p>
+        </w:tc>
+        <w:tc>
+          <w:tcPr>
+            <w:tcW w:type="dxa" w:w="907"/>
+          </w:tcPr>
+          <w:p>
+            <w:pPr>
+              <w:jc w:val="right"/>
+            </w:pPr>
+            <w:r/>
+            <w:r>
+              <w:rPr>
+                <w:sz w:val="19"/>
+              </w:rPr>
+              <w:t>10,1%</w:t>
+            </w:r>
+          </w:p>
+        </w:tc>
+        <w:tc>
+          <w:tcPr>
+            <w:tcW w:type="dxa" w:w="1134"/>
+          </w:tcPr>
+          <w:p>
+            <w:pPr>
+              <w:jc w:val="right"/>
+            </w:pPr>
+            <w:r/>
+            <w:r>
+              <w:rPr>
+                <w:sz w:val="19"/>
+              </w:rPr>
+              <w:t>38 500</w:t>
             </w:r>
           </w:p>
         </w:tc>
@@ -2156,24 +1863,23 @@
               <w:rPr>
                 <w:sz w:val="19"/>
               </w:rPr>
-              <w:t>≤ 20 % du projet</w:t>
+              <w:t>Conforme (large marge)</w:t>
             </w:r>
           </w:p>
         </w:tc>
+      </w:tr>
+      <w:tr>
         <w:tc>
           <w:tcPr>
-            <w:tcW w:type="dxa" w:w="1020"/>
+            <w:tcW w:type="dxa" w:w="2041"/>
           </w:tcPr>
           <w:p>
-            <w:pPr>
-              <w:jc w:val="right"/>
-            </w:pPr>
             <w:r/>
             <w:r>
               <w:rPr>
                 <w:sz w:val="19"/>
               </w:rPr>
-              <w:t>16,0 %</w:t>
+              <w:t>Aménagement &amp; infrastructure</w:t>
             </w:r>
           </w:p>
         </w:tc>
@@ -2190,63 +1896,13 @@
               <w:rPr>
                 <w:sz w:val="19"/>
               </w:rPr>
-              <w:t>61 250</w:t>
+              <w:t>410 000</w:t>
             </w:r>
           </w:p>
         </w:tc>
         <w:tc>
           <w:tcPr>
-            <w:tcW w:type="dxa" w:w="1701"/>
-          </w:tcPr>
-          <w:p>
-            <w:pPr>
-              <w:jc w:val="right"/>
-            </w:pPr>
-            <w:r/>
-            <w:r>
-              <w:rPr>
-                <w:sz w:val="19"/>
-              </w:rPr>
-              <w:t>Conforme (marge confortable)</w:t>
-            </w:r>
-          </w:p>
-        </w:tc>
-      </w:tr>
-      <w:tr>
-        <w:tc>
-          <w:tcPr>
-            <w:tcW w:type="dxa" w:w="2041"/>
-          </w:tcPr>
-          <w:p>
-            <w:r/>
-            <w:r>
-              <w:rPr>
-                <w:sz w:val="19"/>
-              </w:rPr>
-              <w:t>Aménagement &amp; agencement</w:t>
-            </w:r>
-          </w:p>
-        </w:tc>
-        <w:tc>
-          <w:tcPr>
-            <w:tcW w:type="dxa" w:w="1304"/>
-          </w:tcPr>
-          <w:p>
-            <w:pPr>
-              <w:jc w:val="right"/>
-            </w:pPr>
-            <w:r/>
-            <w:r>
-              <w:rPr>
-                <w:sz w:val="19"/>
-              </w:rPr>
-              <w:t>310 000</w:t>
-            </w:r>
-          </w:p>
-        </w:tc>
-        <w:tc>
-          <w:tcPr>
-            <w:tcW w:type="dxa" w:w="1701"/>
+            <w:tcW w:type="dxa" w:w="1587"/>
           </w:tcPr>
           <w:p>
             <w:pPr>
@@ -2263,7 +1919,7 @@
         </w:tc>
         <w:tc>
           <w:tcPr>
-            <w:tcW w:type="dxa" w:w="1020"/>
+            <w:tcW w:type="dxa" w:w="907"/>
           </w:tcPr>
           <w:p>
             <w:pPr>
@@ -2274,13 +1930,13 @@
               <w:rPr>
                 <w:sz w:val="19"/>
               </w:rPr>
-              <w:t>28,4 %</w:t>
+              <w:t>37,6%</w:t>
             </w:r>
           </w:p>
         </w:tc>
         <w:tc>
           <w:tcPr>
-            <w:tcW w:type="dxa" w:w="1247"/>
+            <w:tcW w:type="dxa" w:w="1134"/>
           </w:tcPr>
           <w:p>
             <w:pPr>
@@ -2291,7 +1947,7 @@
               <w:rPr>
                 <w:sz w:val="19"/>
               </w:rPr>
-              <w:t>108 500</w:t>
+              <w:t>143 500</w:t>
             </w:r>
           </w:p>
         </w:tc>
@@ -2330,7 +1986,7 @@
         </w:tc>
         <w:tc>
           <w:tcPr>
-            <w:tcW w:type="dxa" w:w="1304"/>
+            <w:tcW w:type="dxa" w:w="1247"/>
           </w:tcPr>
           <w:p>
             <w:pPr>
@@ -2341,13 +1997,13 @@
               <w:rPr>
                 <w:sz w:val="19"/>
               </w:rPr>
-              <w:t>438 000</w:t>
+              <w:t>403 000</w:t>
             </w:r>
           </w:p>
         </w:tc>
         <w:tc>
           <w:tcPr>
-            <w:tcW w:type="dxa" w:w="1701"/>
+            <w:tcW w:type="dxa" w:w="1587"/>
           </w:tcPr>
           <w:p>
             <w:pPr>
@@ -2364,7 +2020,7 @@
         </w:tc>
         <w:tc>
           <w:tcPr>
-            <w:tcW w:type="dxa" w:w="1020"/>
+            <w:tcW w:type="dxa" w:w="907"/>
           </w:tcPr>
           <w:p>
             <w:pPr>
@@ -2375,13 +2031,13 @@
               <w:rPr>
                 <w:sz w:val="19"/>
               </w:rPr>
-              <w:t>40,1 %</w:t>
+              <w:t>36,9%</w:t>
             </w:r>
           </w:p>
         </w:tc>
         <w:tc>
           <w:tcPr>
-            <w:tcW w:type="dxa" w:w="1247"/>
+            <w:tcW w:type="dxa" w:w="1134"/>
           </w:tcPr>
           <w:p>
             <w:pPr>
@@ -2392,7 +2048,7 @@
               <w:rPr>
                 <w:sz w:val="19"/>
               </w:rPr>
-              <w:t>153 300</w:t>
+              <w:t>141 050</w:t>
             </w:r>
           </w:p>
         </w:tc>
@@ -2431,7 +2087,7 @@
         </w:tc>
         <w:tc>
           <w:tcPr>
-            <w:tcW w:type="dxa" w:w="1304"/>
+            <w:tcW w:type="dxa" w:w="1247"/>
           </w:tcPr>
           <w:p>
             <w:pPr>
@@ -2448,7 +2104,7 @@
         </w:tc>
         <w:tc>
           <w:tcPr>
-            <w:tcW w:type="dxa" w:w="1701"/>
+            <w:tcW w:type="dxa" w:w="1587"/>
           </w:tcPr>
           <w:p>
             <w:pPr>
@@ -2459,13 +2115,13 @@
               <w:rPr>
                 <w:sz w:val="19"/>
               </w:rPr>
-              <w:t>≤ 5 % (avec frais prélim.)</w:t>
+              <w:t>≤5% (+frais)</w:t>
             </w:r>
           </w:p>
         </w:tc>
         <w:tc>
           <w:tcPr>
-            <w:tcW w:type="dxa" w:w="1020"/>
+            <w:tcW w:type="dxa" w:w="907"/>
           </w:tcPr>
           <w:p>
             <w:pPr>
@@ -2476,13 +2132,13 @@
               <w:rPr>
                 <w:sz w:val="19"/>
               </w:rPr>
-              <w:t>4,4 % combiné</w:t>
+              <w:t>4,4%</w:t>
             </w:r>
           </w:p>
         </w:tc>
         <w:tc>
           <w:tcPr>
-            <w:tcW w:type="dxa" w:w="1247"/>
+            <w:tcW w:type="dxa" w:w="1134"/>
           </w:tcPr>
           <w:p>
             <w:pPr>
@@ -2533,7 +2189,7 @@
         </w:tc>
         <w:tc>
           <w:tcPr>
-            <w:tcW w:type="dxa" w:w="1304"/>
+            <w:tcW w:type="dxa" w:w="1247"/>
           </w:tcPr>
           <w:p>
             <w:pPr>
@@ -2551,7 +2207,7 @@
         </w:tc>
         <w:tc>
           <w:tcPr>
-            <w:tcW w:type="dxa" w:w="1701"/>
+            <w:tcW w:type="dxa" w:w="1587"/>
           </w:tcPr>
           <w:p>
             <w:pPr>
@@ -2569,7 +2225,7 @@
         </w:tc>
         <w:tc>
           <w:tcPr>
-            <w:tcW w:type="dxa" w:w="1020"/>
+            <w:tcW w:type="dxa" w:w="907"/>
           </w:tcPr>
           <w:p>
             <w:pPr>
@@ -2581,13 +2237,13 @@
                 <w:b/>
                 <w:sz w:val="19"/>
               </w:rPr>
-              <w:t>89,0 %</w:t>
+              <w:t>89,0%</w:t>
             </w:r>
           </w:p>
         </w:tc>
         <w:tc>
           <w:tcPr>
-            <w:tcW w:type="dxa" w:w="1247"/>
+            <w:tcW w:type="dxa" w:w="1134"/>
           </w:tcPr>
           <w:p>
             <w:pPr>
@@ -2625,20 +2281,7 @@
     </w:tbl>
     <w:p>
       <w:pPr>
-        <w:spacing w:after="80"/>
-      </w:pPr>
-      <w:r>
-        <w:rPr>
-          <w:b w:val="0"/>
-          <w:color w:val="555555"/>
-          <w:sz w:val="19"/>
-        </w:rPr>
-        <w:t>Lecture : aucune prime n'est perdue. Les rubriques Aménagement et Matériel ne sont soumises à aucun plafond. Le seul poste sensible — Constructions — est ramené à 16,0 % du projet (contre un plafond de 20 %), ce qui préserve une marge d'environ 43 000 DH avant tout risque de déclassement.</w:t>
-      </w:r>
-    </w:p>
-    <w:p>
-      <w:pPr>
-        <w:spacing w:after="120" w:before="200"/>
+        <w:spacing w:before="240" w:after="120"/>
       </w:pPr>
       <w:r>
         <w:rPr>
@@ -2646,7 +2289,7 @@
           <w:color w:val="1B3A28"/>
           <w:sz w:val="30"/>
         </w:rPr>
-        <w:t>5. Plan de financement (sans leasing)</w:t>
+        <w:t>4. Plan de financement (sans leasing)</w:t>
       </w:r>
     </w:p>
     <w:tbl>
@@ -2675,7 +2318,7 @@
                 <w:color w:val="FFFFFF"/>
                 <w:sz w:val="19"/>
               </w:rPr>
-              <w:t>Source de financement</w:t>
+              <w:t>Source</w:t>
             </w:r>
           </w:p>
         </w:tc>
@@ -2725,7 +2368,7 @@
               <w:rPr>
                 <w:sz w:val="19"/>
               </w:rPr>
-              <w:t>Prime GO SIYAHA (35 % du primable)</w:t>
+              <w:t>Prime GO SIYAHA (35% du primable)</w:t>
             </w:r>
           </w:p>
         </w:tc>
@@ -2759,7 +2402,7 @@
               <w:rPr>
                 <w:sz w:val="19"/>
               </w:rPr>
-              <w:t>31,1 %</w:t>
+              <w:t>31,1%</w:t>
             </w:r>
           </w:p>
         </w:tc>
@@ -2775,7 +2418,7 @@
               <w:rPr>
                 <w:sz w:val="19"/>
               </w:rPr>
-              <w:t>CMT bancaire — Al Barid Bank (50 % du primable)</w:t>
+              <w:t>CMT bancaire – Al Barid Bank (50% du primable)</w:t>
             </w:r>
           </w:p>
         </w:tc>
@@ -2809,7 +2452,7 @@
               <w:rPr>
                 <w:sz w:val="19"/>
               </w:rPr>
-              <w:t>44,5 %</w:t>
+              <w:t>44,5%</w:t>
             </w:r>
           </w:p>
         </w:tc>
@@ -2859,7 +2502,7 @@
               <w:rPr>
                 <w:sz w:val="19"/>
               </w:rPr>
-              <w:t>24,4 %</w:t>
+              <w:t>24,4%</w:t>
             </w:r>
           </w:p>
         </w:tc>
@@ -2912,7 +2555,1438 @@
                 <w:b/>
                 <w:sz w:val="19"/>
               </w:rPr>
-              <w:t>100 %</w:t>
+              <w:t>100%</w:t>
+            </w:r>
+          </w:p>
+        </w:tc>
+      </w:tr>
+    </w:tbl>
+    <w:p>
+      <w:pPr>
+        <w:spacing w:before="240" w:after="120"/>
+      </w:pPr>
+      <w:r>
+        <w:rPr>
+          <w:b/>
+          <w:color w:val="1B3A28"/>
+          <w:sz w:val="30"/>
+        </w:rPr>
+        <w:t>5. Cahier des travaux — Entreprise de construction &amp; aménagement</w:t>
+      </w:r>
+    </w:p>
+    <w:p>
+      <w:pPr>
+        <w:spacing w:after="80"/>
+      </w:pPr>
+      <w:r>
+        <w:rPr>
+          <w:b w:val="0"/>
+          <w:color w:val="555555"/>
+          <w:sz w:val="20"/>
+        </w:rPr>
+        <w:t>Périmètre des travaux de génie civil et d'aménagement à confier à l'entreprise (à chiffrer en devis). Total travaux : 350 000 DH TTC. Les équipements (tente, climatisation, mobilier, sonorisation, paintball, e-bikes, cuisine, solaire, pompe) relèvent de fournisseurs spécialisés et ne font pas partie de ce lot.</w:t>
+      </w:r>
+    </w:p>
+    <w:tbl>
+      <w:tblPr>
+        <w:tblStyle w:val="LightGrid-Accent1"/>
+        <w:tblW w:type="auto" w:w="0"/>
+        <w:jc w:val="center"/>
+        <w:tblLook w:firstColumn="1" w:firstRow="1" w:lastColumn="0" w:lastRow="0" w:noHBand="0" w:noVBand="1" w:val="04A0"/>
+      </w:tblPr>
+      <w:tblGrid>
+        <w:gridCol w:w="2160"/>
+        <w:gridCol w:w="2160"/>
+        <w:gridCol w:w="2160"/>
+        <w:gridCol w:w="2160"/>
+      </w:tblGrid>
+      <w:tr>
+        <w:tc>
+          <w:tcPr>
+            <w:tcW w:type="dxa" w:w="6236"/>
+            <w:shd w:fill="1B3A28"/>
+          </w:tcPr>
+          <w:p>
+            <w:r/>
+            <w:r>
+              <w:rPr>
+                <w:b/>
+                <w:color w:val="FFFFFF"/>
+                <w:sz w:val="19"/>
+              </w:rPr>
+              <w:t>Lot / Prestation</w:t>
+            </w:r>
+          </w:p>
+        </w:tc>
+        <w:tc>
+          <w:tcPr>
+            <w:tcW w:type="dxa" w:w="113"/>
+            <w:shd w:fill="1B3A28"/>
+          </w:tcPr>
+          <w:p>
+            <w:r/>
+            <w:r>
+              <w:rPr>
+                <w:b/>
+                <w:color w:val="FFFFFF"/>
+                <w:sz w:val="19"/>
+              </w:rPr>
+            </w:r>
+          </w:p>
+        </w:tc>
+        <w:tc>
+          <w:tcPr>
+            <w:tcW w:type="dxa" w:w="1247"/>
+            <w:shd w:fill="1B3A28"/>
+          </w:tcPr>
+          <w:p>
+            <w:r/>
+            <w:r>
+              <w:rPr>
+                <w:b/>
+                <w:color w:val="FFFFFF"/>
+                <w:sz w:val="19"/>
+              </w:rPr>
+              <w:t>HT (DH)</w:t>
+            </w:r>
+          </w:p>
+        </w:tc>
+        <w:tc>
+          <w:tcPr>
+            <w:tcW w:type="dxa" w:w="1361"/>
+            <w:shd w:fill="1B3A28"/>
+          </w:tcPr>
+          <w:p>
+            <w:r/>
+            <w:r>
+              <w:rPr>
+                <w:b/>
+                <w:color w:val="FFFFFF"/>
+                <w:sz w:val="19"/>
+              </w:rPr>
+              <w:t>TTC (DH)</w:t>
+            </w:r>
+          </w:p>
+        </w:tc>
+      </w:tr>
+      <w:tr>
+        <w:tc>
+          <w:tcPr>
+            <w:tcW w:type="dxa" w:w="6236"/>
+          </w:tcPr>
+          <w:p>
+            <w:r/>
+            <w:r>
+              <w:rPr>
+                <w:b/>
+                <w:sz w:val="19"/>
+              </w:rPr>
+              <w:t>LOT 1 — Terrassement &amp; VRD</w:t>
+            </w:r>
+          </w:p>
+        </w:tc>
+        <w:tc>
+          <w:tcPr>
+            <w:tcW w:type="dxa" w:w="113"/>
+          </w:tcPr>
+          <w:p>
+            <w:pPr>
+              <w:jc w:val="right"/>
+            </w:pPr>
+            <w:r/>
+            <w:r>
+              <w:rPr>
+                <w:b/>
+                <w:sz w:val="19"/>
+              </w:rPr>
+            </w:r>
+          </w:p>
+        </w:tc>
+        <w:tc>
+          <w:tcPr>
+            <w:tcW w:type="dxa" w:w="1247"/>
+          </w:tcPr>
+          <w:p>
+            <w:pPr>
+              <w:jc w:val="right"/>
+            </w:pPr>
+            <w:r/>
+            <w:r>
+              <w:rPr>
+                <w:b/>
+                <w:sz w:val="19"/>
+              </w:rPr>
+              <w:t>25 000</w:t>
+            </w:r>
+          </w:p>
+        </w:tc>
+        <w:tc>
+          <w:tcPr>
+            <w:tcW w:type="dxa" w:w="1361"/>
+          </w:tcPr>
+          <w:p>
+            <w:pPr>
+              <w:jc w:val="right"/>
+            </w:pPr>
+            <w:r/>
+            <w:r>
+              <w:rPr>
+                <w:b/>
+                <w:sz w:val="19"/>
+              </w:rPr>
+              <w:t>30 000</w:t>
+            </w:r>
+          </w:p>
+        </w:tc>
+      </w:tr>
+      <w:tr>
+        <w:tc>
+          <w:tcPr>
+            <w:tcW w:type="dxa" w:w="6236"/>
+          </w:tcPr>
+          <w:p>
+            <w:r/>
+            <w:r>
+              <w:rPr>
+                <w:sz w:val="19"/>
+              </w:rPr>
+              <w:t xml:space="preserve">  Décapage, nivellement, terrassement général du site</w:t>
+            </w:r>
+          </w:p>
+        </w:tc>
+        <w:tc>
+          <w:tcPr>
+            <w:tcW w:type="dxa" w:w="113"/>
+          </w:tcPr>
+          <w:p>
+            <w:pPr>
+              <w:jc w:val="right"/>
+            </w:pPr>
+            <w:r/>
+            <w:r>
+              <w:rPr>
+                <w:sz w:val="19"/>
+              </w:rPr>
+            </w:r>
+          </w:p>
+        </w:tc>
+        <w:tc>
+          <w:tcPr>
+            <w:tcW w:type="dxa" w:w="1247"/>
+          </w:tcPr>
+          <w:p>
+            <w:pPr>
+              <w:jc w:val="right"/>
+            </w:pPr>
+            <w:r/>
+            <w:r>
+              <w:rPr>
+                <w:sz w:val="19"/>
+              </w:rPr>
+            </w:r>
+          </w:p>
+        </w:tc>
+        <w:tc>
+          <w:tcPr>
+            <w:tcW w:type="dxa" w:w="1361"/>
+          </w:tcPr>
+          <w:p>
+            <w:pPr>
+              <w:jc w:val="right"/>
+            </w:pPr>
+            <w:r/>
+            <w:r>
+              <w:rPr>
+                <w:sz w:val="19"/>
+              </w:rPr>
+            </w:r>
+          </w:p>
+        </w:tc>
+      </w:tr>
+      <w:tr>
+        <w:tc>
+          <w:tcPr>
+            <w:tcW w:type="dxa" w:w="6236"/>
+          </w:tcPr>
+          <w:p>
+            <w:r/>
+            <w:r>
+              <w:rPr>
+                <w:sz w:val="19"/>
+              </w:rPr>
+              <w:t xml:space="preserve">  Plateformes (bâtiment, tente, zones d'activité), tranchées réseaux</w:t>
+            </w:r>
+          </w:p>
+        </w:tc>
+        <w:tc>
+          <w:tcPr>
+            <w:tcW w:type="dxa" w:w="113"/>
+          </w:tcPr>
+          <w:p>
+            <w:pPr>
+              <w:jc w:val="right"/>
+            </w:pPr>
+            <w:r/>
+            <w:r>
+              <w:rPr>
+                <w:sz w:val="19"/>
+              </w:rPr>
+            </w:r>
+          </w:p>
+        </w:tc>
+        <w:tc>
+          <w:tcPr>
+            <w:tcW w:type="dxa" w:w="1247"/>
+          </w:tcPr>
+          <w:p>
+            <w:pPr>
+              <w:jc w:val="right"/>
+            </w:pPr>
+            <w:r/>
+            <w:r>
+              <w:rPr>
+                <w:sz w:val="19"/>
+              </w:rPr>
+            </w:r>
+          </w:p>
+        </w:tc>
+        <w:tc>
+          <w:tcPr>
+            <w:tcW w:type="dxa" w:w="1361"/>
+          </w:tcPr>
+          <w:p>
+            <w:pPr>
+              <w:jc w:val="right"/>
+            </w:pPr>
+            <w:r/>
+            <w:r>
+              <w:rPr>
+                <w:sz w:val="19"/>
+              </w:rPr>
+            </w:r>
+          </w:p>
+        </w:tc>
+      </w:tr>
+      <w:tr>
+        <w:tc>
+          <w:tcPr>
+            <w:tcW w:type="dxa" w:w="6236"/>
+          </w:tcPr>
+          <w:p>
+            <w:r/>
+            <w:r>
+              <w:rPr>
+                <w:b/>
+                <w:sz w:val="19"/>
+              </w:rPr>
+              <w:t>LOT 2 — Bâtiment accueil / sanitaires / vestiaires (clé en main)</w:t>
+            </w:r>
+          </w:p>
+        </w:tc>
+        <w:tc>
+          <w:tcPr>
+            <w:tcW w:type="dxa" w:w="113"/>
+          </w:tcPr>
+          <w:p>
+            <w:pPr>
+              <w:jc w:val="right"/>
+            </w:pPr>
+            <w:r/>
+            <w:r>
+              <w:rPr>
+                <w:b/>
+                <w:sz w:val="19"/>
+              </w:rPr>
+            </w:r>
+          </w:p>
+        </w:tc>
+        <w:tc>
+          <w:tcPr>
+            <w:tcW w:type="dxa" w:w="1247"/>
+          </w:tcPr>
+          <w:p>
+            <w:pPr>
+              <w:jc w:val="right"/>
+            </w:pPr>
+            <w:r/>
+            <w:r>
+              <w:rPr>
+                <w:b/>
+                <w:sz w:val="19"/>
+              </w:rPr>
+              <w:t>66 667</w:t>
+            </w:r>
+          </w:p>
+        </w:tc>
+        <w:tc>
+          <w:tcPr>
+            <w:tcW w:type="dxa" w:w="1361"/>
+          </w:tcPr>
+          <w:p>
+            <w:pPr>
+              <w:jc w:val="right"/>
+            </w:pPr>
+            <w:r/>
+            <w:r>
+              <w:rPr>
+                <w:b/>
+                <w:sz w:val="19"/>
+              </w:rPr>
+              <w:t>80 000</w:t>
+            </w:r>
+          </w:p>
+        </w:tc>
+      </w:tr>
+      <w:tr>
+        <w:tc>
+          <w:tcPr>
+            <w:tcW w:type="dxa" w:w="6236"/>
+          </w:tcPr>
+          <w:p>
+            <w:r/>
+            <w:r>
+              <w:rPr>
+                <w:sz w:val="19"/>
+              </w:rPr>
+              <w:t xml:space="preserve">  Fondations + dallage + maçonnerie / élévation</w:t>
+            </w:r>
+          </w:p>
+        </w:tc>
+        <w:tc>
+          <w:tcPr>
+            <w:tcW w:type="dxa" w:w="113"/>
+          </w:tcPr>
+          <w:p>
+            <w:pPr>
+              <w:jc w:val="right"/>
+            </w:pPr>
+            <w:r/>
+            <w:r>
+              <w:rPr>
+                <w:sz w:val="19"/>
+              </w:rPr>
+            </w:r>
+          </w:p>
+        </w:tc>
+        <w:tc>
+          <w:tcPr>
+            <w:tcW w:type="dxa" w:w="1247"/>
+          </w:tcPr>
+          <w:p>
+            <w:pPr>
+              <w:jc w:val="right"/>
+            </w:pPr>
+            <w:r/>
+            <w:r>
+              <w:rPr>
+                <w:sz w:val="19"/>
+              </w:rPr>
+            </w:r>
+          </w:p>
+        </w:tc>
+        <w:tc>
+          <w:tcPr>
+            <w:tcW w:type="dxa" w:w="1361"/>
+          </w:tcPr>
+          <w:p>
+            <w:pPr>
+              <w:jc w:val="right"/>
+            </w:pPr>
+            <w:r/>
+            <w:r>
+              <w:rPr>
+                <w:sz w:val="19"/>
+              </w:rPr>
+            </w:r>
+          </w:p>
+        </w:tc>
+      </w:tr>
+      <w:tr>
+        <w:tc>
+          <w:tcPr>
+            <w:tcW w:type="dxa" w:w="6236"/>
+          </w:tcPr>
+          <w:p>
+            <w:r/>
+            <w:r>
+              <w:rPr>
+                <w:sz w:val="19"/>
+              </w:rPr>
+              <w:t xml:space="preserve">  Sanitaires + vestiaires (plomberie, carrelage, faïence)</w:t>
+            </w:r>
+          </w:p>
+        </w:tc>
+        <w:tc>
+          <w:tcPr>
+            <w:tcW w:type="dxa" w:w="113"/>
+          </w:tcPr>
+          <w:p>
+            <w:pPr>
+              <w:jc w:val="right"/>
+            </w:pPr>
+            <w:r/>
+            <w:r>
+              <w:rPr>
+                <w:sz w:val="19"/>
+              </w:rPr>
+            </w:r>
+          </w:p>
+        </w:tc>
+        <w:tc>
+          <w:tcPr>
+            <w:tcW w:type="dxa" w:w="1247"/>
+          </w:tcPr>
+          <w:p>
+            <w:pPr>
+              <w:jc w:val="right"/>
+            </w:pPr>
+            <w:r/>
+            <w:r>
+              <w:rPr>
+                <w:sz w:val="19"/>
+              </w:rPr>
+            </w:r>
+          </w:p>
+        </w:tc>
+        <w:tc>
+          <w:tcPr>
+            <w:tcW w:type="dxa" w:w="1361"/>
+          </w:tcPr>
+          <w:p>
+            <w:pPr>
+              <w:jc w:val="right"/>
+            </w:pPr>
+            <w:r/>
+            <w:r>
+              <w:rPr>
+                <w:sz w:val="19"/>
+              </w:rPr>
+            </w:r>
+          </w:p>
+        </w:tc>
+      </w:tr>
+      <w:tr>
+        <w:tc>
+          <w:tcPr>
+            <w:tcW w:type="dxa" w:w="6236"/>
+          </w:tcPr>
+          <w:p>
+            <w:r/>
+            <w:r>
+              <w:rPr>
+                <w:sz w:val="19"/>
+              </w:rPr>
+              <w:t xml:space="preserve">  Toiture / étanchéité / menuiseries / peinture</w:t>
+            </w:r>
+          </w:p>
+        </w:tc>
+        <w:tc>
+          <w:tcPr>
+            <w:tcW w:type="dxa" w:w="113"/>
+          </w:tcPr>
+          <w:p>
+            <w:pPr>
+              <w:jc w:val="right"/>
+            </w:pPr>
+            <w:r/>
+            <w:r>
+              <w:rPr>
+                <w:sz w:val="19"/>
+              </w:rPr>
+            </w:r>
+          </w:p>
+        </w:tc>
+        <w:tc>
+          <w:tcPr>
+            <w:tcW w:type="dxa" w:w="1247"/>
+          </w:tcPr>
+          <w:p>
+            <w:pPr>
+              <w:jc w:val="right"/>
+            </w:pPr>
+            <w:r/>
+            <w:r>
+              <w:rPr>
+                <w:sz w:val="19"/>
+              </w:rPr>
+            </w:r>
+          </w:p>
+        </w:tc>
+        <w:tc>
+          <w:tcPr>
+            <w:tcW w:type="dxa" w:w="1361"/>
+          </w:tcPr>
+          <w:p>
+            <w:pPr>
+              <w:jc w:val="right"/>
+            </w:pPr>
+            <w:r/>
+            <w:r>
+              <w:rPr>
+                <w:sz w:val="19"/>
+              </w:rPr>
+            </w:r>
+          </w:p>
+        </w:tc>
+      </w:tr>
+      <w:tr>
+        <w:tc>
+          <w:tcPr>
+            <w:tcW w:type="dxa" w:w="6236"/>
+          </w:tcPr>
+          <w:p>
+            <w:r/>
+            <w:r>
+              <w:rPr>
+                <w:b/>
+                <w:sz w:val="19"/>
+              </w:rPr>
+              <w:t>LOT 3 — Forage puits + infrastructure hydraulique</w:t>
+            </w:r>
+          </w:p>
+        </w:tc>
+        <w:tc>
+          <w:tcPr>
+            <w:tcW w:type="dxa" w:w="113"/>
+          </w:tcPr>
+          <w:p>
+            <w:pPr>
+              <w:jc w:val="right"/>
+            </w:pPr>
+            <w:r/>
+            <w:r>
+              <w:rPr>
+                <w:b/>
+                <w:sz w:val="19"/>
+              </w:rPr>
+            </w:r>
+          </w:p>
+        </w:tc>
+        <w:tc>
+          <w:tcPr>
+            <w:tcW w:type="dxa" w:w="1247"/>
+          </w:tcPr>
+          <w:p>
+            <w:pPr>
+              <w:jc w:val="right"/>
+            </w:pPr>
+            <w:r/>
+            <w:r>
+              <w:rPr>
+                <w:b/>
+                <w:sz w:val="19"/>
+              </w:rPr>
+              <w:t>83 333</w:t>
+            </w:r>
+          </w:p>
+        </w:tc>
+        <w:tc>
+          <w:tcPr>
+            <w:tcW w:type="dxa" w:w="1361"/>
+          </w:tcPr>
+          <w:p>
+            <w:pPr>
+              <w:jc w:val="right"/>
+            </w:pPr>
+            <w:r/>
+            <w:r>
+              <w:rPr>
+                <w:b/>
+                <w:sz w:val="19"/>
+              </w:rPr>
+              <w:t>100 000</w:t>
+            </w:r>
+          </w:p>
+        </w:tc>
+      </w:tr>
+      <w:tr>
+        <w:tc>
+          <w:tcPr>
+            <w:tcW w:type="dxa" w:w="6236"/>
+          </w:tcPr>
+          <w:p>
+            <w:r/>
+            <w:r>
+              <w:rPr>
+                <w:sz w:val="19"/>
+              </w:rPr>
+              <w:t xml:space="preserve">  Forage / sondage / tubage</w:t>
+            </w:r>
+          </w:p>
+        </w:tc>
+        <w:tc>
+          <w:tcPr>
+            <w:tcW w:type="dxa" w:w="113"/>
+          </w:tcPr>
+          <w:p>
+            <w:pPr>
+              <w:jc w:val="right"/>
+            </w:pPr>
+            <w:r/>
+            <w:r>
+              <w:rPr>
+                <w:sz w:val="19"/>
+              </w:rPr>
+            </w:r>
+          </w:p>
+        </w:tc>
+        <w:tc>
+          <w:tcPr>
+            <w:tcW w:type="dxa" w:w="1247"/>
+          </w:tcPr>
+          <w:p>
+            <w:pPr>
+              <w:jc w:val="right"/>
+            </w:pPr>
+            <w:r/>
+            <w:r>
+              <w:rPr>
+                <w:sz w:val="19"/>
+              </w:rPr>
+            </w:r>
+          </w:p>
+        </w:tc>
+        <w:tc>
+          <w:tcPr>
+            <w:tcW w:type="dxa" w:w="1361"/>
+          </w:tcPr>
+          <w:p>
+            <w:pPr>
+              <w:jc w:val="right"/>
+            </w:pPr>
+            <w:r/>
+            <w:r>
+              <w:rPr>
+                <w:sz w:val="19"/>
+              </w:rPr>
+            </w:r>
+          </w:p>
+        </w:tc>
+      </w:tr>
+      <w:tr>
+        <w:tc>
+          <w:tcPr>
+            <w:tcW w:type="dxa" w:w="6236"/>
+          </w:tcPr>
+          <w:p>
+            <w:r/>
+            <w:r>
+              <w:rPr>
+                <w:sz w:val="19"/>
+              </w:rPr>
+              <w:t xml:space="preserve">  Réservoir / bâche à eau + raccordements</w:t>
+            </w:r>
+          </w:p>
+        </w:tc>
+        <w:tc>
+          <w:tcPr>
+            <w:tcW w:type="dxa" w:w="113"/>
+          </w:tcPr>
+          <w:p>
+            <w:pPr>
+              <w:jc w:val="right"/>
+            </w:pPr>
+            <w:r/>
+            <w:r>
+              <w:rPr>
+                <w:sz w:val="19"/>
+              </w:rPr>
+            </w:r>
+          </w:p>
+        </w:tc>
+        <w:tc>
+          <w:tcPr>
+            <w:tcW w:type="dxa" w:w="1247"/>
+          </w:tcPr>
+          <w:p>
+            <w:pPr>
+              <w:jc w:val="right"/>
+            </w:pPr>
+            <w:r/>
+            <w:r>
+              <w:rPr>
+                <w:sz w:val="19"/>
+              </w:rPr>
+            </w:r>
+          </w:p>
+        </w:tc>
+        <w:tc>
+          <w:tcPr>
+            <w:tcW w:type="dxa" w:w="1361"/>
+          </w:tcPr>
+          <w:p>
+            <w:pPr>
+              <w:jc w:val="right"/>
+            </w:pPr>
+            <w:r/>
+            <w:r>
+              <w:rPr>
+                <w:sz w:val="19"/>
+              </w:rPr>
+            </w:r>
+          </w:p>
+        </w:tc>
+      </w:tr>
+      <w:tr>
+        <w:tc>
+          <w:tcPr>
+            <w:tcW w:type="dxa" w:w="6236"/>
+          </w:tcPr>
+          <w:p>
+            <w:r/>
+            <w:r>
+              <w:rPr>
+                <w:sz w:val="19"/>
+              </w:rPr>
+              <w:t xml:space="preserve">  Réseau de distribution / irrigation</w:t>
+            </w:r>
+          </w:p>
+        </w:tc>
+        <w:tc>
+          <w:tcPr>
+            <w:tcW w:type="dxa" w:w="113"/>
+          </w:tcPr>
+          <w:p>
+            <w:pPr>
+              <w:jc w:val="right"/>
+            </w:pPr>
+            <w:r/>
+            <w:r>
+              <w:rPr>
+                <w:sz w:val="19"/>
+              </w:rPr>
+            </w:r>
+          </w:p>
+        </w:tc>
+        <w:tc>
+          <w:tcPr>
+            <w:tcW w:type="dxa" w:w="1247"/>
+          </w:tcPr>
+          <w:p>
+            <w:pPr>
+              <w:jc w:val="right"/>
+            </w:pPr>
+            <w:r/>
+            <w:r>
+              <w:rPr>
+                <w:sz w:val="19"/>
+              </w:rPr>
+            </w:r>
+          </w:p>
+        </w:tc>
+        <w:tc>
+          <w:tcPr>
+            <w:tcW w:type="dxa" w:w="1361"/>
+          </w:tcPr>
+          <w:p>
+            <w:pPr>
+              <w:jc w:val="right"/>
+            </w:pPr>
+            <w:r/>
+            <w:r>
+              <w:rPr>
+                <w:sz w:val="19"/>
+              </w:rPr>
+            </w:r>
+          </w:p>
+        </w:tc>
+      </w:tr>
+      <w:tr>
+        <w:tc>
+          <w:tcPr>
+            <w:tcW w:type="dxa" w:w="6236"/>
+          </w:tcPr>
+          <w:p>
+            <w:r/>
+            <w:r>
+              <w:rPr>
+                <w:b/>
+                <w:sz w:val="19"/>
+              </w:rPr>
+              <w:t>LOT 4 — Réseaux, électricité extérieure &amp; paysager (communs)</w:t>
+            </w:r>
+          </w:p>
+        </w:tc>
+        <w:tc>
+          <w:tcPr>
+            <w:tcW w:type="dxa" w:w="113"/>
+          </w:tcPr>
+          <w:p>
+            <w:pPr>
+              <w:jc w:val="right"/>
+            </w:pPr>
+            <w:r/>
+            <w:r>
+              <w:rPr>
+                <w:b/>
+                <w:sz w:val="19"/>
+              </w:rPr>
+            </w:r>
+          </w:p>
+        </w:tc>
+        <w:tc>
+          <w:tcPr>
+            <w:tcW w:type="dxa" w:w="1247"/>
+          </w:tcPr>
+          <w:p>
+            <w:pPr>
+              <w:jc w:val="right"/>
+            </w:pPr>
+            <w:r/>
+            <w:r>
+              <w:rPr>
+                <w:b/>
+                <w:sz w:val="19"/>
+              </w:rPr>
+              <w:t>41 667</w:t>
+            </w:r>
+          </w:p>
+        </w:tc>
+        <w:tc>
+          <w:tcPr>
+            <w:tcW w:type="dxa" w:w="1361"/>
+          </w:tcPr>
+          <w:p>
+            <w:pPr>
+              <w:jc w:val="right"/>
+            </w:pPr>
+            <w:r/>
+            <w:r>
+              <w:rPr>
+                <w:b/>
+                <w:sz w:val="19"/>
+              </w:rPr>
+              <w:t>50 000</w:t>
+            </w:r>
+          </w:p>
+        </w:tc>
+      </w:tr>
+      <w:tr>
+        <w:tc>
+          <w:tcPr>
+            <w:tcW w:type="dxa" w:w="6236"/>
+          </w:tcPr>
+          <w:p>
+            <w:r/>
+            <w:r>
+              <w:rPr>
+                <w:sz w:val="19"/>
+              </w:rPr>
+              <w:t xml:space="preserve">  Réseau électrique enterré + tableau + éclairage extérieur</w:t>
+            </w:r>
+          </w:p>
+        </w:tc>
+        <w:tc>
+          <w:tcPr>
+            <w:tcW w:type="dxa" w:w="113"/>
+          </w:tcPr>
+          <w:p>
+            <w:pPr>
+              <w:jc w:val="right"/>
+            </w:pPr>
+            <w:r/>
+            <w:r>
+              <w:rPr>
+                <w:sz w:val="19"/>
+              </w:rPr>
+            </w:r>
+          </w:p>
+        </w:tc>
+        <w:tc>
+          <w:tcPr>
+            <w:tcW w:type="dxa" w:w="1247"/>
+          </w:tcPr>
+          <w:p>
+            <w:pPr>
+              <w:jc w:val="right"/>
+            </w:pPr>
+            <w:r/>
+            <w:r>
+              <w:rPr>
+                <w:sz w:val="19"/>
+              </w:rPr>
+            </w:r>
+          </w:p>
+        </w:tc>
+        <w:tc>
+          <w:tcPr>
+            <w:tcW w:type="dxa" w:w="1361"/>
+          </w:tcPr>
+          <w:p>
+            <w:pPr>
+              <w:jc w:val="right"/>
+            </w:pPr>
+            <w:r/>
+            <w:r>
+              <w:rPr>
+                <w:sz w:val="19"/>
+              </w:rPr>
+            </w:r>
+          </w:p>
+        </w:tc>
+      </w:tr>
+      <w:tr>
+        <w:tc>
+          <w:tcPr>
+            <w:tcW w:type="dxa" w:w="6236"/>
+          </w:tcPr>
+          <w:p>
+            <w:r/>
+            <w:r>
+              <w:rPr>
+                <w:sz w:val="19"/>
+              </w:rPr>
+              <w:t xml:space="preserve">  Réseau d'eau / assainissement, plantations &amp; zones ombragées</w:t>
+            </w:r>
+          </w:p>
+        </w:tc>
+        <w:tc>
+          <w:tcPr>
+            <w:tcW w:type="dxa" w:w="113"/>
+          </w:tcPr>
+          <w:p>
+            <w:pPr>
+              <w:jc w:val="right"/>
+            </w:pPr>
+            <w:r/>
+            <w:r>
+              <w:rPr>
+                <w:sz w:val="19"/>
+              </w:rPr>
+            </w:r>
+          </w:p>
+        </w:tc>
+        <w:tc>
+          <w:tcPr>
+            <w:tcW w:type="dxa" w:w="1247"/>
+          </w:tcPr>
+          <w:p>
+            <w:pPr>
+              <w:jc w:val="right"/>
+            </w:pPr>
+            <w:r/>
+            <w:r>
+              <w:rPr>
+                <w:sz w:val="19"/>
+              </w:rPr>
+            </w:r>
+          </w:p>
+        </w:tc>
+        <w:tc>
+          <w:tcPr>
+            <w:tcW w:type="dxa" w:w="1361"/>
+          </w:tcPr>
+          <w:p>
+            <w:pPr>
+              <w:jc w:val="right"/>
+            </w:pPr>
+            <w:r/>
+            <w:r>
+              <w:rPr>
+                <w:sz w:val="19"/>
+              </w:rPr>
+            </w:r>
+          </w:p>
+        </w:tc>
+      </w:tr>
+      <w:tr>
+        <w:tc>
+          <w:tcPr>
+            <w:tcW w:type="dxa" w:w="6236"/>
+          </w:tcPr>
+          <w:p>
+            <w:r/>
+            <w:r>
+              <w:rPr>
+                <w:b/>
+                <w:sz w:val="19"/>
+              </w:rPr>
+              <w:t>LOT 5 — Voirie, allées, parking, clôtures, signalétique</w:t>
+            </w:r>
+          </w:p>
+        </w:tc>
+        <w:tc>
+          <w:tcPr>
+            <w:tcW w:type="dxa" w:w="113"/>
+          </w:tcPr>
+          <w:p>
+            <w:pPr>
+              <w:jc w:val="right"/>
+            </w:pPr>
+            <w:r/>
+            <w:r>
+              <w:rPr>
+                <w:b/>
+                <w:sz w:val="19"/>
+              </w:rPr>
+            </w:r>
+          </w:p>
+        </w:tc>
+        <w:tc>
+          <w:tcPr>
+            <w:tcW w:type="dxa" w:w="1247"/>
+          </w:tcPr>
+          <w:p>
+            <w:pPr>
+              <w:jc w:val="right"/>
+            </w:pPr>
+            <w:r/>
+            <w:r>
+              <w:rPr>
+                <w:b/>
+                <w:sz w:val="19"/>
+              </w:rPr>
+              <w:t>50 000</w:t>
+            </w:r>
+          </w:p>
+        </w:tc>
+        <w:tc>
+          <w:tcPr>
+            <w:tcW w:type="dxa" w:w="1361"/>
+          </w:tcPr>
+          <w:p>
+            <w:pPr>
+              <w:jc w:val="right"/>
+            </w:pPr>
+            <w:r/>
+            <w:r>
+              <w:rPr>
+                <w:b/>
+                <w:sz w:val="19"/>
+              </w:rPr>
+              <w:t>60 000</w:t>
+            </w:r>
+          </w:p>
+        </w:tc>
+      </w:tr>
+      <w:tr>
+        <w:tc>
+          <w:tcPr>
+            <w:tcW w:type="dxa" w:w="6236"/>
+          </w:tcPr>
+          <w:p>
+            <w:r/>
+            <w:r>
+              <w:rPr>
+                <w:sz w:val="19"/>
+              </w:rPr>
+              <w:t xml:space="preserve">  Allées piétonnes, parking stabilisé</w:t>
+            </w:r>
+          </w:p>
+        </w:tc>
+        <w:tc>
+          <w:tcPr>
+            <w:tcW w:type="dxa" w:w="113"/>
+          </w:tcPr>
+          <w:p>
+            <w:pPr>
+              <w:jc w:val="right"/>
+            </w:pPr>
+            <w:r/>
+            <w:r>
+              <w:rPr>
+                <w:sz w:val="19"/>
+              </w:rPr>
+            </w:r>
+          </w:p>
+        </w:tc>
+        <w:tc>
+          <w:tcPr>
+            <w:tcW w:type="dxa" w:w="1247"/>
+          </w:tcPr>
+          <w:p>
+            <w:pPr>
+              <w:jc w:val="right"/>
+            </w:pPr>
+            <w:r/>
+            <w:r>
+              <w:rPr>
+                <w:sz w:val="19"/>
+              </w:rPr>
+            </w:r>
+          </w:p>
+        </w:tc>
+        <w:tc>
+          <w:tcPr>
+            <w:tcW w:type="dxa" w:w="1361"/>
+          </w:tcPr>
+          <w:p>
+            <w:pPr>
+              <w:jc w:val="right"/>
+            </w:pPr>
+            <w:r/>
+            <w:r>
+              <w:rPr>
+                <w:sz w:val="19"/>
+              </w:rPr>
+            </w:r>
+          </w:p>
+        </w:tc>
+      </w:tr>
+      <w:tr>
+        <w:tc>
+          <w:tcPr>
+            <w:tcW w:type="dxa" w:w="6236"/>
+          </w:tcPr>
+          <w:p>
+            <w:r/>
+            <w:r>
+              <w:rPr>
+                <w:sz w:val="19"/>
+              </w:rPr>
+              <w:t xml:space="preserve">  Clôture périmétrique + portail + signalétique</w:t>
+            </w:r>
+          </w:p>
+        </w:tc>
+        <w:tc>
+          <w:tcPr>
+            <w:tcW w:type="dxa" w:w="113"/>
+          </w:tcPr>
+          <w:p>
+            <w:pPr>
+              <w:jc w:val="right"/>
+            </w:pPr>
+            <w:r/>
+            <w:r>
+              <w:rPr>
+                <w:sz w:val="19"/>
+              </w:rPr>
+            </w:r>
+          </w:p>
+        </w:tc>
+        <w:tc>
+          <w:tcPr>
+            <w:tcW w:type="dxa" w:w="1247"/>
+          </w:tcPr>
+          <w:p>
+            <w:pPr>
+              <w:jc w:val="right"/>
+            </w:pPr>
+            <w:r/>
+            <w:r>
+              <w:rPr>
+                <w:sz w:val="19"/>
+              </w:rPr>
+            </w:r>
+          </w:p>
+        </w:tc>
+        <w:tc>
+          <w:tcPr>
+            <w:tcW w:type="dxa" w:w="1361"/>
+          </w:tcPr>
+          <w:p>
+            <w:pPr>
+              <w:jc w:val="right"/>
+            </w:pPr>
+            <w:r/>
+            <w:r>
+              <w:rPr>
+                <w:sz w:val="19"/>
+              </w:rPr>
+            </w:r>
+          </w:p>
+        </w:tc>
+      </w:tr>
+      <w:tr>
+        <w:tc>
+          <w:tcPr>
+            <w:tcW w:type="dxa" w:w="6236"/>
+          </w:tcPr>
+          <w:p>
+            <w:r/>
+            <w:r>
+              <w:rPr>
+                <w:b/>
+                <w:sz w:val="19"/>
+              </w:rPr>
+              <w:t>LOT 6 — Espace « du jardin à l'assiette »</w:t>
+            </w:r>
+          </w:p>
+        </w:tc>
+        <w:tc>
+          <w:tcPr>
+            <w:tcW w:type="dxa" w:w="113"/>
+          </w:tcPr>
+          <w:p>
+            <w:pPr>
+              <w:jc w:val="right"/>
+            </w:pPr>
+            <w:r/>
+            <w:r>
+              <w:rPr>
+                <w:b/>
+                <w:sz w:val="19"/>
+              </w:rPr>
+            </w:r>
+          </w:p>
+        </w:tc>
+        <w:tc>
+          <w:tcPr>
+            <w:tcW w:type="dxa" w:w="1247"/>
+          </w:tcPr>
+          <w:p>
+            <w:pPr>
+              <w:jc w:val="right"/>
+            </w:pPr>
+            <w:r/>
+            <w:r>
+              <w:rPr>
+                <w:b/>
+                <w:sz w:val="19"/>
+              </w:rPr>
+              <w:t>25 000</w:t>
+            </w:r>
+          </w:p>
+        </w:tc>
+        <w:tc>
+          <w:tcPr>
+            <w:tcW w:type="dxa" w:w="1361"/>
+          </w:tcPr>
+          <w:p>
+            <w:pPr>
+              <w:jc w:val="right"/>
+            </w:pPr>
+            <w:r/>
+            <w:r>
+              <w:rPr>
+                <w:b/>
+                <w:sz w:val="19"/>
+              </w:rPr>
+              <w:t>30 000</w:t>
+            </w:r>
+          </w:p>
+        </w:tc>
+      </w:tr>
+      <w:tr>
+        <w:tc>
+          <w:tcPr>
+            <w:tcW w:type="dxa" w:w="6236"/>
+          </w:tcPr>
+          <w:p>
+            <w:r/>
+            <w:r>
+              <w:rPr>
+                <w:sz w:val="19"/>
+              </w:rPr>
+              <w:t xml:space="preserve">  Bacs potagers, irrigation, pergola / zone atelier extérieure</w:t>
+            </w:r>
+          </w:p>
+        </w:tc>
+        <w:tc>
+          <w:tcPr>
+            <w:tcW w:type="dxa" w:w="113"/>
+          </w:tcPr>
+          <w:p>
+            <w:pPr>
+              <w:jc w:val="right"/>
+            </w:pPr>
+            <w:r/>
+            <w:r>
+              <w:rPr>
+                <w:sz w:val="19"/>
+              </w:rPr>
+            </w:r>
+          </w:p>
+        </w:tc>
+        <w:tc>
+          <w:tcPr>
+            <w:tcW w:type="dxa" w:w="1247"/>
+          </w:tcPr>
+          <w:p>
+            <w:pPr>
+              <w:jc w:val="right"/>
+            </w:pPr>
+            <w:r/>
+            <w:r>
+              <w:rPr>
+                <w:sz w:val="19"/>
+              </w:rPr>
+            </w:r>
+          </w:p>
+        </w:tc>
+        <w:tc>
+          <w:tcPr>
+            <w:tcW w:type="dxa" w:w="1361"/>
+          </w:tcPr>
+          <w:p>
+            <w:pPr>
+              <w:jc w:val="right"/>
+            </w:pPr>
+            <w:r/>
+            <w:r>
+              <w:rPr>
+                <w:sz w:val="19"/>
+              </w:rPr>
+            </w:r>
+          </w:p>
+        </w:tc>
+      </w:tr>
+      <w:tr>
+        <w:tc>
+          <w:tcPr>
+            <w:tcW w:type="dxa" w:w="6236"/>
+          </w:tcPr>
+          <w:p>
+            <w:r/>
+            <w:r>
+              <w:rPr>
+                <w:b/>
+                <w:sz w:val="19"/>
+              </w:rPr>
+              <w:t>TOTAL TRAVAUX CONSTRUCTION &amp; AMÉNAGEMENT</w:t>
+            </w:r>
+          </w:p>
+        </w:tc>
+        <w:tc>
+          <w:tcPr>
+            <w:tcW w:type="dxa" w:w="113"/>
+          </w:tcPr>
+          <w:p>
+            <w:pPr>
+              <w:jc w:val="right"/>
+            </w:pPr>
+            <w:r/>
+            <w:r>
+              <w:rPr>
+                <w:b/>
+                <w:sz w:val="19"/>
+              </w:rPr>
+            </w:r>
+          </w:p>
+        </w:tc>
+        <w:tc>
+          <w:tcPr>
+            <w:tcW w:type="dxa" w:w="1247"/>
+          </w:tcPr>
+          <w:p>
+            <w:pPr>
+              <w:jc w:val="right"/>
+            </w:pPr>
+            <w:r/>
+            <w:r>
+              <w:rPr>
+                <w:b/>
+                <w:sz w:val="19"/>
+              </w:rPr>
+              <w:t>291 667</w:t>
+            </w:r>
+          </w:p>
+        </w:tc>
+        <w:tc>
+          <w:tcPr>
+            <w:tcW w:type="dxa" w:w="1361"/>
+          </w:tcPr>
+          <w:p>
+            <w:pPr>
+              <w:jc w:val="right"/>
+            </w:pPr>
+            <w:r/>
+            <w:r>
+              <w:rPr>
+                <w:b/>
+                <w:sz w:val="19"/>
+              </w:rPr>
+              <w:t>350 000</w:t>
             </w:r>
           </w:p>
         </w:tc>
@@ -2928,472 +4002,7 @@
           <w:color w:val="555555"/>
           <w:sz w:val="19"/>
         </w:rPr>
-        <w:t>Aucun recours au leasing ni au crédit fournisseur. La prime est intégrée au montage financier conformément au règlement. La partie hors primable (piscine + BFR = 120 000) est portée par les fonds propres.</w:t>
-      </w:r>
-    </w:p>
-    <w:p>
-      <w:pPr>
-        <w:spacing w:after="120" w:before="200"/>
-      </w:pPr>
-      <w:r>
-        <w:rPr>
-          <w:b/>
-          <w:color w:val="1B3A28"/>
-          <w:sz w:val="30"/>
-        </w:rPr>
-        <w:t>6. Synthèse de conformité</w:t>
-      </w:r>
-    </w:p>
-    <w:tbl>
-      <w:tblPr>
-        <w:tblStyle w:val="LightGrid-Accent1"/>
-        <w:tblW w:type="auto" w:w="0"/>
-        <w:jc w:val="center"/>
-        <w:tblLook w:firstColumn="1" w:firstRow="1" w:lastColumn="0" w:lastRow="0" w:noHBand="0" w:noVBand="1" w:val="04A0"/>
-      </w:tblPr>
-      <w:tblGrid>
-        <w:gridCol w:w="2880"/>
-        <w:gridCol w:w="2880"/>
-        <w:gridCol w:w="2880"/>
-      </w:tblGrid>
-      <w:tr>
-        <w:tc>
-          <w:tcPr>
-            <w:tcW w:type="dxa" w:w="3118"/>
-            <w:shd w:fill="1B3A28"/>
-          </w:tcPr>
-          <w:p>
-            <w:r/>
-            <w:r>
-              <w:rPr>
-                <w:b/>
-                <w:color w:val="FFFFFF"/>
-                <w:sz w:val="19"/>
-              </w:rPr>
-              <w:t>Indicateur</w:t>
-            </w:r>
-          </w:p>
-        </w:tc>
-        <w:tc>
-          <w:tcPr>
-            <w:tcW w:type="dxa" w:w="1701"/>
-            <w:shd w:fill="1B3A28"/>
-          </w:tcPr>
-          <w:p>
-            <w:r/>
-            <w:r>
-              <w:rPr>
-                <w:b/>
-                <w:color w:val="FFFFFF"/>
-                <w:sz w:val="19"/>
-              </w:rPr>
-              <w:t>Valeur</w:t>
-            </w:r>
-          </w:p>
-        </w:tc>
-        <w:tc>
-          <w:tcPr>
-            <w:tcW w:type="dxa" w:w="3969"/>
-            <w:shd w:fill="1B3A28"/>
-          </w:tcPr>
-          <w:p>
-            <w:r/>
-            <w:r>
-              <w:rPr>
-                <w:b/>
-                <w:color w:val="FFFFFF"/>
-                <w:sz w:val="19"/>
-              </w:rPr>
-              <w:t>Conformité règlement</w:t>
-            </w:r>
-          </w:p>
-        </w:tc>
-      </w:tr>
-      <w:tr>
-        <w:tc>
-          <w:tcPr>
-            <w:tcW w:type="dxa" w:w="3118"/>
-          </w:tcPr>
-          <w:p>
-            <w:r/>
-            <w:r>
-              <w:rPr>
-                <w:sz w:val="19"/>
-              </w:rPr>
-              <w:t>Coût total du projet (TTC)</w:t>
-            </w:r>
-          </w:p>
-        </w:tc>
-        <w:tc>
-          <w:tcPr>
-            <w:tcW w:type="dxa" w:w="1701"/>
-          </w:tcPr>
-          <w:p>
-            <w:pPr>
-              <w:jc w:val="right"/>
-            </w:pPr>
-            <w:r/>
-            <w:r>
-              <w:rPr>
-                <w:sz w:val="19"/>
-              </w:rPr>
-              <w:t>1 091 000 DH</w:t>
-            </w:r>
-          </w:p>
-        </w:tc>
-        <w:tc>
-          <w:tcPr>
-            <w:tcW w:type="dxa" w:w="3969"/>
-          </w:tcPr>
-          <w:p>
-            <w:pPr>
-              <w:jc w:val="right"/>
-            </w:pPr>
-            <w:r/>
-            <w:r>
-              <w:rPr>
-                <w:sz w:val="19"/>
-              </w:rPr>
-              <w:t>Inférieur à 10 MDH → taux de prime 35 %</w:t>
-            </w:r>
-          </w:p>
-        </w:tc>
-      </w:tr>
-      <w:tr>
-        <w:tc>
-          <w:tcPr>
-            <w:tcW w:type="dxa" w:w="3118"/>
-          </w:tcPr>
-          <w:p>
-            <w:r/>
-            <w:r>
-              <w:rPr>
-                <w:sz w:val="19"/>
-              </w:rPr>
-              <w:t>Constructions / projet</w:t>
-            </w:r>
-          </w:p>
-        </w:tc>
-        <w:tc>
-          <w:tcPr>
-            <w:tcW w:type="dxa" w:w="1701"/>
-          </w:tcPr>
-          <w:p>
-            <w:pPr>
-              <w:jc w:val="right"/>
-            </w:pPr>
-            <w:r/>
-            <w:r>
-              <w:rPr>
-                <w:sz w:val="19"/>
-              </w:rPr>
-              <w:t>16,0 %</w:t>
-            </w:r>
-          </w:p>
-        </w:tc>
-        <w:tc>
-          <w:tcPr>
-            <w:tcW w:type="dxa" w:w="3969"/>
-          </w:tcPr>
-          <w:p>
-            <w:pPr>
-              <w:jc w:val="right"/>
-            </w:pPr>
-            <w:r/>
-            <w:r>
-              <w:rPr>
-                <w:sz w:val="19"/>
-              </w:rPr>
-              <w:t>≤ 20 % — Conforme</w:t>
-            </w:r>
-          </w:p>
-        </w:tc>
-      </w:tr>
-      <w:tr>
-        <w:tc>
-          <w:tcPr>
-            <w:tcW w:type="dxa" w:w="3118"/>
-          </w:tcPr>
-          <w:p>
-            <w:r/>
-            <w:r>
-              <w:rPr>
-                <w:sz w:val="19"/>
-              </w:rPr>
-              <w:t>Frais préliminaires + divers / projet</w:t>
-            </w:r>
-          </w:p>
-        </w:tc>
-        <w:tc>
-          <w:tcPr>
-            <w:tcW w:type="dxa" w:w="1701"/>
-          </w:tcPr>
-          <w:p>
-            <w:pPr>
-              <w:jc w:val="right"/>
-            </w:pPr>
-            <w:r/>
-            <w:r>
-              <w:rPr>
-                <w:sz w:val="19"/>
-              </w:rPr>
-              <w:t>4,4 %</w:t>
-            </w:r>
-          </w:p>
-        </w:tc>
-        <w:tc>
-          <w:tcPr>
-            <w:tcW w:type="dxa" w:w="3969"/>
-          </w:tcPr>
-          <w:p>
-            <w:pPr>
-              <w:jc w:val="right"/>
-            </w:pPr>
-            <w:r/>
-            <w:r>
-              <w:rPr>
-                <w:sz w:val="19"/>
-              </w:rPr>
-              <w:t>≤ 5 % — Conforme</w:t>
-            </w:r>
-          </w:p>
-        </w:tc>
-      </w:tr>
-      <w:tr>
-        <w:tc>
-          <w:tcPr>
-            <w:tcW w:type="dxa" w:w="3118"/>
-          </w:tcPr>
-          <w:p>
-            <w:r/>
-            <w:r>
-              <w:rPr>
-                <w:sz w:val="19"/>
-              </w:rPr>
-              <w:t>CMT / programme primable</w:t>
-            </w:r>
-          </w:p>
-        </w:tc>
-        <w:tc>
-          <w:tcPr>
-            <w:tcW w:type="dxa" w:w="1701"/>
-          </w:tcPr>
-          <w:p>
-            <w:pPr>
-              <w:jc w:val="right"/>
-            </w:pPr>
-            <w:r/>
-            <w:r>
-              <w:rPr>
-                <w:sz w:val="19"/>
-              </w:rPr>
-              <w:t>50,0 %</w:t>
-            </w:r>
-          </w:p>
-        </w:tc>
-        <w:tc>
-          <w:tcPr>
-            <w:tcW w:type="dxa" w:w="3969"/>
-          </w:tcPr>
-          <w:p>
-            <w:pPr>
-              <w:jc w:val="right"/>
-            </w:pPr>
-            <w:r/>
-            <w:r>
-              <w:rPr>
-                <w:sz w:val="19"/>
-              </w:rPr>
-              <w:t>≤ 50 % — Conforme</w:t>
-            </w:r>
-          </w:p>
-        </w:tc>
-      </w:tr>
-      <w:tr>
-        <w:tc>
-          <w:tcPr>
-            <w:tcW w:type="dxa" w:w="3118"/>
-          </w:tcPr>
-          <w:p>
-            <w:r/>
-            <w:r>
-              <w:rPr>
-                <w:sz w:val="19"/>
-              </w:rPr>
-              <w:t>Apport fonds propres / programme primable</w:t>
-            </w:r>
-          </w:p>
-        </w:tc>
-        <w:tc>
-          <w:tcPr>
-            <w:tcW w:type="dxa" w:w="1701"/>
-          </w:tcPr>
-          <w:p>
-            <w:pPr>
-              <w:jc w:val="right"/>
-            </w:pPr>
-            <w:r/>
-            <w:r>
-              <w:rPr>
-                <w:sz w:val="19"/>
-              </w:rPr>
-              <w:t>≥ 15 %</w:t>
-            </w:r>
-          </w:p>
-        </w:tc>
-        <w:tc>
-          <w:tcPr>
-            <w:tcW w:type="dxa" w:w="3969"/>
-          </w:tcPr>
-          <w:p>
-            <w:pPr>
-              <w:jc w:val="right"/>
-            </w:pPr>
-            <w:r/>
-            <w:r>
-              <w:rPr>
-                <w:sz w:val="19"/>
-              </w:rPr>
-              <w:t>Conforme</w:t>
-            </w:r>
-          </w:p>
-        </w:tc>
-      </w:tr>
-      <w:tr>
-        <w:tc>
-          <w:tcPr>
-            <w:tcW w:type="dxa" w:w="3118"/>
-          </w:tcPr>
-          <w:p>
-            <w:r/>
-            <w:r>
-              <w:rPr>
-                <w:sz w:val="19"/>
-              </w:rPr>
-              <w:t>Matériel : état des biens</w:t>
-            </w:r>
-          </w:p>
-        </w:tc>
-        <w:tc>
-          <w:tcPr>
-            <w:tcW w:type="dxa" w:w="1701"/>
-          </w:tcPr>
-          <w:p>
-            <w:pPr>
-              <w:jc w:val="right"/>
-            </w:pPr>
-            <w:r/>
-            <w:r>
-              <w:rPr>
-                <w:sz w:val="19"/>
-              </w:rPr>
-              <w:t>Neuf</w:t>
-            </w:r>
-          </w:p>
-        </w:tc>
-        <w:tc>
-          <w:tcPr>
-            <w:tcW w:type="dxa" w:w="3969"/>
-          </w:tcPr>
-          <w:p>
-            <w:pPr>
-              <w:jc w:val="right"/>
-            </w:pPr>
-            <w:r/>
-            <w:r>
-              <w:rPr>
-                <w:sz w:val="19"/>
-              </w:rPr>
-              <w:t>Attestation de neuf au déblocage</w:t>
-            </w:r>
-          </w:p>
-        </w:tc>
-      </w:tr>
-    </w:tbl>
-    <w:p>
-      <w:pPr>
-        <w:spacing w:after="120" w:before="200"/>
-      </w:pPr>
-      <w:r>
-        <w:rPr>
-          <w:b/>
-          <w:color w:val="1B3A28"/>
-          <w:sz w:val="30"/>
-        </w:rPr>
-        <w:t>7. Changements par rapport à la version précédente du dossier</w:t>
-      </w:r>
-    </w:p>
-    <w:p>
-      <w:pPr>
-        <w:spacing w:after="80"/>
-      </w:pPr>
-      <w:r>
-        <w:rPr>
-          <w:b w:val="0"/>
-          <w:sz w:val="21"/>
-        </w:rPr>
-        <w:t>La seule modification de structure par rapport au modèle Excel initial est la suivante :</w:t>
-      </w:r>
-    </w:p>
-    <w:p>
-      <w:pPr>
-        <w:spacing w:after="60"/>
-      </w:pPr>
-      <w:r>
-        <w:rPr>
-          <w:b w:val="0"/>
-          <w:sz w:val="20"/>
-        </w:rPr>
-        <w:t>• Le poste « Puits + équipement hydraulique (clé en main) » de 100 000 DH TTC est scindé en deux : « Puits — forage + génie civil » (65 000 DH TTC, en Constructions) et « Pompe + équipement hydraulique » (35 000 DH TTC, basculé en Matériel d'équipement).</w:t>
-      </w:r>
-    </w:p>
-    <w:p>
-      <w:pPr>
-        <w:spacing w:after="60"/>
-      </w:pPr>
-      <w:r>
-        <w:rPr>
-          <w:b w:val="0"/>
-          <w:sz w:val="20"/>
-        </w:rPr>
-        <w:t>• Effet : la rubrique Constructions passe de 210 000 DH (19,2 % du projet) à 175 000 DH (16,0 %), et le Matériel passe de 403 000 DH à 438 000 DH.</w:t>
-      </w:r>
-    </w:p>
-    <w:p>
-      <w:pPr>
-        <w:spacing w:after="60"/>
-      </w:pPr>
-      <w:r>
-        <w:rPr>
-          <w:b w:val="0"/>
-          <w:sz w:val="20"/>
-        </w:rPr>
-        <w:t>• Le total du programme primable (971 000 DH), le montant de la prime (339 850 DH) et le plan de financement restent strictement inchangés.</w:t>
-      </w:r>
-    </w:p>
-    <w:p>
-      <w:pPr>
-        <w:spacing w:after="60"/>
-      </w:pPr>
-      <w:r>
-        <w:rPr>
-          <w:b w:val="0"/>
-          <w:sz w:val="20"/>
-        </w:rPr>
-        <w:t>• Objectif : éloigner la rubrique Constructions du plafond de 20 % afin de sécuriser la prime en cas de dépassement de coût au moment des devis/factures définitifs.</w:t>
-      </w:r>
-    </w:p>
-    <w:p>
-      <w:pPr>
-        <w:spacing w:after="80"/>
-      </w:pPr>
-      <w:r>
-        <w:rPr>
-          <w:b w:val="0"/>
-          <w:color w:val="555555"/>
-          <w:sz w:val="19"/>
-        </w:rPr>
-        <w:t>Aucun autre changement : nature des activités, montants par activité (paintball 140 000, e-bike 130 000 + accessoires 18 000, cuisine 45 000, solaire 70 000), aménagements et frais préliminaires demeurent identiques au business plan.</w:t>
+        <w:t>Tous les travaux : état NEUF, facture au nom de DA21 SARL AU, règlement par le compte bancaire de la société. Devis détaillé par lot demandé, daté/signé/cacheté.</w:t>
       </w:r>
     </w:p>
     <w:sectPr>

--- a/DA21_Plan_Investissement_Analyse.docx
+++ b/DA21_Plan_Investissement_Analyse.docx
@@ -4,68 +4,72 @@
   <w:body>
     <w:p>
       <w:pPr>
+        <w:spacing w:after="60"/>
         <w:jc w:val="center"/>
       </w:pPr>
       <w:r>
         <w:rPr>
           <w:b/>
           <w:color w:val="1B3A28"/>
-          <w:sz w:val="44"/>
+          <w:sz w:val="32"/>
         </w:rPr>
         <w:t>DA21 SARL AU</w:t>
       </w:r>
     </w:p>
     <w:p>
       <w:pPr>
+        <w:spacing w:after="60"/>
         <w:jc w:val="center"/>
       </w:pPr>
       <w:r>
         <w:rPr>
           <w:b/>
           <w:color w:val="C8A440"/>
-          <w:sz w:val="30"/>
+          <w:sz w:val="24"/>
         </w:rPr>
-        <w:t>PLAN D'INVESTISSEMENT DÉTAILLÉ &amp; CAHIER DES TRAVAUX</w:t>
+        <w:t>PLAN D'INVESTISSEMENT DÉTAILLÉ — GO SIYAHA / Istitmar 2026 (15 vélos)</w:t>
       </w:r>
     </w:p>
     <w:p>
       <w:pPr>
+        <w:spacing w:after="60"/>
         <w:jc w:val="center"/>
       </w:pPr>
       <w:r>
         <w:rPr>
+          <w:b w:val="0"/>
           <w:color w:val="555555"/>
-          <w:sz w:val="21"/>
+          <w:sz w:val="19"/>
         </w:rPr>
-        <w:t>Programme GO SIYAHA – Istitmar 2026  |  ICE 003934997000054</w:t>
+        <w:t>ICE 003934997000054</w:t>
       </w:r>
     </w:p>
     <w:p/>
     <w:p>
       <w:pPr>
-        <w:spacing w:before="240" w:after="120"/>
+        <w:spacing w:before="240" w:after="100"/>
       </w:pPr>
       <w:r>
         <w:rPr>
           <w:b/>
           <w:color w:val="1B3A28"/>
-          <w:sz w:val="30"/>
+          <w:sz w:val="28"/>
         </w:rPr>
-        <w:t>1. Programme d'investissement primable (assiette de la prime)</w:t>
+        <w:t>1. Programme d'investissement primable</w:t>
       </w:r>
     </w:p>
     <w:tbl>
       <w:tblPr>
-        <w:tblStyle w:val="LightGrid-Accent1"/>
+        <w:tblStyle w:val="TableGrid"/>
         <w:tblW w:type="auto" w:w="0"/>
         <w:jc w:val="center"/>
         <w:tblLook w:firstColumn="1" w:firstRow="1" w:lastColumn="0" w:lastRow="0" w:noHBand="0" w:noVBand="1" w:val="04A0"/>
       </w:tblPr>
       <w:tblGrid>
-        <w:gridCol w:w="2160"/>
-        <w:gridCol w:w="2160"/>
-        <w:gridCol w:w="2160"/>
-        <w:gridCol w:w="2160"/>
+        <w:gridCol w:w="2635"/>
+        <w:gridCol w:w="2635"/>
+        <w:gridCol w:w="2635"/>
+        <w:gridCol w:w="2635"/>
       </w:tblGrid>
       <w:tr>
         <w:tc>
@@ -79,7 +83,7 @@
               <w:rPr>
                 <w:b/>
                 <w:color w:val="FFFFFF"/>
-                <w:sz w:val="19"/>
+                <w:sz w:val="18"/>
               </w:rPr>
               <w:t>Rubrique / Ligne (état : Neuf)</w:t>
             </w:r>
@@ -91,12 +95,15 @@
             <w:shd w:fill="1B3A28"/>
           </w:tcPr>
           <w:p>
+            <w:pPr>
+              <w:jc w:val="center"/>
+            </w:pPr>
             <w:r/>
             <w:r>
               <w:rPr>
                 <w:b/>
                 <w:color w:val="FFFFFF"/>
-                <w:sz w:val="19"/>
+                <w:sz w:val="18"/>
               </w:rPr>
               <w:t>HT (DH)</w:t>
             </w:r>
@@ -108,12 +115,15 @@
             <w:shd w:fill="1B3A28"/>
           </w:tcPr>
           <w:p>
+            <w:pPr>
+              <w:jc w:val="center"/>
+            </w:pPr>
             <w:r/>
             <w:r>
               <w:rPr>
                 <w:b/>
                 <w:color w:val="FFFFFF"/>
-                <w:sz w:val="19"/>
+                <w:sz w:val="18"/>
               </w:rPr>
               <w:t>TTC (DH)</w:t>
             </w:r>
@@ -125,14 +135,92 @@
             <w:shd w:fill="1B3A28"/>
           </w:tcPr>
           <w:p>
+            <w:pPr>
+              <w:jc w:val="center"/>
+            </w:pPr>
             <w:r/>
             <w:r>
               <w:rPr>
                 <w:b/>
                 <w:color w:val="FFFFFF"/>
-                <w:sz w:val="19"/>
+                <w:sz w:val="18"/>
               </w:rPr>
               <w:t>% projet</w:t>
+            </w:r>
+          </w:p>
+        </w:tc>
+      </w:tr>
+      <w:tr>
+        <w:tc>
+          <w:tcPr>
+            <w:tcW w:type="dxa" w:w="5443"/>
+            <w:shd w:fill="EFE7D2"/>
+          </w:tcPr>
+          <w:p>
+            <w:r/>
+            <w:r>
+              <w:rPr>
+                <w:b/>
+                <w:sz w:val="18"/>
+              </w:rPr>
+              <w:t>CONSTRUCTIONS</w:t>
+            </w:r>
+          </w:p>
+        </w:tc>
+        <w:tc>
+          <w:tcPr>
+            <w:tcW w:type="dxa" w:w="1361"/>
+            <w:shd w:fill="EFE7D2"/>
+          </w:tcPr>
+          <w:p>
+            <w:pPr>
+              <w:jc w:val="right"/>
+            </w:pPr>
+            <w:r/>
+            <w:r>
+              <w:rPr>
+                <w:b/>
+                <w:sz w:val="18"/>
+              </w:rPr>
+              <w:t>91 667</w:t>
+            </w:r>
+          </w:p>
+        </w:tc>
+        <w:tc>
+          <w:tcPr>
+            <w:tcW w:type="dxa" w:w="1361"/>
+            <w:shd w:fill="EFE7D2"/>
+          </w:tcPr>
+          <w:p>
+            <w:pPr>
+              <w:jc w:val="right"/>
+            </w:pPr>
+            <w:r/>
+            <w:r>
+              <w:rPr>
+                <w:b/>
+                <w:sz w:val="18"/>
+              </w:rPr>
+              <w:t>110 000</w:t>
+            </w:r>
+          </w:p>
+        </w:tc>
+        <w:tc>
+          <w:tcPr>
+            <w:tcW w:type="dxa" w:w="1020"/>
+            <w:shd w:fill="EFE7D2"/>
+          </w:tcPr>
+          <w:p>
+            <w:pPr>
+              <w:jc w:val="right"/>
+            </w:pPr>
+            <w:r/>
+            <w:r>
+              <w:rPr>
+                <w:b/>
+                <w:sz w:val="18"/>
+              </w:rPr>
+              <w:t>10,0 %</w:t>
             </w:r>
           </w:p>
         </w:tc>
@@ -146,10 +234,9 @@
             <w:r/>
             <w:r>
               <w:rPr>
-                <w:b/>
-                <w:sz w:val="19"/>
+                <w:sz w:val="18"/>
               </w:rPr>
-              <w:t>CONSTRUCTIONS</w:t>
+              <w:t xml:space="preserve">  · Accueil, vestiaires, sanitaires, terrassement (clé en main)</w:t>
             </w:r>
           </w:p>
         </w:tc>
@@ -164,8 +251,7 @@
             <w:r/>
             <w:r>
               <w:rPr>
-                <w:b/>
-                <w:sz w:val="19"/>
+                <w:sz w:val="18"/>
               </w:rPr>
               <w:t>91 667</w:t>
             </w:r>
@@ -182,8 +268,7 @@
             <w:r/>
             <w:r>
               <w:rPr>
-                <w:b/>
-                <w:sz w:val="19"/>
+                <w:sz w:val="18"/>
               </w:rPr>
               <w:t>110 000</w:t>
             </w:r>
@@ -200,10 +285,83 @@
             <w:r/>
             <w:r>
               <w:rPr>
+                <w:sz w:val="18"/>
+              </w:rPr>
+            </w:r>
+          </w:p>
+        </w:tc>
+      </w:tr>
+      <w:tr>
+        <w:tc>
+          <w:tcPr>
+            <w:tcW w:type="dxa" w:w="5443"/>
+            <w:shd w:fill="EFE7D2"/>
+          </w:tcPr>
+          <w:p>
+            <w:r/>
+            <w:r>
+              <w:rPr>
                 <w:b/>
-                <w:sz w:val="19"/>
+                <w:sz w:val="18"/>
               </w:rPr>
-              <w:t>10,1 %</w:t>
+              <w:t>AMÉNAGEMENT &amp; INFRASTRUCTURE</w:t>
+            </w:r>
+          </w:p>
+        </w:tc>
+        <w:tc>
+          <w:tcPr>
+            <w:tcW w:type="dxa" w:w="1361"/>
+            <w:shd w:fill="EFE7D2"/>
+          </w:tcPr>
+          <w:p>
+            <w:pPr>
+              <w:jc w:val="right"/>
+            </w:pPr>
+            <w:r/>
+            <w:r>
+              <w:rPr>
+                <w:b/>
+                <w:sz w:val="18"/>
+              </w:rPr>
+              <w:t>341 667</w:t>
+            </w:r>
+          </w:p>
+        </w:tc>
+        <w:tc>
+          <w:tcPr>
+            <w:tcW w:type="dxa" w:w="1361"/>
+            <w:shd w:fill="EFE7D2"/>
+          </w:tcPr>
+          <w:p>
+            <w:pPr>
+              <w:jc w:val="right"/>
+            </w:pPr>
+            <w:r/>
+            <w:r>
+              <w:rPr>
+                <w:b/>
+                <w:sz w:val="18"/>
+              </w:rPr>
+              <w:t>410 000</w:t>
+            </w:r>
+          </w:p>
+        </w:tc>
+        <w:tc>
+          <w:tcPr>
+            <w:tcW w:type="dxa" w:w="1020"/>
+            <w:shd w:fill="EFE7D2"/>
+          </w:tcPr>
+          <w:p>
+            <w:pPr>
+              <w:jc w:val="right"/>
+            </w:pPr>
+            <w:r/>
+            <w:r>
+              <w:rPr>
+                <w:b/>
+                <w:sz w:val="18"/>
+              </w:rPr>
+              <w:t>37,2 %</w:t>
             </w:r>
           </w:p>
         </w:tc>
@@ -217,9 +375,9 @@
             <w:r/>
             <w:r>
               <w:rPr>
-                <w:sz w:val="19"/>
+                <w:sz w:val="18"/>
               </w:rPr>
-              <w:t xml:space="preserve">  · Accueil, vestiaires, sanitaires, terrassement (clé en main)</w:t>
+              <w:t xml:space="preserve">  · Forage puits + infrastructure hydraulique</w:t>
             </w:r>
           </w:p>
         </w:tc>
@@ -234,144 +392,7 @@
             <w:r/>
             <w:r>
               <w:rPr>
-                <w:sz w:val="19"/>
-              </w:rPr>
-              <w:t>91 667</w:t>
-            </w:r>
-          </w:p>
-        </w:tc>
-        <w:tc>
-          <w:tcPr>
-            <w:tcW w:type="dxa" w:w="1361"/>
-          </w:tcPr>
-          <w:p>
-            <w:pPr>
-              <w:jc w:val="right"/>
-            </w:pPr>
-            <w:r/>
-            <w:r>
-              <w:rPr>
-                <w:sz w:val="19"/>
-              </w:rPr>
-              <w:t>110 000</w:t>
-            </w:r>
-          </w:p>
-        </w:tc>
-        <w:tc>
-          <w:tcPr>
-            <w:tcW w:type="dxa" w:w="1020"/>
-          </w:tcPr>
-          <w:p>
-            <w:pPr>
-              <w:jc w:val="right"/>
-            </w:pPr>
-            <w:r/>
-            <w:r>
-              <w:rPr>
-                <w:sz w:val="19"/>
-              </w:rPr>
-            </w:r>
-          </w:p>
-        </w:tc>
-      </w:tr>
-      <w:tr>
-        <w:tc>
-          <w:tcPr>
-            <w:tcW w:type="dxa" w:w="5443"/>
-          </w:tcPr>
-          <w:p>
-            <w:r/>
-            <w:r>
-              <w:rPr>
-                <w:b/>
-                <w:sz w:val="19"/>
-              </w:rPr>
-              <w:t>AMÉNAGEMENT &amp; AGENCEMENT (y compris infrastructure)</w:t>
-            </w:r>
-          </w:p>
-        </w:tc>
-        <w:tc>
-          <w:tcPr>
-            <w:tcW w:type="dxa" w:w="1361"/>
-          </w:tcPr>
-          <w:p>
-            <w:pPr>
-              <w:jc w:val="right"/>
-            </w:pPr>
-            <w:r/>
-            <w:r>
-              <w:rPr>
-                <w:b/>
-                <w:sz w:val="19"/>
-              </w:rPr>
-              <w:t>341 667</w:t>
-            </w:r>
-          </w:p>
-        </w:tc>
-        <w:tc>
-          <w:tcPr>
-            <w:tcW w:type="dxa" w:w="1361"/>
-          </w:tcPr>
-          <w:p>
-            <w:pPr>
-              <w:jc w:val="right"/>
-            </w:pPr>
-            <w:r/>
-            <w:r>
-              <w:rPr>
-                <w:b/>
-                <w:sz w:val="19"/>
-              </w:rPr>
-              <w:t>410 000</w:t>
-            </w:r>
-          </w:p>
-        </w:tc>
-        <w:tc>
-          <w:tcPr>
-            <w:tcW w:type="dxa" w:w="1020"/>
-          </w:tcPr>
-          <w:p>
-            <w:pPr>
-              <w:jc w:val="right"/>
-            </w:pPr>
-            <w:r/>
-            <w:r>
-              <w:rPr>
-                <w:b/>
-                <w:sz w:val="19"/>
-              </w:rPr>
-              <w:t>37,6 %</w:t>
-            </w:r>
-          </w:p>
-        </w:tc>
-      </w:tr>
-      <w:tr>
-        <w:tc>
-          <w:tcPr>
-            <w:tcW w:type="dxa" w:w="5443"/>
-          </w:tcPr>
-          <w:p>
-            <w:r/>
-            <w:r>
-              <w:rPr>
-                <w:sz w:val="19"/>
-              </w:rPr>
-              <w:t xml:space="preserve">  · Forage puits + infrastructure hydraulique (clé en main)</w:t>
-            </w:r>
-          </w:p>
-        </w:tc>
-        <w:tc>
-          <w:tcPr>
-            <w:tcW w:type="dxa" w:w="1361"/>
-          </w:tcPr>
-          <w:p>
-            <w:pPr>
-              <w:jc w:val="right"/>
-            </w:pPr>
-            <w:r/>
-            <w:r>
-              <w:rPr>
-                <w:sz w:val="19"/>
+                <w:sz w:val="18"/>
               </w:rPr>
               <w:t>83 333</w:t>
             </w:r>
@@ -388,7 +409,7 @@
             <w:r/>
             <w:r>
               <w:rPr>
-                <w:sz w:val="19"/>
+                <w:sz w:val="18"/>
               </w:rPr>
               <w:t>100 000</w:t>
             </w:r>
@@ -405,7 +426,7 @@
             <w:r/>
             <w:r>
               <w:rPr>
-                <w:sz w:val="19"/>
+                <w:sz w:val="18"/>
               </w:rPr>
             </w:r>
           </w:p>
@@ -420,9 +441,9 @@
             <w:r/>
             <w:r>
               <w:rPr>
-                <w:sz w:val="19"/>
+                <w:sz w:val="18"/>
               </w:rPr>
-              <w:t xml:space="preserve">  · Tente caïdale + climatisation + mobilier + sonorisation DJ</w:t>
+              <w:t xml:space="preserve">  · Structure éphémère ateliers cuisine + climatisation + mobilier + sonorisation</w:t>
             </w:r>
           </w:p>
         </w:tc>
@@ -437,7 +458,7 @@
             <w:r/>
             <w:r>
               <w:rPr>
-                <w:sz w:val="19"/>
+                <w:sz w:val="18"/>
               </w:rPr>
               <w:t>141 667</w:t>
             </w:r>
@@ -454,7 +475,7 @@
             <w:r/>
             <w:r>
               <w:rPr>
-                <w:sz w:val="19"/>
+                <w:sz w:val="18"/>
               </w:rPr>
               <w:t>170 000</w:t>
             </w:r>
@@ -471,7 +492,7 @@
             <w:r/>
             <w:r>
               <w:rPr>
-                <w:sz w:val="19"/>
+                <w:sz w:val="18"/>
               </w:rPr>
             </w:r>
           </w:p>
@@ -486,7 +507,7 @@
             <w:r/>
             <w:r>
               <w:rPr>
-                <w:sz w:val="19"/>
+                <w:sz w:val="18"/>
               </w:rPr>
               <w:t xml:space="preserve">  · Espace « du jardin à l'assiette »</w:t>
             </w:r>
@@ -503,7 +524,7 @@
             <w:r/>
             <w:r>
               <w:rPr>
-                <w:sz w:val="19"/>
+                <w:sz w:val="18"/>
               </w:rPr>
               <w:t>25 000</w:t>
             </w:r>
@@ -520,7 +541,7 @@
             <w:r/>
             <w:r>
               <w:rPr>
-                <w:sz w:val="19"/>
+                <w:sz w:val="18"/>
               </w:rPr>
               <w:t>30 000</w:t>
             </w:r>
@@ -537,7 +558,7 @@
             <w:r/>
             <w:r>
               <w:rPr>
-                <w:sz w:val="19"/>
+                <w:sz w:val="18"/>
               </w:rPr>
             </w:r>
           </w:p>
@@ -552,7 +573,7 @@
             <w:r/>
             <w:r>
               <w:rPr>
-                <w:sz w:val="19"/>
+                <w:sz w:val="18"/>
               </w:rPr>
               <w:t xml:space="preserve">  · Allées, parking, clôtures, signalétique</w:t>
             </w:r>
@@ -569,7 +590,7 @@
             <w:r/>
             <w:r>
               <w:rPr>
-                <w:sz w:val="19"/>
+                <w:sz w:val="18"/>
               </w:rPr>
               <w:t>50 000</w:t>
             </w:r>
@@ -586,7 +607,7 @@
             <w:r/>
             <w:r>
               <w:rPr>
-                <w:sz w:val="19"/>
+                <w:sz w:val="18"/>
               </w:rPr>
               <w:t>60 000</w:t>
             </w:r>
@@ -603,7 +624,7 @@
             <w:r/>
             <w:r>
               <w:rPr>
-                <w:sz w:val="19"/>
+                <w:sz w:val="18"/>
               </w:rPr>
             </w:r>
           </w:p>
@@ -618,7 +639,7 @@
             <w:r/>
             <w:r>
               <w:rPr>
-                <w:sz w:val="19"/>
+                <w:sz w:val="18"/>
               </w:rPr>
               <w:t xml:space="preserve">  · Aménagements communs (réseaux, éclairage, paysager)</w:t>
             </w:r>
@@ -635,7 +656,7 @@
             <w:r/>
             <w:r>
               <w:rPr>
-                <w:sz w:val="19"/>
+                <w:sz w:val="18"/>
               </w:rPr>
               <w:t>41 667</w:t>
             </w:r>
@@ -652,7 +673,7 @@
             <w:r/>
             <w:r>
               <w:rPr>
-                <w:sz w:val="19"/>
+                <w:sz w:val="18"/>
               </w:rPr>
               <w:t>50 000</w:t>
             </w:r>
@@ -669,8 +690,83 @@
             <w:r/>
             <w:r>
               <w:rPr>
-                <w:sz w:val="19"/>
+                <w:sz w:val="18"/>
               </w:rPr>
+            </w:r>
+          </w:p>
+        </w:tc>
+      </w:tr>
+      <w:tr>
+        <w:tc>
+          <w:tcPr>
+            <w:tcW w:type="dxa" w:w="5443"/>
+            <w:shd w:fill="EFE7D2"/>
+          </w:tcPr>
+          <w:p>
+            <w:r/>
+            <w:r>
+              <w:rPr>
+                <w:b/>
+                <w:sz w:val="18"/>
+              </w:rPr>
+              <w:t>MATÉRIEL D'ÉQUIPEMENT</w:t>
+            </w:r>
+          </w:p>
+        </w:tc>
+        <w:tc>
+          <w:tcPr>
+            <w:tcW w:type="dxa" w:w="1361"/>
+            <w:shd w:fill="EFE7D2"/>
+          </w:tcPr>
+          <w:p>
+            <w:pPr>
+              <w:jc w:val="right"/>
+            </w:pPr>
+            <w:r/>
+            <w:r>
+              <w:rPr>
+                <w:b/>
+                <w:sz w:val="18"/>
+              </w:rPr>
+              <w:t>346 237</w:t>
+            </w:r>
+          </w:p>
+        </w:tc>
+        <w:tc>
+          <w:tcPr>
+            <w:tcW w:type="dxa" w:w="1361"/>
+            <w:shd w:fill="EFE7D2"/>
+          </w:tcPr>
+          <w:p>
+            <w:pPr>
+              <w:jc w:val="right"/>
+            </w:pPr>
+            <w:r/>
+            <w:r>
+              <w:rPr>
+                <w:b/>
+                <w:sz w:val="18"/>
+              </w:rPr>
+              <w:t>415 485</w:t>
+            </w:r>
+          </w:p>
+        </w:tc>
+        <w:tc>
+          <w:tcPr>
+            <w:tcW w:type="dxa" w:w="1020"/>
+            <w:shd w:fill="EFE7D2"/>
+          </w:tcPr>
+          <w:p>
+            <w:pPr>
+              <w:jc w:val="right"/>
+            </w:pPr>
+            <w:r/>
+            <w:r>
+              <w:rPr>
+                <w:b/>
+                <w:sz w:val="18"/>
+              </w:rPr>
+              <w:t>37,7 %</w:t>
             </w:r>
           </w:p>
         </w:tc>
@@ -684,78 +780,7 @@
             <w:r/>
             <w:r>
               <w:rPr>
-                <w:b/>
-                <w:sz w:val="19"/>
-              </w:rPr>
-              <w:t>MATÉRIEL D'ÉQUIPEMENT</w:t>
-            </w:r>
-          </w:p>
-        </w:tc>
-        <w:tc>
-          <w:tcPr>
-            <w:tcW w:type="dxa" w:w="1361"/>
-          </w:tcPr>
-          <w:p>
-            <w:pPr>
-              <w:jc w:val="right"/>
-            </w:pPr>
-            <w:r/>
-            <w:r>
-              <w:rPr>
-                <w:b/>
-                <w:sz w:val="19"/>
-              </w:rPr>
-              <w:t>335 833</w:t>
-            </w:r>
-          </w:p>
-        </w:tc>
-        <w:tc>
-          <w:tcPr>
-            <w:tcW w:type="dxa" w:w="1361"/>
-          </w:tcPr>
-          <w:p>
-            <w:pPr>
-              <w:jc w:val="right"/>
-            </w:pPr>
-            <w:r/>
-            <w:r>
-              <w:rPr>
-                <w:b/>
-                <w:sz w:val="19"/>
-              </w:rPr>
-              <w:t>403 000</w:t>
-            </w:r>
-          </w:p>
-        </w:tc>
-        <w:tc>
-          <w:tcPr>
-            <w:tcW w:type="dxa" w:w="1020"/>
-          </w:tcPr>
-          <w:p>
-            <w:pPr>
-              <w:jc w:val="right"/>
-            </w:pPr>
-            <w:r/>
-            <w:r>
-              <w:rPr>
-                <w:b/>
-                <w:sz w:val="19"/>
-              </w:rPr>
-              <w:t>36,9 %</w:t>
-            </w:r>
-          </w:p>
-        </w:tc>
-      </w:tr>
-      <w:tr>
-        <w:tc>
-          <w:tcPr>
-            <w:tcW w:type="dxa" w:w="5443"/>
-          </w:tcPr>
-          <w:p>
-            <w:r/>
-            <w:r>
-              <w:rPr>
-                <w:sz w:val="19"/>
+                <w:sz w:val="18"/>
               </w:rPr>
               <w:t xml:space="preserve">  · Paintball (lanceurs, terrain, nocturne UV)</w:t>
             </w:r>
@@ -772,7 +797,7 @@
             <w:r/>
             <w:r>
               <w:rPr>
-                <w:sz w:val="19"/>
+                <w:sz w:val="18"/>
               </w:rPr>
               <w:t>116 667</w:t>
             </w:r>
@@ -789,7 +814,7 @@
             <w:r/>
             <w:r>
               <w:rPr>
-                <w:sz w:val="19"/>
+                <w:sz w:val="18"/>
               </w:rPr>
               <w:t>140 000</w:t>
             </w:r>
@@ -806,7 +831,7 @@
             <w:r/>
             <w:r>
               <w:rPr>
-                <w:sz w:val="19"/>
+                <w:sz w:val="18"/>
               </w:rPr>
             </w:r>
           </w:p>
@@ -821,9 +846,9 @@
             <w:r/>
             <w:r>
               <w:rPr>
-                <w:sz w:val="19"/>
+                <w:sz w:val="18"/>
               </w:rPr>
-              <w:t xml:space="preserve">  · E-bike / Fatbike (parc 12 vélos)</w:t>
+              <w:t xml:space="preserve">  · E-bike / Fatbike (parc 15 vélos)</w:t>
             </w:r>
           </w:p>
         </w:tc>
@@ -838,9 +863,9 @@
             <w:r/>
             <w:r>
               <w:rPr>
-                <w:sz w:val="19"/>
+                <w:sz w:val="18"/>
               </w:rPr>
-              <w:t>108 333</w:t>
+              <w:t>118 737</w:t>
             </w:r>
           </w:p>
         </w:tc>
@@ -855,9 +880,9 @@
             <w:r/>
             <w:r>
               <w:rPr>
-                <w:sz w:val="19"/>
+                <w:sz w:val="18"/>
               </w:rPr>
-              <w:t>130 000</w:t>
+              <w:t>142 485</w:t>
             </w:r>
           </w:p>
         </w:tc>
@@ -872,7 +897,7 @@
             <w:r/>
             <w:r>
               <w:rPr>
-                <w:sz w:val="19"/>
+                <w:sz w:val="18"/>
               </w:rPr>
             </w:r>
           </w:p>
@@ -887,7 +912,7 @@
             <w:r/>
             <w:r>
               <w:rPr>
-                <w:sz w:val="19"/>
+                <w:sz w:val="18"/>
               </w:rPr>
               <w:t xml:space="preserve">  · Accessoires &amp; sécurité e-bike</w:t>
             </w:r>
@@ -904,7 +929,7 @@
             <w:r/>
             <w:r>
               <w:rPr>
-                <w:sz w:val="19"/>
+                <w:sz w:val="18"/>
               </w:rPr>
               <w:t>15 000</w:t>
             </w:r>
@@ -921,7 +946,7 @@
             <w:r/>
             <w:r>
               <w:rPr>
-                <w:sz w:val="19"/>
+                <w:sz w:val="18"/>
               </w:rPr>
               <w:t>18 000</w:t>
             </w:r>
@@ -938,7 +963,7 @@
             <w:r/>
             <w:r>
               <w:rPr>
-                <w:sz w:val="19"/>
+                <w:sz w:val="18"/>
               </w:rPr>
             </w:r>
           </w:p>
@@ -953,7 +978,7 @@
             <w:r/>
             <w:r>
               <w:rPr>
-                <w:sz w:val="19"/>
+                <w:sz w:val="18"/>
               </w:rPr>
               <w:t xml:space="preserve">  · Ateliers cuisine (équipement professionnel)</w:t>
             </w:r>
@@ -970,7 +995,7 @@
             <w:r/>
             <w:r>
               <w:rPr>
-                <w:sz w:val="19"/>
+                <w:sz w:val="18"/>
               </w:rPr>
               <w:t>37 500</w:t>
             </w:r>
@@ -987,7 +1012,7 @@
             <w:r/>
             <w:r>
               <w:rPr>
-                <w:sz w:val="19"/>
+                <w:sz w:val="18"/>
               </w:rPr>
               <w:t>45 000</w:t>
             </w:r>
@@ -1004,7 +1029,7 @@
             <w:r/>
             <w:r>
               <w:rPr>
-                <w:sz w:val="19"/>
+                <w:sz w:val="18"/>
               </w:rPr>
             </w:r>
           </w:p>
@@ -1019,7 +1044,7 @@
             <w:r/>
             <w:r>
               <w:rPr>
-                <w:sz w:val="19"/>
+                <w:sz w:val="18"/>
               </w:rPr>
               <w:t xml:space="preserve">  · Installation solaire + pompe</w:t>
             </w:r>
@@ -1036,7 +1061,7 @@
             <w:r/>
             <w:r>
               <w:rPr>
-                <w:sz w:val="19"/>
+                <w:sz w:val="18"/>
               </w:rPr>
               <w:t>58 333</w:t>
             </w:r>
@@ -1053,7 +1078,7 @@
             <w:r/>
             <w:r>
               <w:rPr>
-                <w:sz w:val="19"/>
+                <w:sz w:val="18"/>
               </w:rPr>
               <w:t>70 000</w:t>
             </w:r>
@@ -1070,7 +1095,7 @@
             <w:r/>
             <w:r>
               <w:rPr>
-                <w:sz w:val="19"/>
+                <w:sz w:val="18"/>
               </w:rPr>
             </w:r>
           </w:p>
@@ -1080,13 +1105,14 @@
         <w:tc>
           <w:tcPr>
             <w:tcW w:type="dxa" w:w="5443"/>
+            <w:shd w:fill="EFE7D2"/>
           </w:tcPr>
           <w:p>
             <w:r/>
             <w:r>
               <w:rPr>
                 <w:b/>
-                <w:sz w:val="19"/>
+                <w:sz w:val="18"/>
               </w:rPr>
               <w:t>FRAIS PRÉLIMINAIRES</w:t>
             </w:r>
@@ -1095,6 +1121,7 @@
         <w:tc>
           <w:tcPr>
             <w:tcW w:type="dxa" w:w="1361"/>
+            <w:shd w:fill="EFE7D2"/>
           </w:tcPr>
           <w:p>
             <w:pPr>
@@ -1104,7 +1131,7 @@
             <w:r>
               <w:rPr>
                 <w:b/>
-                <w:sz w:val="19"/>
+                <w:sz w:val="18"/>
               </w:rPr>
               <w:t>31 667</w:t>
             </w:r>
@@ -1113,6 +1140,7 @@
         <w:tc>
           <w:tcPr>
             <w:tcW w:type="dxa" w:w="1361"/>
+            <w:shd w:fill="EFE7D2"/>
           </w:tcPr>
           <w:p>
             <w:pPr>
@@ -1122,7 +1150,7 @@
             <w:r>
               <w:rPr>
                 <w:b/>
-                <w:sz w:val="19"/>
+                <w:sz w:val="18"/>
               </w:rPr>
               <w:t>38 000</w:t>
             </w:r>
@@ -1131,6 +1159,7 @@
         <w:tc>
           <w:tcPr>
             <w:tcW w:type="dxa" w:w="1020"/>
+            <w:shd w:fill="EFE7D2"/>
           </w:tcPr>
           <w:p>
             <w:pPr>
@@ -1140,9 +1169,9 @@
             <w:r>
               <w:rPr>
                 <w:b/>
-                <w:sz w:val="19"/>
+                <w:sz w:val="18"/>
               </w:rPr>
-              <w:t>3,5 %</w:t>
+              <w:t>3,4 %</w:t>
             </w:r>
           </w:p>
         </w:tc>
@@ -1151,13 +1180,14 @@
         <w:tc>
           <w:tcPr>
             <w:tcW w:type="dxa" w:w="5443"/>
+            <w:shd w:fill="EFE7D2"/>
           </w:tcPr>
           <w:p>
             <w:r/>
             <w:r>
               <w:rPr>
                 <w:b/>
-                <w:sz w:val="19"/>
+                <w:sz w:val="18"/>
               </w:rPr>
               <w:t>DIVERS &amp; IMPRÉVUS</w:t>
             </w:r>
@@ -1166,6 +1196,7 @@
         <w:tc>
           <w:tcPr>
             <w:tcW w:type="dxa" w:w="1361"/>
+            <w:shd w:fill="EFE7D2"/>
           </w:tcPr>
           <w:p>
             <w:pPr>
@@ -1175,7 +1206,7 @@
             <w:r>
               <w:rPr>
                 <w:b/>
-                <w:sz w:val="19"/>
+                <w:sz w:val="18"/>
               </w:rPr>
               <w:t>8 333</w:t>
             </w:r>
@@ -1184,6 +1215,7 @@
         <w:tc>
           <w:tcPr>
             <w:tcW w:type="dxa" w:w="1361"/>
+            <w:shd w:fill="EFE7D2"/>
           </w:tcPr>
           <w:p>
             <w:pPr>
@@ -1193,7 +1225,7 @@
             <w:r>
               <w:rPr>
                 <w:b/>
-                <w:sz w:val="19"/>
+                <w:sz w:val="18"/>
               </w:rPr>
               <w:t>10 000</w:t>
             </w:r>
@@ -1202,6 +1234,7 @@
         <w:tc>
           <w:tcPr>
             <w:tcW w:type="dxa" w:w="1020"/>
+            <w:shd w:fill="EFE7D2"/>
           </w:tcPr>
           <w:p>
             <w:pPr>
@@ -1211,7 +1244,7 @@
             <w:r>
               <w:rPr>
                 <w:b/>
-                <w:sz w:val="19"/>
+                <w:sz w:val="18"/>
               </w:rPr>
               <w:t>0,9 %</w:t>
             </w:r>
@@ -1222,13 +1255,14 @@
         <w:tc>
           <w:tcPr>
             <w:tcW w:type="dxa" w:w="5443"/>
+            <w:shd w:fill="C8A440"/>
           </w:tcPr>
           <w:p>
             <w:r/>
             <w:r>
               <w:rPr>
                 <w:b/>
-                <w:sz w:val="19"/>
+                <w:sz w:val="18"/>
               </w:rPr>
               <w:t>TOTAL PROGRAMME PRIMABLE</w:t>
             </w:r>
@@ -1237,6 +1271,7 @@
         <w:tc>
           <w:tcPr>
             <w:tcW w:type="dxa" w:w="1361"/>
+            <w:shd w:fill="C8A440"/>
           </w:tcPr>
           <w:p>
             <w:pPr>
@@ -1246,15 +1281,16 @@
             <w:r>
               <w:rPr>
                 <w:b/>
-                <w:sz w:val="19"/>
+                <w:sz w:val="18"/>
               </w:rPr>
-              <w:t>809 167</w:t>
+              <w:t>819 571</w:t>
             </w:r>
           </w:p>
         </w:tc>
         <w:tc>
           <w:tcPr>
             <w:tcW w:type="dxa" w:w="1361"/>
+            <w:shd w:fill="C8A440"/>
           </w:tcPr>
           <w:p>
             <w:pPr>
@@ -1264,15 +1300,16 @@
             <w:r>
               <w:rPr>
                 <w:b/>
-                <w:sz w:val="19"/>
+                <w:sz w:val="18"/>
               </w:rPr>
-              <w:t>971 000</w:t>
+              <w:t>983 485</w:t>
             </w:r>
           </w:p>
         </w:tc>
         <w:tc>
           <w:tcPr>
             <w:tcW w:type="dxa" w:w="1020"/>
+            <w:shd w:fill="C8A440"/>
           </w:tcPr>
           <w:p>
             <w:pPr>
@@ -1282,9 +1319,9 @@
             <w:r>
               <w:rPr>
                 <w:b/>
-                <w:sz w:val="19"/>
+                <w:sz w:val="18"/>
               </w:rPr>
-              <w:t>89,0 %</w:t>
+              <w:t>89,1 %</w:t>
             </w:r>
           </w:p>
         </w:tc>
@@ -1292,41 +1329,41 @@
     </w:tbl>
     <w:p>
       <w:pPr>
-        <w:spacing w:after="80"/>
+        <w:spacing w:after="60"/>
       </w:pPr>
       <w:r>
         <w:rPr>
           <w:b/>
           <w:color w:val="C8A440"/>
-          <w:sz w:val="21"/>
+          <w:sz w:val="20"/>
         </w:rPr>
-        <w:t>Prime GO SIYAHA = 35 % × 971 000 = 339 850 DH.</w:t>
+        <w:t>Prime GO SIYAHA = 35 % × 983 485 = 344 220 DH.</w:t>
       </w:r>
     </w:p>
     <w:p>
       <w:pPr>
-        <w:spacing w:before="240" w:after="120"/>
+        <w:spacing w:before="240" w:after="100"/>
       </w:pPr>
       <w:r>
         <w:rPr>
           <w:b/>
           <w:color w:val="1B3A28"/>
-          <w:sz w:val="30"/>
+          <w:sz w:val="28"/>
         </w:rPr>
         <w:t>2. Postes hors primable (autofinancés)</w:t>
       </w:r>
     </w:p>
     <w:tbl>
       <w:tblPr>
-        <w:tblStyle w:val="LightGrid-Accent1"/>
+        <w:tblStyle w:val="TableGrid"/>
         <w:tblW w:type="auto" w:w="0"/>
         <w:jc w:val="center"/>
         <w:tblLook w:firstColumn="1" w:firstRow="1" w:lastColumn="0" w:lastRow="0" w:noHBand="0" w:noVBand="1" w:val="04A0"/>
       </w:tblPr>
       <w:tblGrid>
-        <w:gridCol w:w="2880"/>
-        <w:gridCol w:w="2880"/>
-        <w:gridCol w:w="2880"/>
+        <w:gridCol w:w="3513"/>
+        <w:gridCol w:w="3513"/>
+        <w:gridCol w:w="3513"/>
       </w:tblGrid>
       <w:tr>
         <w:tc>
@@ -1340,7 +1377,7 @@
               <w:rPr>
                 <w:b/>
                 <w:color w:val="FFFFFF"/>
-                <w:sz w:val="19"/>
+                <w:sz w:val="18"/>
               </w:rPr>
               <w:t>Poste</w:t>
             </w:r>
@@ -1352,12 +1389,15 @@
             <w:shd w:fill="1B3A28"/>
           </w:tcPr>
           <w:p>
+            <w:pPr>
+              <w:jc w:val="center"/>
+            </w:pPr>
             <w:r/>
             <w:r>
               <w:rPr>
                 <w:b/>
                 <w:color w:val="FFFFFF"/>
-                <w:sz w:val="19"/>
+                <w:sz w:val="18"/>
               </w:rPr>
               <w:t>HT</w:t>
             </w:r>
@@ -1369,12 +1409,15 @@
             <w:shd w:fill="1B3A28"/>
           </w:tcPr>
           <w:p>
+            <w:pPr>
+              <w:jc w:val="center"/>
+            </w:pPr>
             <w:r/>
             <w:r>
               <w:rPr>
                 <w:b/>
                 <w:color w:val="FFFFFF"/>
-                <w:sz w:val="19"/>
+                <w:sz w:val="18"/>
               </w:rPr>
               <w:t>TTC</w:t>
             </w:r>
@@ -1390,7 +1433,7 @@
             <w:r/>
             <w:r>
               <w:rPr>
-                <w:sz w:val="19"/>
+                <w:sz w:val="18"/>
               </w:rPr>
               <w:t>Piscine (prestation complémentaire)</w:t>
             </w:r>
@@ -1407,7 +1450,7 @@
             <w:r/>
             <w:r>
               <w:rPr>
-                <w:sz w:val="19"/>
+                <w:sz w:val="18"/>
               </w:rPr>
               <w:t>83 333</w:t>
             </w:r>
@@ -1424,7 +1467,7 @@
             <w:r/>
             <w:r>
               <w:rPr>
-                <w:sz w:val="19"/>
+                <w:sz w:val="18"/>
               </w:rPr>
               <w:t>100 000</w:t>
             </w:r>
@@ -1440,7 +1483,7 @@
             <w:r/>
             <w:r>
               <w:rPr>
-                <w:sz w:val="19"/>
+                <w:sz w:val="18"/>
               </w:rPr>
               <w:t>BFR / fonds de roulement</w:t>
             </w:r>
@@ -1457,7 +1500,7 @@
             <w:r/>
             <w:r>
               <w:rPr>
-                <w:sz w:val="19"/>
+                <w:sz w:val="18"/>
               </w:rPr>
               <w:t>—</w:t>
             </w:r>
@@ -1474,7 +1517,7 @@
             <w:r/>
             <w:r>
               <w:rPr>
-                <w:sz w:val="19"/>
+                <w:sz w:val="18"/>
               </w:rPr>
               <w:t>20 000</w:t>
             </w:r>
@@ -1485,13 +1528,14 @@
         <w:tc>
           <w:tcPr>
             <w:tcW w:type="dxa" w:w="5669"/>
+            <w:shd w:fill="C8A440"/>
           </w:tcPr>
           <w:p>
             <w:r/>
             <w:r>
               <w:rPr>
                 <w:b/>
-                <w:sz w:val="19"/>
+                <w:sz w:val="18"/>
               </w:rPr>
               <w:t>TOTAL HORS PRIMABLE</w:t>
             </w:r>
@@ -1500,6 +1544,7 @@
         <w:tc>
           <w:tcPr>
             <w:tcW w:type="dxa" w:w="1701"/>
+            <w:shd w:fill="C8A440"/>
           </w:tcPr>
           <w:p>
             <w:pPr>
@@ -1509,7 +1554,7 @@
             <w:r>
               <w:rPr>
                 <w:b/>
-                <w:sz w:val="19"/>
+                <w:sz w:val="18"/>
               </w:rPr>
             </w:r>
           </w:p>
@@ -1517,6 +1562,7 @@
         <w:tc>
           <w:tcPr>
             <w:tcW w:type="dxa" w:w="1701"/>
+            <w:shd w:fill="C8A440"/>
           </w:tcPr>
           <w:p>
             <w:pPr>
@@ -1526,7 +1572,7 @@
             <w:r>
               <w:rPr>
                 <w:b/>
-                <w:sz w:val="19"/>
+                <w:sz w:val="18"/>
               </w:rPr>
               <w:t>120 000</w:t>
             </w:r>
@@ -1536,31 +1582,31 @@
     </w:tbl>
     <w:p>
       <w:pPr>
-        <w:spacing w:before="240" w:after="120"/>
+        <w:spacing w:before="240" w:after="100"/>
       </w:pPr>
       <w:r>
         <w:rPr>
           <w:b/>
           <w:color w:val="1B3A28"/>
-          <w:sz w:val="30"/>
+          <w:sz w:val="28"/>
         </w:rPr>
         <w:t>3. Prime par rubrique &amp; contrôle des plafonds</w:t>
       </w:r>
     </w:p>
     <w:tbl>
       <w:tblPr>
-        <w:tblStyle w:val="LightGrid-Accent1"/>
+        <w:tblStyle w:val="TableGrid"/>
         <w:tblW w:type="auto" w:w="0"/>
         <w:jc w:val="center"/>
         <w:tblLook w:firstColumn="1" w:firstRow="1" w:lastColumn="0" w:lastRow="0" w:noHBand="0" w:noVBand="1" w:val="04A0"/>
       </w:tblPr>
       <w:tblGrid>
-        <w:gridCol w:w="1440"/>
-        <w:gridCol w:w="1440"/>
-        <w:gridCol w:w="1440"/>
-        <w:gridCol w:w="1440"/>
-        <w:gridCol w:w="1440"/>
-        <w:gridCol w:w="1440"/>
+        <w:gridCol w:w="1757"/>
+        <w:gridCol w:w="1757"/>
+        <w:gridCol w:w="1757"/>
+        <w:gridCol w:w="1757"/>
+        <w:gridCol w:w="1757"/>
+        <w:gridCol w:w="1757"/>
       </w:tblGrid>
       <w:tr>
         <w:tc>
@@ -1574,7 +1620,7 @@
               <w:rPr>
                 <w:b/>
                 <w:color w:val="FFFFFF"/>
-                <w:sz w:val="19"/>
+                <w:sz w:val="18"/>
               </w:rPr>
               <w:t>Rubrique</w:t>
             </w:r>
@@ -1586,12 +1632,15 @@
             <w:shd w:fill="1B3A28"/>
           </w:tcPr>
           <w:p>
+            <w:pPr>
+              <w:jc w:val="center"/>
+            </w:pPr>
             <w:r/>
             <w:r>
               <w:rPr>
                 <w:b/>
                 <w:color w:val="FFFFFF"/>
-                <w:sz w:val="19"/>
+                <w:sz w:val="18"/>
               </w:rPr>
               <w:t>Budget TTC</w:t>
             </w:r>
@@ -1603,12 +1652,15 @@
             <w:shd w:fill="1B3A28"/>
           </w:tcPr>
           <w:p>
+            <w:pPr>
+              <w:jc w:val="center"/>
+            </w:pPr>
             <w:r/>
             <w:r>
               <w:rPr>
                 <w:b/>
                 <w:color w:val="FFFFFF"/>
-                <w:sz w:val="19"/>
+                <w:sz w:val="18"/>
               </w:rPr>
               <w:t>Plafond</w:t>
             </w:r>
@@ -1620,12 +1672,15 @@
             <w:shd w:fill="1B3A28"/>
           </w:tcPr>
           <w:p>
+            <w:pPr>
+              <w:jc w:val="center"/>
+            </w:pPr>
             <w:r/>
             <w:r>
               <w:rPr>
                 <w:b/>
                 <w:color w:val="FFFFFF"/>
-                <w:sz w:val="19"/>
+                <w:sz w:val="18"/>
               </w:rPr>
               <w:t>% projet</w:t>
             </w:r>
@@ -1637,12 +1692,15 @@
             <w:shd w:fill="1B3A28"/>
           </w:tcPr>
           <w:p>
+            <w:pPr>
+              <w:jc w:val="center"/>
+            </w:pPr>
             <w:r/>
             <w:r>
               <w:rPr>
                 <w:b/>
                 <w:color w:val="FFFFFF"/>
-                <w:sz w:val="19"/>
+                <w:sz w:val="18"/>
               </w:rPr>
               <w:t>Prime 35%</w:t>
             </w:r>
@@ -1654,12 +1712,15 @@
             <w:shd w:fill="1B3A28"/>
           </w:tcPr>
           <w:p>
+            <w:pPr>
+              <w:jc w:val="center"/>
+            </w:pPr>
             <w:r/>
             <w:r>
               <w:rPr>
                 <w:b/>
                 <w:color w:val="FFFFFF"/>
-                <w:sz w:val="19"/>
+                <w:sz w:val="18"/>
               </w:rPr>
               <w:t>Statut</w:t>
             </w:r>
@@ -1675,7 +1736,7 @@
             <w:r/>
             <w:r>
               <w:rPr>
-                <w:sz w:val="19"/>
+                <w:sz w:val="18"/>
               </w:rPr>
               <w:t>Frais préliminaires</w:t>
             </w:r>
@@ -1692,7 +1753,7 @@
             <w:r/>
             <w:r>
               <w:rPr>
-                <w:sz w:val="19"/>
+                <w:sz w:val="18"/>
               </w:rPr>
               <w:t>38 000</w:t>
             </w:r>
@@ -1709,7 +1770,7 @@
             <w:r/>
             <w:r>
               <w:rPr>
-                <w:sz w:val="19"/>
+                <w:sz w:val="18"/>
               </w:rPr>
               <w:t>≤5% (+divers)</w:t>
             </w:r>
@@ -1726,9 +1787,9 @@
             <w:r/>
             <w:r>
               <w:rPr>
-                <w:sz w:val="19"/>
+                <w:sz w:val="18"/>
               </w:rPr>
-              <w:t>4,4%</w:t>
+              <w:t>4,3%</w:t>
             </w:r>
           </w:p>
         </w:tc>
@@ -1743,7 +1804,7 @@
             <w:r/>
             <w:r>
               <w:rPr>
-                <w:sz w:val="19"/>
+                <w:sz w:val="18"/>
               </w:rPr>
               <w:t>13 300</w:t>
             </w:r>
@@ -1760,7 +1821,7 @@
             <w:r/>
             <w:r>
               <w:rPr>
-                <w:sz w:val="19"/>
+                <w:sz w:val="18"/>
               </w:rPr>
               <w:t>Conforme</w:t>
             </w:r>
@@ -1776,7 +1837,7 @@
             <w:r/>
             <w:r>
               <w:rPr>
-                <w:sz w:val="19"/>
+                <w:sz w:val="18"/>
               </w:rPr>
               <w:t>Constructions</w:t>
             </w:r>
@@ -1793,7 +1854,7 @@
             <w:r/>
             <w:r>
               <w:rPr>
-                <w:sz w:val="19"/>
+                <w:sz w:val="18"/>
               </w:rPr>
               <w:t>110 000</w:t>
             </w:r>
@@ -1810,7 +1871,7 @@
             <w:r/>
             <w:r>
               <w:rPr>
-                <w:sz w:val="19"/>
+                <w:sz w:val="18"/>
               </w:rPr>
               <w:t>≤20% projet</w:t>
             </w:r>
@@ -1827,9 +1888,9 @@
             <w:r/>
             <w:r>
               <w:rPr>
-                <w:sz w:val="19"/>
+                <w:sz w:val="18"/>
               </w:rPr>
-              <w:t>10,1%</w:t>
+              <w:t>10,0%</w:t>
             </w:r>
           </w:p>
         </w:tc>
@@ -1844,7 +1905,7 @@
             <w:r/>
             <w:r>
               <w:rPr>
-                <w:sz w:val="19"/>
+                <w:sz w:val="18"/>
               </w:rPr>
               <w:t>38 500</w:t>
             </w:r>
@@ -1861,7 +1922,7 @@
             <w:r/>
             <w:r>
               <w:rPr>
-                <w:sz w:val="19"/>
+                <w:sz w:val="18"/>
               </w:rPr>
               <w:t>Conforme (large marge)</w:t>
             </w:r>
@@ -1877,7 +1938,7 @@
             <w:r/>
             <w:r>
               <w:rPr>
-                <w:sz w:val="19"/>
+                <w:sz w:val="18"/>
               </w:rPr>
               <w:t>Aménagement &amp; infrastructure</w:t>
             </w:r>
@@ -1894,7 +1955,7 @@
             <w:r/>
             <w:r>
               <w:rPr>
-                <w:sz w:val="19"/>
+                <w:sz w:val="18"/>
               </w:rPr>
               <w:t>410 000</w:t>
             </w:r>
@@ -1911,7 +1972,7 @@
             <w:r/>
             <w:r>
               <w:rPr>
-                <w:sz w:val="19"/>
+                <w:sz w:val="18"/>
               </w:rPr>
               <w:t>Aucun plafond</w:t>
             </w:r>
@@ -1928,9 +1989,9 @@
             <w:r/>
             <w:r>
               <w:rPr>
-                <w:sz w:val="19"/>
+                <w:sz w:val="18"/>
               </w:rPr>
-              <w:t>37,6%</w:t>
+              <w:t>37,2%</w:t>
             </w:r>
           </w:p>
         </w:tc>
@@ -1945,7 +2006,7 @@
             <w:r/>
             <w:r>
               <w:rPr>
-                <w:sz w:val="19"/>
+                <w:sz w:val="18"/>
               </w:rPr>
               <w:t>143 500</w:t>
             </w:r>
@@ -1962,7 +2023,7 @@
             <w:r/>
             <w:r>
               <w:rPr>
-                <w:sz w:val="19"/>
+                <w:sz w:val="18"/>
               </w:rPr>
               <w:t>Aucun risque</w:t>
             </w:r>
@@ -1978,7 +2039,7 @@
             <w:r/>
             <w:r>
               <w:rPr>
-                <w:sz w:val="19"/>
+                <w:sz w:val="18"/>
               </w:rPr>
               <w:t>Matériel d'équipement</w:t>
             </w:r>
@@ -1995,9 +2056,9 @@
             <w:r/>
             <w:r>
               <w:rPr>
-                <w:sz w:val="19"/>
+                <w:sz w:val="18"/>
               </w:rPr>
-              <w:t>403 000</w:t>
+              <w:t>415 485</w:t>
             </w:r>
           </w:p>
         </w:tc>
@@ -2012,7 +2073,7 @@
             <w:r/>
             <w:r>
               <w:rPr>
-                <w:sz w:val="19"/>
+                <w:sz w:val="18"/>
               </w:rPr>
               <w:t>Aucun plafond</w:t>
             </w:r>
@@ -2029,9 +2090,9 @@
             <w:r/>
             <w:r>
               <w:rPr>
-                <w:sz w:val="19"/>
+                <w:sz w:val="18"/>
               </w:rPr>
-              <w:t>36,9%</w:t>
+              <w:t>37,7%</w:t>
             </w:r>
           </w:p>
         </w:tc>
@@ -2046,9 +2107,9 @@
             <w:r/>
             <w:r>
               <w:rPr>
-                <w:sz w:val="19"/>
+                <w:sz w:val="18"/>
               </w:rPr>
-              <w:t>141 050</w:t>
+              <w:t>145 420</w:t>
             </w:r>
           </w:p>
         </w:tc>
@@ -2063,7 +2124,7 @@
             <w:r/>
             <w:r>
               <w:rPr>
-                <w:sz w:val="19"/>
+                <w:sz w:val="18"/>
               </w:rPr>
               <w:t>Aucun risque</w:t>
             </w:r>
@@ -2079,7 +2140,7 @@
             <w:r/>
             <w:r>
               <w:rPr>
-                <w:sz w:val="19"/>
+                <w:sz w:val="18"/>
               </w:rPr>
               <w:t>Divers &amp; imprévus</w:t>
             </w:r>
@@ -2096,7 +2157,7 @@
             <w:r/>
             <w:r>
               <w:rPr>
-                <w:sz w:val="19"/>
+                <w:sz w:val="18"/>
               </w:rPr>
               <w:t>10 000</w:t>
             </w:r>
@@ -2113,7 +2174,7 @@
             <w:r/>
             <w:r>
               <w:rPr>
-                <w:sz w:val="19"/>
+                <w:sz w:val="18"/>
               </w:rPr>
               <w:t>≤5% (+frais)</w:t>
             </w:r>
@@ -2130,9 +2191,9 @@
             <w:r/>
             <w:r>
               <w:rPr>
-                <w:sz w:val="19"/>
+                <w:sz w:val="18"/>
               </w:rPr>
-              <w:t>4,4%</w:t>
+              <w:t>4,3%</w:t>
             </w:r>
           </w:p>
         </w:tc>
@@ -2147,7 +2208,7 @@
             <w:r/>
             <w:r>
               <w:rPr>
-                <w:sz w:val="19"/>
+                <w:sz w:val="18"/>
               </w:rPr>
               <w:t>3 500</w:t>
             </w:r>
@@ -2164,7 +2225,7 @@
             <w:r/>
             <w:r>
               <w:rPr>
-                <w:sz w:val="19"/>
+                <w:sz w:val="18"/>
               </w:rPr>
               <w:t>Conforme</w:t>
             </w:r>
@@ -2175,13 +2236,14 @@
         <w:tc>
           <w:tcPr>
             <w:tcW w:type="dxa" w:w="2041"/>
+            <w:shd w:fill="C8A440"/>
           </w:tcPr>
           <w:p>
             <w:r/>
             <w:r>
               <w:rPr>
                 <w:b/>
-                <w:sz w:val="19"/>
+                <w:sz w:val="18"/>
               </w:rPr>
               <w:t>TOTAL PRIMABLE</w:t>
             </w:r>
@@ -2190,6 +2252,7 @@
         <w:tc>
           <w:tcPr>
             <w:tcW w:type="dxa" w:w="1247"/>
+            <w:shd w:fill="C8A440"/>
           </w:tcPr>
           <w:p>
             <w:pPr>
@@ -2199,15 +2262,16 @@
             <w:r>
               <w:rPr>
                 <w:b/>
-                <w:sz w:val="19"/>
+                <w:sz w:val="18"/>
               </w:rPr>
-              <w:t>971 000</w:t>
+              <w:t>983 485</w:t>
             </w:r>
           </w:p>
         </w:tc>
         <w:tc>
           <w:tcPr>
             <w:tcW w:type="dxa" w:w="1587"/>
+            <w:shd w:fill="C8A440"/>
           </w:tcPr>
           <w:p>
             <w:pPr>
@@ -2217,7 +2281,7 @@
             <w:r>
               <w:rPr>
                 <w:b/>
-                <w:sz w:val="19"/>
+                <w:sz w:val="18"/>
               </w:rPr>
               <w:t>—</w:t>
             </w:r>
@@ -2226,6 +2290,7 @@
         <w:tc>
           <w:tcPr>
             <w:tcW w:type="dxa" w:w="907"/>
+            <w:shd w:fill="C8A440"/>
           </w:tcPr>
           <w:p>
             <w:pPr>
@@ -2235,15 +2300,16 @@
             <w:r>
               <w:rPr>
                 <w:b/>
-                <w:sz w:val="19"/>
+                <w:sz w:val="18"/>
               </w:rPr>
-              <w:t>89,0%</w:t>
+              <w:t>89,1%</w:t>
             </w:r>
           </w:p>
         </w:tc>
         <w:tc>
           <w:tcPr>
             <w:tcW w:type="dxa" w:w="1134"/>
+            <w:shd w:fill="C8A440"/>
           </w:tcPr>
           <w:p>
             <w:pPr>
@@ -2253,15 +2319,16 @@
             <w:r>
               <w:rPr>
                 <w:b/>
-                <w:sz w:val="19"/>
+                <w:sz w:val="18"/>
               </w:rPr>
-              <w:t>339 850</w:t>
+              <w:t>344 220</w:t>
             </w:r>
           </w:p>
         </w:tc>
         <w:tc>
           <w:tcPr>
             <w:tcW w:type="dxa" w:w="1701"/>
+            <w:shd w:fill="C8A440"/>
           </w:tcPr>
           <w:p>
             <w:pPr>
@@ -2271,7 +2338,7 @@
             <w:r>
               <w:rPr>
                 <w:b/>
-                <w:sz w:val="19"/>
+                <w:sz w:val="18"/>
               </w:rPr>
               <w:t>—</w:t>
             </w:r>
@@ -2281,28 +2348,28 @@
     </w:tbl>
     <w:p>
       <w:pPr>
-        <w:spacing w:before="240" w:after="120"/>
+        <w:spacing w:before="240" w:after="100"/>
       </w:pPr>
       <w:r>
         <w:rPr>
           <w:b/>
           <w:color w:val="1B3A28"/>
-          <w:sz w:val="30"/>
+          <w:sz w:val="28"/>
         </w:rPr>
         <w:t>4. Plan de financement (sans leasing)</w:t>
       </w:r>
     </w:p>
     <w:tbl>
       <w:tblPr>
-        <w:tblStyle w:val="LightGrid-Accent1"/>
+        <w:tblStyle w:val="TableGrid"/>
         <w:tblW w:type="auto" w:w="0"/>
         <w:jc w:val="center"/>
         <w:tblLook w:firstColumn="1" w:firstRow="1" w:lastColumn="0" w:lastRow="0" w:noHBand="0" w:noVBand="1" w:val="04A0"/>
       </w:tblPr>
       <w:tblGrid>
-        <w:gridCol w:w="2880"/>
-        <w:gridCol w:w="2880"/>
-        <w:gridCol w:w="2880"/>
+        <w:gridCol w:w="3513"/>
+        <w:gridCol w:w="3513"/>
+        <w:gridCol w:w="3513"/>
       </w:tblGrid>
       <w:tr>
         <w:tc>
@@ -2316,7 +2383,7 @@
               <w:rPr>
                 <w:b/>
                 <w:color w:val="FFFFFF"/>
-                <w:sz w:val="19"/>
+                <w:sz w:val="18"/>
               </w:rPr>
               <w:t>Source</w:t>
             </w:r>
@@ -2328,12 +2395,15 @@
             <w:shd w:fill="1B3A28"/>
           </w:tcPr>
           <w:p>
+            <w:pPr>
+              <w:jc w:val="center"/>
+            </w:pPr>
             <w:r/>
             <w:r>
               <w:rPr>
                 <w:b/>
                 <w:color w:val="FFFFFF"/>
-                <w:sz w:val="19"/>
+                <w:sz w:val="18"/>
               </w:rPr>
               <w:t>Montant (DH)</w:t>
             </w:r>
@@ -2345,12 +2415,15 @@
             <w:shd w:fill="1B3A28"/>
           </w:tcPr>
           <w:p>
+            <w:pPr>
+              <w:jc w:val="center"/>
+            </w:pPr>
             <w:r/>
             <w:r>
               <w:rPr>
                 <w:b/>
                 <w:color w:val="FFFFFF"/>
-                <w:sz w:val="19"/>
+                <w:sz w:val="18"/>
               </w:rPr>
               <w:t>%</w:t>
             </w:r>
@@ -2366,7 +2439,7 @@
             <w:r/>
             <w:r>
               <w:rPr>
-                <w:sz w:val="19"/>
+                <w:sz w:val="18"/>
               </w:rPr>
               <w:t>Prime GO SIYAHA (35% du primable)</w:t>
             </w:r>
@@ -2383,9 +2456,9 @@
             <w:r/>
             <w:r>
               <w:rPr>
-                <w:sz w:val="19"/>
+                <w:sz w:val="18"/>
               </w:rPr>
-              <w:t>339 850</w:t>
+              <w:t>344 220</w:t>
             </w:r>
           </w:p>
         </w:tc>
@@ -2400,9 +2473,9 @@
             <w:r/>
             <w:r>
               <w:rPr>
-                <w:sz w:val="19"/>
+                <w:sz w:val="18"/>
               </w:rPr>
-              <w:t>31,1%</w:t>
+              <w:t>31,2%</w:t>
             </w:r>
           </w:p>
         </w:tc>
@@ -2416,7 +2489,7 @@
             <w:r/>
             <w:r>
               <w:rPr>
-                <w:sz w:val="19"/>
+                <w:sz w:val="18"/>
               </w:rPr>
               <w:t>CMT bancaire – Al Barid Bank (50% du primable)</w:t>
             </w:r>
@@ -2433,9 +2506,9 @@
             <w:r/>
             <w:r>
               <w:rPr>
-                <w:sz w:val="19"/>
+                <w:sz w:val="18"/>
               </w:rPr>
-              <w:t>485 500</w:t>
+              <w:t>491 743</w:t>
             </w:r>
           </w:p>
         </w:tc>
@@ -2450,9 +2523,9 @@
             <w:r/>
             <w:r>
               <w:rPr>
-                <w:sz w:val="19"/>
+                <w:sz w:val="18"/>
               </w:rPr>
-              <w:t>44,5%</w:t>
+              <w:t>44,6%</w:t>
             </w:r>
           </w:p>
         </w:tc>
@@ -2466,7 +2539,7 @@
             <w:r/>
             <w:r>
               <w:rPr>
-                <w:sz w:val="19"/>
+                <w:sz w:val="18"/>
               </w:rPr>
               <w:t>Apport fonds propres / comptes courants d'associés</w:t>
             </w:r>
@@ -2483,9 +2556,9 @@
             <w:r/>
             <w:r>
               <w:rPr>
-                <w:sz w:val="19"/>
+                <w:sz w:val="18"/>
               </w:rPr>
-              <w:t>265 650</w:t>
+              <w:t>267 522</w:t>
             </w:r>
           </w:p>
         </w:tc>
@@ -2500,9 +2573,9 @@
             <w:r/>
             <w:r>
               <w:rPr>
-                <w:sz w:val="19"/>
+                <w:sz w:val="18"/>
               </w:rPr>
-              <w:t>24,4%</w:t>
+              <w:t>24,2%</w:t>
             </w:r>
           </w:p>
         </w:tc>
@@ -2511,13 +2584,14 @@
         <w:tc>
           <w:tcPr>
             <w:tcW w:type="dxa" w:w="5669"/>
+            <w:shd w:fill="C8A440"/>
           </w:tcPr>
           <w:p>
             <w:r/>
             <w:r>
               <w:rPr>
                 <w:b/>
-                <w:sz w:val="19"/>
+                <w:sz w:val="18"/>
               </w:rPr>
               <w:t>TOTAL FINANCEMENT</w:t>
             </w:r>
@@ -2526,6 +2600,7 @@
         <w:tc>
           <w:tcPr>
             <w:tcW w:type="dxa" w:w="1701"/>
+            <w:shd w:fill="C8A440"/>
           </w:tcPr>
           <w:p>
             <w:pPr>
@@ -2535,15 +2610,16 @@
             <w:r>
               <w:rPr>
                 <w:b/>
-                <w:sz w:val="19"/>
+                <w:sz w:val="18"/>
               </w:rPr>
-              <w:t>1 091 000</w:t>
+              <w:t>1 103 485</w:t>
             </w:r>
           </w:p>
         </w:tc>
         <w:tc>
           <w:tcPr>
             <w:tcW w:type="dxa" w:w="1417"/>
+            <w:shd w:fill="C8A440"/>
           </w:tcPr>
           <w:p>
             <w:pPr>
@@ -2553,7 +2629,7 @@
             <w:r>
               <w:rPr>
                 <w:b/>
-                <w:sz w:val="19"/>
+                <w:sz w:val="18"/>
               </w:rPr>
               <w:t>100%</w:t>
             </w:r>
@@ -2563,47 +2639,36 @@
     </w:tbl>
     <w:p>
       <w:pPr>
-        <w:spacing w:before="240" w:after="120"/>
+        <w:spacing w:before="240" w:after="100"/>
       </w:pPr>
       <w:r>
         <w:rPr>
           <w:b/>
           <w:color w:val="1B3A28"/>
-          <w:sz w:val="30"/>
+          <w:sz w:val="28"/>
         </w:rPr>
-        <w:t>5. Cahier des travaux — Entreprise de construction &amp; aménagement</w:t>
-      </w:r>
-    </w:p>
-    <w:p>
-      <w:pPr>
-        <w:spacing w:after="80"/>
-      </w:pPr>
-      <w:r>
-        <w:rPr>
-          <w:b w:val="0"/>
-          <w:color w:val="555555"/>
-          <w:sz w:val="20"/>
-        </w:rPr>
-        <w:t>Périmètre des travaux de génie civil et d'aménagement à confier à l'entreprise (à chiffrer en devis). Total travaux : 350 000 DH TTC. Les équipements (tente, climatisation, mobilier, sonorisation, paintball, e-bikes, cuisine, solaire, pompe) relèvent de fournisseurs spécialisés et ne font pas partie de ce lot.</w:t>
+        <w:t>5. Chiffre d'affaires « Animation » prévisionnel (KDH)</w:t>
       </w:r>
     </w:p>
     <w:tbl>
       <w:tblPr>
-        <w:tblStyle w:val="LightGrid-Accent1"/>
+        <w:tblStyle w:val="TableGrid"/>
         <w:tblW w:type="auto" w:w="0"/>
         <w:jc w:val="center"/>
         <w:tblLook w:firstColumn="1" w:firstRow="1" w:lastColumn="0" w:lastRow="0" w:noHBand="0" w:noVBand="1" w:val="04A0"/>
       </w:tblPr>
       <w:tblGrid>
-        <w:gridCol w:w="2160"/>
-        <w:gridCol w:w="2160"/>
-        <w:gridCol w:w="2160"/>
-        <w:gridCol w:w="2160"/>
+        <w:gridCol w:w="1757"/>
+        <w:gridCol w:w="1757"/>
+        <w:gridCol w:w="1757"/>
+        <w:gridCol w:w="1757"/>
+        <w:gridCol w:w="1757"/>
+        <w:gridCol w:w="1757"/>
       </w:tblGrid>
       <w:tr>
         <w:tc>
           <w:tcPr>
-            <w:tcW w:type="dxa" w:w="6236"/>
+            <w:tcW w:type="dxa" w:w="1984"/>
             <w:shd w:fill="1B3A28"/>
           </w:tcPr>
           <w:p>
@@ -2612,59 +2677,109 @@
               <w:rPr>
                 <w:b/>
                 <w:color w:val="FFFFFF"/>
-                <w:sz w:val="19"/>
+                <w:sz w:val="18"/>
               </w:rPr>
-              <w:t>Lot / Prestation</w:t>
+              <w:t>Année</w:t>
             </w:r>
           </w:p>
         </w:tc>
         <w:tc>
           <w:tcPr>
-            <w:tcW w:type="dxa" w:w="113"/>
+            <w:tcW w:type="dxa" w:w="1304"/>
             <w:shd w:fill="1B3A28"/>
           </w:tcPr>
           <w:p>
+            <w:pPr>
+              <w:jc w:val="center"/>
+            </w:pPr>
             <w:r/>
             <w:r>
               <w:rPr>
                 <w:b/>
                 <w:color w:val="FFFFFF"/>
-                <w:sz w:val="19"/>
+                <w:sz w:val="18"/>
               </w:rPr>
+              <w:t>2027</w:t>
             </w:r>
           </w:p>
         </w:tc>
         <w:tc>
           <w:tcPr>
-            <w:tcW w:type="dxa" w:w="1247"/>
+            <w:tcW w:type="dxa" w:w="1304"/>
             <w:shd w:fill="1B3A28"/>
           </w:tcPr>
           <w:p>
+            <w:pPr>
+              <w:jc w:val="center"/>
+            </w:pPr>
             <w:r/>
             <w:r>
               <w:rPr>
                 <w:b/>
                 <w:color w:val="FFFFFF"/>
-                <w:sz w:val="19"/>
+                <w:sz w:val="18"/>
               </w:rPr>
-              <w:t>HT (DH)</w:t>
+              <w:t>2028</w:t>
             </w:r>
           </w:p>
         </w:tc>
         <w:tc>
           <w:tcPr>
-            <w:tcW w:type="dxa" w:w="1361"/>
+            <w:tcW w:type="dxa" w:w="1304"/>
             <w:shd w:fill="1B3A28"/>
           </w:tcPr>
           <w:p>
+            <w:pPr>
+              <w:jc w:val="center"/>
+            </w:pPr>
             <w:r/>
             <w:r>
               <w:rPr>
                 <w:b/>
                 <w:color w:val="FFFFFF"/>
-                <w:sz w:val="19"/>
+                <w:sz w:val="18"/>
               </w:rPr>
-              <w:t>TTC (DH)</w:t>
+              <w:t>2029</w:t>
+            </w:r>
+          </w:p>
+        </w:tc>
+        <w:tc>
+          <w:tcPr>
+            <w:tcW w:type="dxa" w:w="1304"/>
+            <w:shd w:fill="1B3A28"/>
+          </w:tcPr>
+          <w:p>
+            <w:pPr>
+              <w:jc w:val="center"/>
+            </w:pPr>
+            <w:r/>
+            <w:r>
+              <w:rPr>
+                <w:b/>
+                <w:color w:val="FFFFFF"/>
+                <w:sz w:val="18"/>
+              </w:rPr>
+              <w:t>2030</w:t>
+            </w:r>
+          </w:p>
+        </w:tc>
+        <w:tc>
+          <w:tcPr>
+            <w:tcW w:type="dxa" w:w="1304"/>
+            <w:shd w:fill="1B3A28"/>
+          </w:tcPr>
+          <w:p>
+            <w:pPr>
+              <w:jc w:val="center"/>
+            </w:pPr>
+            <w:r/>
+            <w:r>
+              <w:rPr>
+                <w:b/>
+                <w:color w:val="FFFFFF"/>
+                <w:sz w:val="18"/>
+              </w:rPr>
+              <w:t>2031</w:t>
             </w:r>
           </w:p>
         </w:tc>
@@ -2672,22 +2787,24 @@
       <w:tr>
         <w:tc>
           <w:tcPr>
-            <w:tcW w:type="dxa" w:w="6236"/>
+            <w:tcW w:type="dxa" w:w="1984"/>
+            <w:shd w:fill="EFE7D2"/>
           </w:tcPr>
           <w:p>
             <w:r/>
             <w:r>
               <w:rPr>
                 <w:b/>
-                <w:sz w:val="19"/>
+                <w:sz w:val="18"/>
               </w:rPr>
-              <w:t>LOT 1 — Terrassement &amp; VRD</w:t>
+              <w:t>CA Animation</w:t>
             </w:r>
           </w:p>
         </w:tc>
         <w:tc>
           <w:tcPr>
-            <w:tcW w:type="dxa" w:w="113"/>
+            <w:tcW w:type="dxa" w:w="1304"/>
+            <w:shd w:fill="EFE7D2"/>
           </w:tcPr>
           <w:p>
             <w:pPr>
@@ -2697,14 +2814,16 @@
             <w:r>
               <w:rPr>
                 <w:b/>
-                <w:sz w:val="19"/>
+                <w:sz w:val="18"/>
               </w:rPr>
+              <w:t>520</w:t>
             </w:r>
           </w:p>
         </w:tc>
         <w:tc>
           <w:tcPr>
-            <w:tcW w:type="dxa" w:w="1247"/>
+            <w:tcW w:type="dxa" w:w="1304"/>
+            <w:shd w:fill="EFE7D2"/>
           </w:tcPr>
           <w:p>
             <w:pPr>
@@ -2714,15 +2833,16 @@
             <w:r>
               <w:rPr>
                 <w:b/>
-                <w:sz w:val="19"/>
+                <w:sz w:val="18"/>
               </w:rPr>
-              <w:t>25 000</w:t>
+              <w:t>1 184</w:t>
             </w:r>
           </w:p>
         </w:tc>
         <w:tc>
           <w:tcPr>
-            <w:tcW w:type="dxa" w:w="1361"/>
+            <w:tcW w:type="dxa" w:w="1304"/>
+            <w:shd w:fill="EFE7D2"/>
           </w:tcPr>
           <w:p>
             <w:pPr>
@@ -2732,160 +2852,16 @@
             <w:r>
               <w:rPr>
                 <w:b/>
-                <w:sz w:val="19"/>
+                <w:sz w:val="18"/>
               </w:rPr>
-              <w:t>30 000</w:t>
-            </w:r>
-          </w:p>
-        </w:tc>
-      </w:tr>
-      <w:tr>
-        <w:tc>
-          <w:tcPr>
-            <w:tcW w:type="dxa" w:w="6236"/>
-          </w:tcPr>
-          <w:p>
-            <w:r/>
-            <w:r>
-              <w:rPr>
-                <w:sz w:val="19"/>
-              </w:rPr>
-              <w:t xml:space="preserve">  Décapage, nivellement, terrassement général du site</w:t>
+              <w:t>1 443</w:t>
             </w:r>
           </w:p>
         </w:tc>
         <w:tc>
           <w:tcPr>
-            <w:tcW w:type="dxa" w:w="113"/>
-          </w:tcPr>
-          <w:p>
-            <w:pPr>
-              <w:jc w:val="right"/>
-            </w:pPr>
-            <w:r/>
-            <w:r>
-              <w:rPr>
-                <w:sz w:val="19"/>
-              </w:rPr>
-            </w:r>
-          </w:p>
-        </w:tc>
-        <w:tc>
-          <w:tcPr>
-            <w:tcW w:type="dxa" w:w="1247"/>
-          </w:tcPr>
-          <w:p>
-            <w:pPr>
-              <w:jc w:val="right"/>
-            </w:pPr>
-            <w:r/>
-            <w:r>
-              <w:rPr>
-                <w:sz w:val="19"/>
-              </w:rPr>
-            </w:r>
-          </w:p>
-        </w:tc>
-        <w:tc>
-          <w:tcPr>
-            <w:tcW w:type="dxa" w:w="1361"/>
-          </w:tcPr>
-          <w:p>
-            <w:pPr>
-              <w:jc w:val="right"/>
-            </w:pPr>
-            <w:r/>
-            <w:r>
-              <w:rPr>
-                <w:sz w:val="19"/>
-              </w:rPr>
-            </w:r>
-          </w:p>
-        </w:tc>
-      </w:tr>
-      <w:tr>
-        <w:tc>
-          <w:tcPr>
-            <w:tcW w:type="dxa" w:w="6236"/>
-          </w:tcPr>
-          <w:p>
-            <w:r/>
-            <w:r>
-              <w:rPr>
-                <w:sz w:val="19"/>
-              </w:rPr>
-              <w:t xml:space="preserve">  Plateformes (bâtiment, tente, zones d'activité), tranchées réseaux</w:t>
-            </w:r>
-          </w:p>
-        </w:tc>
-        <w:tc>
-          <w:tcPr>
-            <w:tcW w:type="dxa" w:w="113"/>
-          </w:tcPr>
-          <w:p>
-            <w:pPr>
-              <w:jc w:val="right"/>
-            </w:pPr>
-            <w:r/>
-            <w:r>
-              <w:rPr>
-                <w:sz w:val="19"/>
-              </w:rPr>
-            </w:r>
-          </w:p>
-        </w:tc>
-        <w:tc>
-          <w:tcPr>
-            <w:tcW w:type="dxa" w:w="1247"/>
-          </w:tcPr>
-          <w:p>
-            <w:pPr>
-              <w:jc w:val="right"/>
-            </w:pPr>
-            <w:r/>
-            <w:r>
-              <w:rPr>
-                <w:sz w:val="19"/>
-              </w:rPr>
-            </w:r>
-          </w:p>
-        </w:tc>
-        <w:tc>
-          <w:tcPr>
-            <w:tcW w:type="dxa" w:w="1361"/>
-          </w:tcPr>
-          <w:p>
-            <w:pPr>
-              <w:jc w:val="right"/>
-            </w:pPr>
-            <w:r/>
-            <w:r>
-              <w:rPr>
-                <w:sz w:val="19"/>
-              </w:rPr>
-            </w:r>
-          </w:p>
-        </w:tc>
-      </w:tr>
-      <w:tr>
-        <w:tc>
-          <w:tcPr>
-            <w:tcW w:type="dxa" w:w="6236"/>
-          </w:tcPr>
-          <w:p>
-            <w:r/>
-            <w:r>
-              <w:rPr>
-                <w:b/>
-                <w:sz w:val="19"/>
-              </w:rPr>
-              <w:t>LOT 2 — Bâtiment accueil / sanitaires / vestiaires (clé en main)</w:t>
-            </w:r>
-          </w:p>
-        </w:tc>
-        <w:tc>
-          <w:tcPr>
-            <w:tcW w:type="dxa" w:w="113"/>
+            <w:tcW w:type="dxa" w:w="1304"/>
+            <w:shd w:fill="EFE7D2"/>
           </w:tcPr>
           <w:p>
             <w:pPr>
@@ -2895,14 +2871,16 @@
             <w:r>
               <w:rPr>
                 <w:b/>
-                <w:sz w:val="19"/>
+                <w:sz w:val="18"/>
               </w:rPr>
+              <w:t>1 700</w:t>
             </w:r>
           </w:p>
         </w:tc>
         <w:tc>
           <w:tcPr>
-            <w:tcW w:type="dxa" w:w="1247"/>
+            <w:tcW w:type="dxa" w:w="1304"/>
+            <w:shd w:fill="EFE7D2"/>
           </w:tcPr>
           <w:p>
             <w:pPr>
@@ -2912,15 +2890,31 @@
             <w:r>
               <w:rPr>
                 <w:b/>
-                <w:sz w:val="19"/>
+                <w:sz w:val="18"/>
               </w:rPr>
-              <w:t>66 667</w:t>
+              <w:t>1 957</w:t>
+            </w:r>
+          </w:p>
+        </w:tc>
+      </w:tr>
+      <w:tr>
+        <w:tc>
+          <w:tcPr>
+            <w:tcW w:type="dxa" w:w="1984"/>
+          </w:tcPr>
+          <w:p>
+            <w:r/>
+            <w:r>
+              <w:rPr>
+                <w:sz w:val="18"/>
+              </w:rPr>
+              <w:t>Résultat net</w:t>
             </w:r>
           </w:p>
         </w:tc>
         <w:tc>
           <w:tcPr>
-            <w:tcW w:type="dxa" w:w="1361"/>
+            <w:tcW w:type="dxa" w:w="1304"/>
           </w:tcPr>
           <w:p>
             <w:pPr>
@@ -2929,32 +2923,15 @@
             <w:r/>
             <w:r>
               <w:rPr>
-                <w:b/>
-                <w:sz w:val="19"/>
+                <w:sz w:val="18"/>
               </w:rPr>
-              <w:t>80 000</w:t>
-            </w:r>
-          </w:p>
-        </w:tc>
-      </w:tr>
-      <w:tr>
-        <w:tc>
-          <w:tcPr>
-            <w:tcW w:type="dxa" w:w="6236"/>
-          </w:tcPr>
-          <w:p>
-            <w:r/>
-            <w:r>
-              <w:rPr>
-                <w:sz w:val="19"/>
-              </w:rPr>
-              <w:t xml:space="preserve">  Fondations + dallage + maçonnerie / élévation</w:t>
+              <w:t>27</w:t>
             </w:r>
           </w:p>
         </w:tc>
         <w:tc>
           <w:tcPr>
-            <w:tcW w:type="dxa" w:w="113"/>
+            <w:tcW w:type="dxa" w:w="1304"/>
           </w:tcPr>
           <w:p>
             <w:pPr>
@@ -2963,14 +2940,15 @@
             <w:r/>
             <w:r>
               <w:rPr>
-                <w:sz w:val="19"/>
+                <w:sz w:val="18"/>
               </w:rPr>
+              <w:t>235</w:t>
             </w:r>
           </w:p>
         </w:tc>
         <w:tc>
           <w:tcPr>
-            <w:tcW w:type="dxa" w:w="1247"/>
+            <w:tcW w:type="dxa" w:w="1304"/>
           </w:tcPr>
           <w:p>
             <w:pPr>
@@ -2979,14 +2957,15 @@
             <w:r/>
             <w:r>
               <w:rPr>
-                <w:sz w:val="19"/>
+                <w:sz w:val="18"/>
               </w:rPr>
+              <w:t>370</w:t>
             </w:r>
           </w:p>
         </w:tc>
         <w:tc>
           <w:tcPr>
-            <w:tcW w:type="dxa" w:w="1361"/>
+            <w:tcW w:type="dxa" w:w="1304"/>
           </w:tcPr>
           <w:p>
             <w:pPr>
@@ -2995,30 +2974,15 @@
             <w:r/>
             <w:r>
               <w:rPr>
-                <w:sz w:val="19"/>
+                <w:sz w:val="18"/>
               </w:rPr>
-            </w:r>
-          </w:p>
-        </w:tc>
-      </w:tr>
-      <w:tr>
-        <w:tc>
-          <w:tcPr>
-            <w:tcW w:type="dxa" w:w="6236"/>
-          </w:tcPr>
-          <w:p>
-            <w:r/>
-            <w:r>
-              <w:rPr>
-                <w:sz w:val="19"/>
-              </w:rPr>
-              <w:t xml:space="preserve">  Sanitaires + vestiaires (plomberie, carrelage, faïence)</w:t>
+              <w:t>499</w:t>
             </w:r>
           </w:p>
         </w:tc>
         <w:tc>
           <w:tcPr>
-            <w:tcW w:type="dxa" w:w="113"/>
+            <w:tcW w:type="dxa" w:w="1304"/>
           </w:tcPr>
           <w:p>
             <w:pPr>
@@ -3027,966 +2991,9 @@
             <w:r/>
             <w:r>
               <w:rPr>
-                <w:sz w:val="19"/>
+                <w:sz w:val="18"/>
               </w:rPr>
-            </w:r>
-          </w:p>
-        </w:tc>
-        <w:tc>
-          <w:tcPr>
-            <w:tcW w:type="dxa" w:w="1247"/>
-          </w:tcPr>
-          <w:p>
-            <w:pPr>
-              <w:jc w:val="right"/>
-            </w:pPr>
-            <w:r/>
-            <w:r>
-              <w:rPr>
-                <w:sz w:val="19"/>
-              </w:rPr>
-            </w:r>
-          </w:p>
-        </w:tc>
-        <w:tc>
-          <w:tcPr>
-            <w:tcW w:type="dxa" w:w="1361"/>
-          </w:tcPr>
-          <w:p>
-            <w:pPr>
-              <w:jc w:val="right"/>
-            </w:pPr>
-            <w:r/>
-            <w:r>
-              <w:rPr>
-                <w:sz w:val="19"/>
-              </w:rPr>
-            </w:r>
-          </w:p>
-        </w:tc>
-      </w:tr>
-      <w:tr>
-        <w:tc>
-          <w:tcPr>
-            <w:tcW w:type="dxa" w:w="6236"/>
-          </w:tcPr>
-          <w:p>
-            <w:r/>
-            <w:r>
-              <w:rPr>
-                <w:sz w:val="19"/>
-              </w:rPr>
-              <w:t xml:space="preserve">  Toiture / étanchéité / menuiseries / peinture</w:t>
-            </w:r>
-          </w:p>
-        </w:tc>
-        <w:tc>
-          <w:tcPr>
-            <w:tcW w:type="dxa" w:w="113"/>
-          </w:tcPr>
-          <w:p>
-            <w:pPr>
-              <w:jc w:val="right"/>
-            </w:pPr>
-            <w:r/>
-            <w:r>
-              <w:rPr>
-                <w:sz w:val="19"/>
-              </w:rPr>
-            </w:r>
-          </w:p>
-        </w:tc>
-        <w:tc>
-          <w:tcPr>
-            <w:tcW w:type="dxa" w:w="1247"/>
-          </w:tcPr>
-          <w:p>
-            <w:pPr>
-              <w:jc w:val="right"/>
-            </w:pPr>
-            <w:r/>
-            <w:r>
-              <w:rPr>
-                <w:sz w:val="19"/>
-              </w:rPr>
-            </w:r>
-          </w:p>
-        </w:tc>
-        <w:tc>
-          <w:tcPr>
-            <w:tcW w:type="dxa" w:w="1361"/>
-          </w:tcPr>
-          <w:p>
-            <w:pPr>
-              <w:jc w:val="right"/>
-            </w:pPr>
-            <w:r/>
-            <w:r>
-              <w:rPr>
-                <w:sz w:val="19"/>
-              </w:rPr>
-            </w:r>
-          </w:p>
-        </w:tc>
-      </w:tr>
-      <w:tr>
-        <w:tc>
-          <w:tcPr>
-            <w:tcW w:type="dxa" w:w="6236"/>
-          </w:tcPr>
-          <w:p>
-            <w:r/>
-            <w:r>
-              <w:rPr>
-                <w:b/>
-                <w:sz w:val="19"/>
-              </w:rPr>
-              <w:t>LOT 3 — Forage puits + infrastructure hydraulique</w:t>
-            </w:r>
-          </w:p>
-        </w:tc>
-        <w:tc>
-          <w:tcPr>
-            <w:tcW w:type="dxa" w:w="113"/>
-          </w:tcPr>
-          <w:p>
-            <w:pPr>
-              <w:jc w:val="right"/>
-            </w:pPr>
-            <w:r/>
-            <w:r>
-              <w:rPr>
-                <w:b/>
-                <w:sz w:val="19"/>
-              </w:rPr>
-            </w:r>
-          </w:p>
-        </w:tc>
-        <w:tc>
-          <w:tcPr>
-            <w:tcW w:type="dxa" w:w="1247"/>
-          </w:tcPr>
-          <w:p>
-            <w:pPr>
-              <w:jc w:val="right"/>
-            </w:pPr>
-            <w:r/>
-            <w:r>
-              <w:rPr>
-                <w:b/>
-                <w:sz w:val="19"/>
-              </w:rPr>
-              <w:t>83 333</w:t>
-            </w:r>
-          </w:p>
-        </w:tc>
-        <w:tc>
-          <w:tcPr>
-            <w:tcW w:type="dxa" w:w="1361"/>
-          </w:tcPr>
-          <w:p>
-            <w:pPr>
-              <w:jc w:val="right"/>
-            </w:pPr>
-            <w:r/>
-            <w:r>
-              <w:rPr>
-                <w:b/>
-                <w:sz w:val="19"/>
-              </w:rPr>
-              <w:t>100 000</w:t>
-            </w:r>
-          </w:p>
-        </w:tc>
-      </w:tr>
-      <w:tr>
-        <w:tc>
-          <w:tcPr>
-            <w:tcW w:type="dxa" w:w="6236"/>
-          </w:tcPr>
-          <w:p>
-            <w:r/>
-            <w:r>
-              <w:rPr>
-                <w:sz w:val="19"/>
-              </w:rPr>
-              <w:t xml:space="preserve">  Forage / sondage / tubage</w:t>
-            </w:r>
-          </w:p>
-        </w:tc>
-        <w:tc>
-          <w:tcPr>
-            <w:tcW w:type="dxa" w:w="113"/>
-          </w:tcPr>
-          <w:p>
-            <w:pPr>
-              <w:jc w:val="right"/>
-            </w:pPr>
-            <w:r/>
-            <w:r>
-              <w:rPr>
-                <w:sz w:val="19"/>
-              </w:rPr>
-            </w:r>
-          </w:p>
-        </w:tc>
-        <w:tc>
-          <w:tcPr>
-            <w:tcW w:type="dxa" w:w="1247"/>
-          </w:tcPr>
-          <w:p>
-            <w:pPr>
-              <w:jc w:val="right"/>
-            </w:pPr>
-            <w:r/>
-            <w:r>
-              <w:rPr>
-                <w:sz w:val="19"/>
-              </w:rPr>
-            </w:r>
-          </w:p>
-        </w:tc>
-        <w:tc>
-          <w:tcPr>
-            <w:tcW w:type="dxa" w:w="1361"/>
-          </w:tcPr>
-          <w:p>
-            <w:pPr>
-              <w:jc w:val="right"/>
-            </w:pPr>
-            <w:r/>
-            <w:r>
-              <w:rPr>
-                <w:sz w:val="19"/>
-              </w:rPr>
-            </w:r>
-          </w:p>
-        </w:tc>
-      </w:tr>
-      <w:tr>
-        <w:tc>
-          <w:tcPr>
-            <w:tcW w:type="dxa" w:w="6236"/>
-          </w:tcPr>
-          <w:p>
-            <w:r/>
-            <w:r>
-              <w:rPr>
-                <w:sz w:val="19"/>
-              </w:rPr>
-              <w:t xml:space="preserve">  Réservoir / bâche à eau + raccordements</w:t>
-            </w:r>
-          </w:p>
-        </w:tc>
-        <w:tc>
-          <w:tcPr>
-            <w:tcW w:type="dxa" w:w="113"/>
-          </w:tcPr>
-          <w:p>
-            <w:pPr>
-              <w:jc w:val="right"/>
-            </w:pPr>
-            <w:r/>
-            <w:r>
-              <w:rPr>
-                <w:sz w:val="19"/>
-              </w:rPr>
-            </w:r>
-          </w:p>
-        </w:tc>
-        <w:tc>
-          <w:tcPr>
-            <w:tcW w:type="dxa" w:w="1247"/>
-          </w:tcPr>
-          <w:p>
-            <w:pPr>
-              <w:jc w:val="right"/>
-            </w:pPr>
-            <w:r/>
-            <w:r>
-              <w:rPr>
-                <w:sz w:val="19"/>
-              </w:rPr>
-            </w:r>
-          </w:p>
-        </w:tc>
-        <w:tc>
-          <w:tcPr>
-            <w:tcW w:type="dxa" w:w="1361"/>
-          </w:tcPr>
-          <w:p>
-            <w:pPr>
-              <w:jc w:val="right"/>
-            </w:pPr>
-            <w:r/>
-            <w:r>
-              <w:rPr>
-                <w:sz w:val="19"/>
-              </w:rPr>
-            </w:r>
-          </w:p>
-        </w:tc>
-      </w:tr>
-      <w:tr>
-        <w:tc>
-          <w:tcPr>
-            <w:tcW w:type="dxa" w:w="6236"/>
-          </w:tcPr>
-          <w:p>
-            <w:r/>
-            <w:r>
-              <w:rPr>
-                <w:sz w:val="19"/>
-              </w:rPr>
-              <w:t xml:space="preserve">  Réseau de distribution / irrigation</w:t>
-            </w:r>
-          </w:p>
-        </w:tc>
-        <w:tc>
-          <w:tcPr>
-            <w:tcW w:type="dxa" w:w="113"/>
-          </w:tcPr>
-          <w:p>
-            <w:pPr>
-              <w:jc w:val="right"/>
-            </w:pPr>
-            <w:r/>
-            <w:r>
-              <w:rPr>
-                <w:sz w:val="19"/>
-              </w:rPr>
-            </w:r>
-          </w:p>
-        </w:tc>
-        <w:tc>
-          <w:tcPr>
-            <w:tcW w:type="dxa" w:w="1247"/>
-          </w:tcPr>
-          <w:p>
-            <w:pPr>
-              <w:jc w:val="right"/>
-            </w:pPr>
-            <w:r/>
-            <w:r>
-              <w:rPr>
-                <w:sz w:val="19"/>
-              </w:rPr>
-            </w:r>
-          </w:p>
-        </w:tc>
-        <w:tc>
-          <w:tcPr>
-            <w:tcW w:type="dxa" w:w="1361"/>
-          </w:tcPr>
-          <w:p>
-            <w:pPr>
-              <w:jc w:val="right"/>
-            </w:pPr>
-            <w:r/>
-            <w:r>
-              <w:rPr>
-                <w:sz w:val="19"/>
-              </w:rPr>
-            </w:r>
-          </w:p>
-        </w:tc>
-      </w:tr>
-      <w:tr>
-        <w:tc>
-          <w:tcPr>
-            <w:tcW w:type="dxa" w:w="6236"/>
-          </w:tcPr>
-          <w:p>
-            <w:r/>
-            <w:r>
-              <w:rPr>
-                <w:b/>
-                <w:sz w:val="19"/>
-              </w:rPr>
-              <w:t>LOT 4 — Réseaux, électricité extérieure &amp; paysager (communs)</w:t>
-            </w:r>
-          </w:p>
-        </w:tc>
-        <w:tc>
-          <w:tcPr>
-            <w:tcW w:type="dxa" w:w="113"/>
-          </w:tcPr>
-          <w:p>
-            <w:pPr>
-              <w:jc w:val="right"/>
-            </w:pPr>
-            <w:r/>
-            <w:r>
-              <w:rPr>
-                <w:b/>
-                <w:sz w:val="19"/>
-              </w:rPr>
-            </w:r>
-          </w:p>
-        </w:tc>
-        <w:tc>
-          <w:tcPr>
-            <w:tcW w:type="dxa" w:w="1247"/>
-          </w:tcPr>
-          <w:p>
-            <w:pPr>
-              <w:jc w:val="right"/>
-            </w:pPr>
-            <w:r/>
-            <w:r>
-              <w:rPr>
-                <w:b/>
-                <w:sz w:val="19"/>
-              </w:rPr>
-              <w:t>41 667</w:t>
-            </w:r>
-          </w:p>
-        </w:tc>
-        <w:tc>
-          <w:tcPr>
-            <w:tcW w:type="dxa" w:w="1361"/>
-          </w:tcPr>
-          <w:p>
-            <w:pPr>
-              <w:jc w:val="right"/>
-            </w:pPr>
-            <w:r/>
-            <w:r>
-              <w:rPr>
-                <w:b/>
-                <w:sz w:val="19"/>
-              </w:rPr>
-              <w:t>50 000</w:t>
-            </w:r>
-          </w:p>
-        </w:tc>
-      </w:tr>
-      <w:tr>
-        <w:tc>
-          <w:tcPr>
-            <w:tcW w:type="dxa" w:w="6236"/>
-          </w:tcPr>
-          <w:p>
-            <w:r/>
-            <w:r>
-              <w:rPr>
-                <w:sz w:val="19"/>
-              </w:rPr>
-              <w:t xml:space="preserve">  Réseau électrique enterré + tableau + éclairage extérieur</w:t>
-            </w:r>
-          </w:p>
-        </w:tc>
-        <w:tc>
-          <w:tcPr>
-            <w:tcW w:type="dxa" w:w="113"/>
-          </w:tcPr>
-          <w:p>
-            <w:pPr>
-              <w:jc w:val="right"/>
-            </w:pPr>
-            <w:r/>
-            <w:r>
-              <w:rPr>
-                <w:sz w:val="19"/>
-              </w:rPr>
-            </w:r>
-          </w:p>
-        </w:tc>
-        <w:tc>
-          <w:tcPr>
-            <w:tcW w:type="dxa" w:w="1247"/>
-          </w:tcPr>
-          <w:p>
-            <w:pPr>
-              <w:jc w:val="right"/>
-            </w:pPr>
-            <w:r/>
-            <w:r>
-              <w:rPr>
-                <w:sz w:val="19"/>
-              </w:rPr>
-            </w:r>
-          </w:p>
-        </w:tc>
-        <w:tc>
-          <w:tcPr>
-            <w:tcW w:type="dxa" w:w="1361"/>
-          </w:tcPr>
-          <w:p>
-            <w:pPr>
-              <w:jc w:val="right"/>
-            </w:pPr>
-            <w:r/>
-            <w:r>
-              <w:rPr>
-                <w:sz w:val="19"/>
-              </w:rPr>
-            </w:r>
-          </w:p>
-        </w:tc>
-      </w:tr>
-      <w:tr>
-        <w:tc>
-          <w:tcPr>
-            <w:tcW w:type="dxa" w:w="6236"/>
-          </w:tcPr>
-          <w:p>
-            <w:r/>
-            <w:r>
-              <w:rPr>
-                <w:sz w:val="19"/>
-              </w:rPr>
-              <w:t xml:space="preserve">  Réseau d'eau / assainissement, plantations &amp; zones ombragées</w:t>
-            </w:r>
-          </w:p>
-        </w:tc>
-        <w:tc>
-          <w:tcPr>
-            <w:tcW w:type="dxa" w:w="113"/>
-          </w:tcPr>
-          <w:p>
-            <w:pPr>
-              <w:jc w:val="right"/>
-            </w:pPr>
-            <w:r/>
-            <w:r>
-              <w:rPr>
-                <w:sz w:val="19"/>
-              </w:rPr>
-            </w:r>
-          </w:p>
-        </w:tc>
-        <w:tc>
-          <w:tcPr>
-            <w:tcW w:type="dxa" w:w="1247"/>
-          </w:tcPr>
-          <w:p>
-            <w:pPr>
-              <w:jc w:val="right"/>
-            </w:pPr>
-            <w:r/>
-            <w:r>
-              <w:rPr>
-                <w:sz w:val="19"/>
-              </w:rPr>
-            </w:r>
-          </w:p>
-        </w:tc>
-        <w:tc>
-          <w:tcPr>
-            <w:tcW w:type="dxa" w:w="1361"/>
-          </w:tcPr>
-          <w:p>
-            <w:pPr>
-              <w:jc w:val="right"/>
-            </w:pPr>
-            <w:r/>
-            <w:r>
-              <w:rPr>
-                <w:sz w:val="19"/>
-              </w:rPr>
-            </w:r>
-          </w:p>
-        </w:tc>
-      </w:tr>
-      <w:tr>
-        <w:tc>
-          <w:tcPr>
-            <w:tcW w:type="dxa" w:w="6236"/>
-          </w:tcPr>
-          <w:p>
-            <w:r/>
-            <w:r>
-              <w:rPr>
-                <w:b/>
-                <w:sz w:val="19"/>
-              </w:rPr>
-              <w:t>LOT 5 — Voirie, allées, parking, clôtures, signalétique</w:t>
-            </w:r>
-          </w:p>
-        </w:tc>
-        <w:tc>
-          <w:tcPr>
-            <w:tcW w:type="dxa" w:w="113"/>
-          </w:tcPr>
-          <w:p>
-            <w:pPr>
-              <w:jc w:val="right"/>
-            </w:pPr>
-            <w:r/>
-            <w:r>
-              <w:rPr>
-                <w:b/>
-                <w:sz w:val="19"/>
-              </w:rPr>
-            </w:r>
-          </w:p>
-        </w:tc>
-        <w:tc>
-          <w:tcPr>
-            <w:tcW w:type="dxa" w:w="1247"/>
-          </w:tcPr>
-          <w:p>
-            <w:pPr>
-              <w:jc w:val="right"/>
-            </w:pPr>
-            <w:r/>
-            <w:r>
-              <w:rPr>
-                <w:b/>
-                <w:sz w:val="19"/>
-              </w:rPr>
-              <w:t>50 000</w:t>
-            </w:r>
-          </w:p>
-        </w:tc>
-        <w:tc>
-          <w:tcPr>
-            <w:tcW w:type="dxa" w:w="1361"/>
-          </w:tcPr>
-          <w:p>
-            <w:pPr>
-              <w:jc w:val="right"/>
-            </w:pPr>
-            <w:r/>
-            <w:r>
-              <w:rPr>
-                <w:b/>
-                <w:sz w:val="19"/>
-              </w:rPr>
-              <w:t>60 000</w:t>
-            </w:r>
-          </w:p>
-        </w:tc>
-      </w:tr>
-      <w:tr>
-        <w:tc>
-          <w:tcPr>
-            <w:tcW w:type="dxa" w:w="6236"/>
-          </w:tcPr>
-          <w:p>
-            <w:r/>
-            <w:r>
-              <w:rPr>
-                <w:sz w:val="19"/>
-              </w:rPr>
-              <w:t xml:space="preserve">  Allées piétonnes, parking stabilisé</w:t>
-            </w:r>
-          </w:p>
-        </w:tc>
-        <w:tc>
-          <w:tcPr>
-            <w:tcW w:type="dxa" w:w="113"/>
-          </w:tcPr>
-          <w:p>
-            <w:pPr>
-              <w:jc w:val="right"/>
-            </w:pPr>
-            <w:r/>
-            <w:r>
-              <w:rPr>
-                <w:sz w:val="19"/>
-              </w:rPr>
-            </w:r>
-          </w:p>
-        </w:tc>
-        <w:tc>
-          <w:tcPr>
-            <w:tcW w:type="dxa" w:w="1247"/>
-          </w:tcPr>
-          <w:p>
-            <w:pPr>
-              <w:jc w:val="right"/>
-            </w:pPr>
-            <w:r/>
-            <w:r>
-              <w:rPr>
-                <w:sz w:val="19"/>
-              </w:rPr>
-            </w:r>
-          </w:p>
-        </w:tc>
-        <w:tc>
-          <w:tcPr>
-            <w:tcW w:type="dxa" w:w="1361"/>
-          </w:tcPr>
-          <w:p>
-            <w:pPr>
-              <w:jc w:val="right"/>
-            </w:pPr>
-            <w:r/>
-            <w:r>
-              <w:rPr>
-                <w:sz w:val="19"/>
-              </w:rPr>
-            </w:r>
-          </w:p>
-        </w:tc>
-      </w:tr>
-      <w:tr>
-        <w:tc>
-          <w:tcPr>
-            <w:tcW w:type="dxa" w:w="6236"/>
-          </w:tcPr>
-          <w:p>
-            <w:r/>
-            <w:r>
-              <w:rPr>
-                <w:sz w:val="19"/>
-              </w:rPr>
-              <w:t xml:space="preserve">  Clôture périmétrique + portail + signalétique</w:t>
-            </w:r>
-          </w:p>
-        </w:tc>
-        <w:tc>
-          <w:tcPr>
-            <w:tcW w:type="dxa" w:w="113"/>
-          </w:tcPr>
-          <w:p>
-            <w:pPr>
-              <w:jc w:val="right"/>
-            </w:pPr>
-            <w:r/>
-            <w:r>
-              <w:rPr>
-                <w:sz w:val="19"/>
-              </w:rPr>
-            </w:r>
-          </w:p>
-        </w:tc>
-        <w:tc>
-          <w:tcPr>
-            <w:tcW w:type="dxa" w:w="1247"/>
-          </w:tcPr>
-          <w:p>
-            <w:pPr>
-              <w:jc w:val="right"/>
-            </w:pPr>
-            <w:r/>
-            <w:r>
-              <w:rPr>
-                <w:sz w:val="19"/>
-              </w:rPr>
-            </w:r>
-          </w:p>
-        </w:tc>
-        <w:tc>
-          <w:tcPr>
-            <w:tcW w:type="dxa" w:w="1361"/>
-          </w:tcPr>
-          <w:p>
-            <w:pPr>
-              <w:jc w:val="right"/>
-            </w:pPr>
-            <w:r/>
-            <w:r>
-              <w:rPr>
-                <w:sz w:val="19"/>
-              </w:rPr>
-            </w:r>
-          </w:p>
-        </w:tc>
-      </w:tr>
-      <w:tr>
-        <w:tc>
-          <w:tcPr>
-            <w:tcW w:type="dxa" w:w="6236"/>
-          </w:tcPr>
-          <w:p>
-            <w:r/>
-            <w:r>
-              <w:rPr>
-                <w:b/>
-                <w:sz w:val="19"/>
-              </w:rPr>
-              <w:t>LOT 6 — Espace « du jardin à l'assiette »</w:t>
-            </w:r>
-          </w:p>
-        </w:tc>
-        <w:tc>
-          <w:tcPr>
-            <w:tcW w:type="dxa" w:w="113"/>
-          </w:tcPr>
-          <w:p>
-            <w:pPr>
-              <w:jc w:val="right"/>
-            </w:pPr>
-            <w:r/>
-            <w:r>
-              <w:rPr>
-                <w:b/>
-                <w:sz w:val="19"/>
-              </w:rPr>
-            </w:r>
-          </w:p>
-        </w:tc>
-        <w:tc>
-          <w:tcPr>
-            <w:tcW w:type="dxa" w:w="1247"/>
-          </w:tcPr>
-          <w:p>
-            <w:pPr>
-              <w:jc w:val="right"/>
-            </w:pPr>
-            <w:r/>
-            <w:r>
-              <w:rPr>
-                <w:b/>
-                <w:sz w:val="19"/>
-              </w:rPr>
-              <w:t>25 000</w:t>
-            </w:r>
-          </w:p>
-        </w:tc>
-        <w:tc>
-          <w:tcPr>
-            <w:tcW w:type="dxa" w:w="1361"/>
-          </w:tcPr>
-          <w:p>
-            <w:pPr>
-              <w:jc w:val="right"/>
-            </w:pPr>
-            <w:r/>
-            <w:r>
-              <w:rPr>
-                <w:b/>
-                <w:sz w:val="19"/>
-              </w:rPr>
-              <w:t>30 000</w:t>
-            </w:r>
-          </w:p>
-        </w:tc>
-      </w:tr>
-      <w:tr>
-        <w:tc>
-          <w:tcPr>
-            <w:tcW w:type="dxa" w:w="6236"/>
-          </w:tcPr>
-          <w:p>
-            <w:r/>
-            <w:r>
-              <w:rPr>
-                <w:sz w:val="19"/>
-              </w:rPr>
-              <w:t xml:space="preserve">  Bacs potagers, irrigation, pergola / zone atelier extérieure</w:t>
-            </w:r>
-          </w:p>
-        </w:tc>
-        <w:tc>
-          <w:tcPr>
-            <w:tcW w:type="dxa" w:w="113"/>
-          </w:tcPr>
-          <w:p>
-            <w:pPr>
-              <w:jc w:val="right"/>
-            </w:pPr>
-            <w:r/>
-            <w:r>
-              <w:rPr>
-                <w:sz w:val="19"/>
-              </w:rPr>
-            </w:r>
-          </w:p>
-        </w:tc>
-        <w:tc>
-          <w:tcPr>
-            <w:tcW w:type="dxa" w:w="1247"/>
-          </w:tcPr>
-          <w:p>
-            <w:pPr>
-              <w:jc w:val="right"/>
-            </w:pPr>
-            <w:r/>
-            <w:r>
-              <w:rPr>
-                <w:sz w:val="19"/>
-              </w:rPr>
-            </w:r>
-          </w:p>
-        </w:tc>
-        <w:tc>
-          <w:tcPr>
-            <w:tcW w:type="dxa" w:w="1361"/>
-          </w:tcPr>
-          <w:p>
-            <w:pPr>
-              <w:jc w:val="right"/>
-            </w:pPr>
-            <w:r/>
-            <w:r>
-              <w:rPr>
-                <w:sz w:val="19"/>
-              </w:rPr>
-            </w:r>
-          </w:p>
-        </w:tc>
-      </w:tr>
-      <w:tr>
-        <w:tc>
-          <w:tcPr>
-            <w:tcW w:type="dxa" w:w="6236"/>
-          </w:tcPr>
-          <w:p>
-            <w:r/>
-            <w:r>
-              <w:rPr>
-                <w:b/>
-                <w:sz w:val="19"/>
-              </w:rPr>
-              <w:t>TOTAL TRAVAUX CONSTRUCTION &amp; AMÉNAGEMENT</w:t>
-            </w:r>
-          </w:p>
-        </w:tc>
-        <w:tc>
-          <w:tcPr>
-            <w:tcW w:type="dxa" w:w="113"/>
-          </w:tcPr>
-          <w:p>
-            <w:pPr>
-              <w:jc w:val="right"/>
-            </w:pPr>
-            <w:r/>
-            <w:r>
-              <w:rPr>
-                <w:b/>
-                <w:sz w:val="19"/>
-              </w:rPr>
-            </w:r>
-          </w:p>
-        </w:tc>
-        <w:tc>
-          <w:tcPr>
-            <w:tcW w:type="dxa" w:w="1247"/>
-          </w:tcPr>
-          <w:p>
-            <w:pPr>
-              <w:jc w:val="right"/>
-            </w:pPr>
-            <w:r/>
-            <w:r>
-              <w:rPr>
-                <w:b/>
-                <w:sz w:val="19"/>
-              </w:rPr>
-              <w:t>291 667</w:t>
-            </w:r>
-          </w:p>
-        </w:tc>
-        <w:tc>
-          <w:tcPr>
-            <w:tcW w:type="dxa" w:w="1361"/>
-          </w:tcPr>
-          <w:p>
-            <w:pPr>
-              <w:jc w:val="right"/>
-            </w:pPr>
-            <w:r/>
-            <w:r>
-              <w:rPr>
-                <w:b/>
-                <w:sz w:val="19"/>
-              </w:rPr>
-              <w:t>350 000</w:t>
+              <w:t>625</w:t>
             </w:r>
           </w:p>
         </w:tc>
@@ -3994,20 +3001,20 @@
     </w:tbl>
     <w:p>
       <w:pPr>
-        <w:spacing w:after="80"/>
+        <w:spacing w:after="60"/>
       </w:pPr>
       <w:r>
         <w:rPr>
           <w:b w:val="0"/>
           <w:color w:val="555555"/>
-          <w:sz w:val="19"/>
+          <w:sz w:val="18"/>
         </w:rPr>
-        <w:t>Tous les travaux : état NEUF, facture au nom de DA21 SARL AU, règlement par le compte bancaire de la société. Devis détaillé par lot demandé, daté/signé/cacheté.</w:t>
+        <w:t>CA revu pour 15 vélos (capacité e-bike +25 %, mêmes prix et même taux d'occupation). Démarrage juin 2027.</w:t>
       </w:r>
     </w:p>
     <w:sectPr>
       <w:pgSz w:w="12240" w:h="15840"/>
-      <w:pgMar w:top="1440" w:right="1800" w:bottom="1440" w:left="1800" w:header="720" w:footer="720" w:gutter="0"/>
+      <w:pgMar w:top="794" w:right="850" w:bottom="794" w:left="850" w:header="720" w:footer="720" w:gutter="0"/>
       <w:cols w:space="720"/>
       <w:docGrid w:linePitch="360"/>
     </w:sectPr>
